--- a/Основы постр защищ КС/ЛР/ЛР 5/Лабораторная работа № 5.docx
+++ b/Основы постр защищ КС/ЛР/ЛР 5/Лабораторная работа № 5.docx
@@ -377,10 +377,6 @@
         <w:pStyle w:val="a3"/>
         <w:spacing w:before="4"/>
         <w:ind w:left="0" w:right="566"/>
-        <w:rPr>
-          <w:sz w:val="32"/>
-          <w:szCs w:val="32"/>
-        </w:rPr>
       </w:pPr>
     </w:p>
     <w:p>
@@ -389,8 +385,7 @@
         <w:jc w:val="center"/>
         <w:rPr>
           <w:bCs/>
-          <w:sz w:val="32"/>
-          <w:szCs w:val="32"/>
+          <w:szCs w:val="28"/>
           <w:u w:val="single"/>
         </w:rPr>
       </w:pPr>
@@ -398,8 +393,7 @@
         <w:rPr>
           <w:b/>
           <w:bCs/>
-          <w:sz w:val="32"/>
-          <w:szCs w:val="32"/>
+          <w:szCs w:val="28"/>
         </w:rPr>
         <w:t>Лабораторная</w:t>
       </w:r>
@@ -408,17 +402,15 @@
           <w:b/>
           <w:bCs/>
           <w:spacing w:val="-5"/>
-          <w:sz w:val="32"/>
-          <w:szCs w:val="32"/>
-        </w:rPr>
-        <w:t xml:space="preserve"> </w:t>
-      </w:r>
-      <w:r>
-        <w:rPr>
-          <w:b/>
-          <w:bCs/>
-          <w:sz w:val="32"/>
-          <w:szCs w:val="32"/>
+          <w:szCs w:val="28"/>
+        </w:rPr>
+        <w:t xml:space="preserve"> </w:t>
+      </w:r>
+      <w:r>
+        <w:rPr>
+          <w:b/>
+          <w:bCs/>
+          <w:szCs w:val="28"/>
         </w:rPr>
         <w:t>работа</w:t>
       </w:r>
@@ -427,17 +419,15 @@
           <w:b/>
           <w:bCs/>
           <w:spacing w:val="-6"/>
-          <w:sz w:val="32"/>
-          <w:szCs w:val="32"/>
-        </w:rPr>
-        <w:t xml:space="preserve"> </w:t>
-      </w:r>
-      <w:r>
-        <w:rPr>
-          <w:b/>
-          <w:bCs/>
-          <w:sz w:val="32"/>
-          <w:szCs w:val="32"/>
+          <w:szCs w:val="28"/>
+        </w:rPr>
+        <w:t xml:space="preserve"> </w:t>
+      </w:r>
+      <w:r>
+        <w:rPr>
+          <w:b/>
+          <w:bCs/>
+          <w:szCs w:val="28"/>
         </w:rPr>
         <w:t>№</w:t>
       </w:r>
@@ -445,18 +435,15 @@
         <w:rPr>
           <w:b/>
           <w:bCs/>
-          <w:sz w:val="32"/>
-          <w:szCs w:val="32"/>
-        </w:rPr>
-        <w:t xml:space="preserve"> </w:t>
-      </w:r>
-      <w:r>
-        <w:rPr>
-          <w:b/>
-          <w:bCs/>
-          <w:sz w:val="32"/>
-          <w:szCs w:val="32"/>
-          <w:lang w:val="en-US"/>
+          <w:szCs w:val="28"/>
+        </w:rPr>
+        <w:t xml:space="preserve"> </w:t>
+      </w:r>
+      <w:r>
+        <w:rPr>
+          <w:b/>
+          <w:bCs/>
+          <w:szCs w:val="28"/>
         </w:rPr>
         <w:t>5</w:t>
       </w:r>
@@ -464,8 +451,7 @@
         <w:rPr>
           <w:bCs/>
           <w:spacing w:val="2"/>
-          <w:sz w:val="32"/>
-          <w:szCs w:val="32"/>
+          <w:szCs w:val="28"/>
           <w:u w:val="single"/>
         </w:rPr>
         <w:t xml:space="preserve"> </w:t>
@@ -475,8 +461,7 @@
           <w:b/>
           <w:bCs/>
           <w:spacing w:val="2"/>
-          <w:sz w:val="32"/>
-          <w:szCs w:val="32"/>
+          <w:szCs w:val="28"/>
           <w:u w:val="single"/>
         </w:rPr>
         <w:t xml:space="preserve"> </w:t>
@@ -494,63 +479,96 @@
         </w:tabs>
         <w:ind w:right="306" w:firstLine="0"/>
         <w:jc w:val="center"/>
-        <w:rPr>
-          <w:sz w:val="32"/>
-          <w:szCs w:val="32"/>
-        </w:rPr>
-      </w:pPr>
-      <w:r>
-        <w:rPr>
-          <w:sz w:val="32"/>
-          <w:szCs w:val="32"/>
-        </w:rPr>
+      </w:pPr>
+      <w:r>
         <w:t>на тему</w:t>
       </w:r>
       <w:r>
         <w:rPr>
           <w:spacing w:val="-4"/>
-          <w:sz w:val="32"/>
-          <w:szCs w:val="32"/>
-        </w:rPr>
-        <w:t xml:space="preserve"> </w:t>
-      </w:r>
-      <w:r>
-        <w:rPr>
-          <w:sz w:val="32"/>
-          <w:szCs w:val="32"/>
-        </w:rPr>
+        </w:rPr>
+        <w:t xml:space="preserve"> </w:t>
+      </w:r>
+      <w:r>
         <w:t>«</w:t>
       </w:r>
       <w:r>
-        <w:rPr>
-          <w:sz w:val="32"/>
-          <w:szCs w:val="32"/>
-        </w:rPr>
         <w:t xml:space="preserve">Настройка VPN по средствам </w:t>
       </w:r>
       <w:proofErr w:type="spellStart"/>
       <w:r>
-        <w:rPr>
-          <w:sz w:val="32"/>
-          <w:szCs w:val="32"/>
-        </w:rPr>
         <w:t>IPsec</w:t>
       </w:r>
       <w:proofErr w:type="spellEnd"/>
       <w:r>
-        <w:rPr>
-          <w:sz w:val="32"/>
-          <w:szCs w:val="32"/>
-        </w:rPr>
         <w:t xml:space="preserve"> протокола</w:t>
       </w:r>
       <w:r>
-        <w:rPr>
-          <w:sz w:val="32"/>
-          <w:szCs w:val="32"/>
-        </w:rPr>
         <w:t>»</w:t>
       </w:r>
+    </w:p>
+    <w:p>
+      <w:pPr>
+        <w:pStyle w:val="a3"/>
+        <w:ind w:left="0" w:right="566"/>
+        <w:rPr>
+          <w:sz w:val="30"/>
+        </w:rPr>
+      </w:pPr>
+    </w:p>
+    <w:p>
+      <w:pPr>
+        <w:pStyle w:val="a3"/>
+        <w:ind w:left="0" w:right="566"/>
+        <w:rPr>
+          <w:sz w:val="30"/>
+        </w:rPr>
+      </w:pPr>
+    </w:p>
+    <w:p>
+      <w:pPr>
+        <w:pStyle w:val="a3"/>
+        <w:ind w:left="0" w:right="566"/>
+        <w:rPr>
+          <w:sz w:val="30"/>
+        </w:rPr>
+      </w:pPr>
+    </w:p>
+    <w:p>
+      <w:pPr>
+        <w:pStyle w:val="a3"/>
+        <w:ind w:left="0" w:right="566"/>
+        <w:rPr>
+          <w:sz w:val="30"/>
+        </w:rPr>
+      </w:pPr>
+    </w:p>
+    <w:p>
+      <w:pPr>
+        <w:pStyle w:val="a3"/>
+        <w:ind w:left="0" w:right="566"/>
+        <w:rPr>
+          <w:sz w:val="30"/>
+        </w:rPr>
+      </w:pPr>
+    </w:p>
+    <w:p>
+      <w:pPr>
+        <w:pStyle w:val="a3"/>
+        <w:ind w:left="0" w:right="566"/>
+        <w:rPr>
+          <w:sz w:val="30"/>
+        </w:rPr>
+      </w:pPr>
+    </w:p>
+    <w:p>
+      <w:pPr>
+        <w:pStyle w:val="a3"/>
+        <w:ind w:left="0" w:right="566"/>
+        <w:rPr>
+          <w:sz w:val="30"/>
+        </w:rPr>
+      </w:pPr>
     </w:p>
     <w:p>
       <w:pPr>
@@ -643,7 +661,7 @@
               <w:rPr>
                 <w:szCs w:val="24"/>
               </w:rPr>
-              <w:t>3</w:t>
+              <w:t>2</w:t>
             </w:r>
           </w:p>
           <w:p>
@@ -653,70 +671,20 @@
                 <w:szCs w:val="24"/>
               </w:rPr>
             </w:pPr>
+            <w:r>
+              <w:rPr>
+                <w:szCs w:val="24"/>
+              </w:rPr>
+              <w:t>Ковалец Илья Андреевич</w:t>
+            </w:r>
           </w:p>
-        </w:tc>
-      </w:tr>
-      <w:tr>
-        <w:trPr>
-          <w:trHeight w:val="170"/>
-          <w:jc w:val="right"/>
-        </w:trPr>
-        <w:tc>
-          <w:tcPr>
-            <w:tcW w:w="5103" w:type="dxa"/>
-            <w:tcBorders>
-              <w:top w:val="nil"/>
-              <w:left w:val="nil"/>
-              <w:bottom w:val="single" w:sz="4" w:space="0" w:color="auto"/>
-              <w:right w:val="nil"/>
-            </w:tcBorders>
-            <w:hideMark/>
-          </w:tcPr>
           <w:p>
             <w:pPr>
               <w:ind w:firstLine="0"/>
-              <w:jc w:val="center"/>
               <w:rPr>
                 <w:szCs w:val="24"/>
               </w:rPr>
             </w:pPr>
-            <w:r>
-              <w:rPr>
-                <w:szCs w:val="24"/>
-              </w:rPr>
-              <w:t>Ковалев Данил Петрович</w:t>
-            </w:r>
-          </w:p>
-        </w:tc>
-      </w:tr>
-      <w:tr>
-        <w:trPr>
-          <w:trHeight w:val="422"/>
-          <w:jc w:val="right"/>
-        </w:trPr>
-        <w:tc>
-          <w:tcPr>
-            <w:tcW w:w="5103" w:type="dxa"/>
-            <w:tcBorders>
-              <w:top w:val="single" w:sz="4" w:space="0" w:color="auto"/>
-              <w:left w:val="nil"/>
-              <w:bottom w:val="nil"/>
-              <w:right w:val="nil"/>
-            </w:tcBorders>
-            <w:hideMark/>
-          </w:tcPr>
-          <w:p>
-            <w:pPr>
-              <w:rPr>
-                <w:szCs w:val="24"/>
-              </w:rPr>
-            </w:pPr>
-            <w:r>
-              <w:rPr>
-                <w:szCs w:val="24"/>
-              </w:rPr>
-              <w:t>(Фамилия, имя, отчество)</w:t>
-            </w:r>
           </w:p>
         </w:tc>
       </w:tr>
@@ -769,72 +737,24 @@
               <w:rPr>
                 <w:szCs w:val="24"/>
               </w:rPr>
-              <w:t xml:space="preserve"> </w:t>
+              <w:t>Решетникова Ирина Витальевна</w:t>
             </w:r>
           </w:p>
-        </w:tc>
-      </w:tr>
-      <w:tr>
-        <w:trPr>
-          <w:trHeight w:val="398"/>
-          <w:jc w:val="right"/>
-        </w:trPr>
-        <w:tc>
-          <w:tcPr>
-            <w:tcW w:w="5103" w:type="dxa"/>
-            <w:tcBorders>
-              <w:top w:val="nil"/>
-              <w:left w:val="nil"/>
-              <w:bottom w:val="single" w:sz="4" w:space="0" w:color="auto"/>
-              <w:right w:val="nil"/>
-            </w:tcBorders>
-            <w:hideMark/>
-          </w:tcPr>
           <w:p>
             <w:pPr>
               <w:ind w:firstLine="0"/>
-              <w:jc w:val="center"/>
               <w:rPr>
                 <w:szCs w:val="24"/>
               </w:rPr>
             </w:pPr>
-            <w:r>
-              <w:rPr>
-                <w:szCs w:val="24"/>
-              </w:rPr>
-              <w:t>Решетникова Ирина Витальевна</w:t>
-            </w:r>
           </w:p>
-        </w:tc>
-      </w:tr>
-      <w:tr>
-        <w:trPr>
-          <w:trHeight w:val="336"/>
-          <w:jc w:val="right"/>
-        </w:trPr>
-        <w:tc>
-          <w:tcPr>
-            <w:tcW w:w="5103" w:type="dxa"/>
-            <w:tcBorders>
-              <w:top w:val="single" w:sz="4" w:space="0" w:color="auto"/>
-              <w:left w:val="nil"/>
-              <w:bottom w:val="nil"/>
-              <w:right w:val="nil"/>
-            </w:tcBorders>
-            <w:hideMark/>
-          </w:tcPr>
           <w:p>
             <w:pPr>
+              <w:ind w:firstLine="0"/>
               <w:rPr>
                 <w:szCs w:val="24"/>
               </w:rPr>
             </w:pPr>
-            <w:r>
-              <w:rPr>
-                <w:szCs w:val="24"/>
-              </w:rPr>
-              <w:t>(Фамилия, имя, отчество)</w:t>
-            </w:r>
           </w:p>
         </w:tc>
       </w:tr>
@@ -1025,14 +945,11 @@
         <w:jc w:val="center"/>
       </w:pPr>
       <w:r>
-        <w:rPr>
-          <w:noProof/>
-        </w:rPr>
         <w:drawing>
-          <wp:inline distT="0" distB="0" distL="0" distR="0" wp14:anchorId="0932E8E7" wp14:editId="7A3BF4DC">
-            <wp:extent cx="5400000" cy="3392728"/>
-            <wp:effectExtent l="152400" t="152400" r="353695" b="360680"/>
-            <wp:docPr id="1739706879" name="Рисунок 1"/>
+          <wp:inline distT="0" distB="0" distL="0" distR="0" wp14:anchorId="71544B13" wp14:editId="75FB311A">
+            <wp:extent cx="6287377" cy="2734057"/>
+            <wp:effectExtent l="0" t="0" r="0" b="9525"/>
+            <wp:docPr id="966501927" name="Рисунок 1" descr="Изображение выглядит как диаграмма, линия, карта, текст&#10;&#10;Содержимое, созданное искусственным интеллектом, может быть неверным."/>
             <wp:cNvGraphicFramePr>
               <a:graphicFrameLocks xmlns:a="http://schemas.openxmlformats.org/drawingml/2006/main" noChangeAspect="1"/>
             </wp:cNvGraphicFramePr>
@@ -1040,7 +957,7 @@
               <a:graphicData uri="http://schemas.openxmlformats.org/drawingml/2006/picture">
                 <pic:pic xmlns:pic="http://schemas.openxmlformats.org/drawingml/2006/picture">
                   <pic:nvPicPr>
-                    <pic:cNvPr id="1739706879" name=""/>
+                    <pic:cNvPr id="966501927" name="Рисунок 1" descr="Изображение выглядит как диаграмма, линия, карта, текст&#10;&#10;Содержимое, созданное искусственным интеллектом, может быть неверным."/>
                     <pic:cNvPicPr/>
                   </pic:nvPicPr>
                   <pic:blipFill>
@@ -1052,21 +969,11 @@
                   <pic:spPr>
                     <a:xfrm>
                       <a:off x="0" y="0"/>
-                      <a:ext cx="5400000" cy="3392728"/>
+                      <a:ext cx="6287377" cy="2734057"/>
                     </a:xfrm>
                     <a:prstGeom prst="rect">
                       <a:avLst/>
                     </a:prstGeom>
-                    <a:ln>
-                      <a:noFill/>
-                    </a:ln>
-                    <a:effectLst>
-                      <a:outerShdw blurRad="292100" dist="139700" dir="2700000" algn="tl" rotWithShape="0">
-                        <a:srgbClr val="333333">
-                          <a:alpha val="65000"/>
-                        </a:srgbClr>
-                      </a:outerShdw>
-                    </a:effectLst>
                   </pic:spPr>
                 </pic:pic>
               </a:graphicData>
@@ -1079,31 +986,15 @@
       <w:pPr>
         <w:pStyle w:val="ad"/>
         <w:jc w:val="center"/>
-        <w:rPr>
-          <w:sz w:val="24"/>
-          <w:szCs w:val="16"/>
-        </w:rPr>
-      </w:pPr>
-      <w:r>
-        <w:rPr>
-          <w:sz w:val="24"/>
-          <w:szCs w:val="16"/>
-        </w:rPr>
-        <w:t xml:space="preserve">Рисунок </w:t>
-      </w:r>
-      <w:r>
-        <w:rPr>
-          <w:sz w:val="24"/>
-          <w:szCs w:val="16"/>
-        </w:rPr>
-        <w:t xml:space="preserve">1 </w:t>
-      </w:r>
-      <w:r>
-        <w:rPr>
-          <w:sz w:val="24"/>
-          <w:szCs w:val="16"/>
-        </w:rPr>
-        <w:t>- схема сети</w:t>
+      </w:pPr>
+      <w:r>
+        <w:t xml:space="preserve">Рисунок 1 </w:t>
+      </w:r>
+      <w:r>
+        <w:t>– С</w:t>
+      </w:r>
+      <w:r>
+        <w:t>хема сети</w:t>
       </w:r>
     </w:p>
     <w:p/>
@@ -1226,37 +1117,15 @@
       </w:pPr>
       <w:r>
         <w:rPr>
-          <w:noProof/>
+          <w:b/>
+          <w:bCs/>
         </w:rPr>
         <w:lastRenderedPageBreak/>
         <w:drawing>
-          <wp:anchor distT="0" distB="0" distL="114300" distR="114300" simplePos="0" relativeHeight="251660288" behindDoc="1" locked="0" layoutInCell="1" allowOverlap="1" wp14:anchorId="7979B268" wp14:editId="73FBA875">
-            <wp:simplePos x="0" y="0"/>
-            <wp:positionH relativeFrom="margin">
-              <wp:posOffset>3374390</wp:posOffset>
-            </wp:positionH>
-            <wp:positionV relativeFrom="paragraph">
-              <wp:posOffset>156210</wp:posOffset>
-            </wp:positionV>
-            <wp:extent cx="3251200" cy="3228975"/>
-            <wp:effectExtent l="152400" t="152400" r="368300" b="371475"/>
-            <wp:wrapTight wrapText="bothSides">
-              <wp:wrapPolygon edited="0">
-                <wp:start x="506" y="-1019"/>
-                <wp:lineTo x="-1013" y="-765"/>
-                <wp:lineTo x="-1013" y="22173"/>
-                <wp:lineTo x="1266" y="23703"/>
-                <wp:lineTo x="1266" y="23958"/>
-                <wp:lineTo x="21642" y="23958"/>
-                <wp:lineTo x="21769" y="23703"/>
-                <wp:lineTo x="23794" y="21791"/>
-                <wp:lineTo x="23920" y="1274"/>
-                <wp:lineTo x="22402" y="-637"/>
-                <wp:lineTo x="22275" y="-1019"/>
-                <wp:lineTo x="506" y="-1019"/>
-              </wp:wrapPolygon>
-            </wp:wrapTight>
-            <wp:docPr id="1744963418" name="Рисунок 1"/>
+          <wp:inline distT="0" distB="0" distL="0" distR="0" wp14:anchorId="5CD5FF21" wp14:editId="1EB79923">
+            <wp:extent cx="3400900" cy="2981741"/>
+            <wp:effectExtent l="0" t="0" r="9525" b="9525"/>
+            <wp:docPr id="562928883" name="Рисунок 1"/>
             <wp:cNvGraphicFramePr>
               <a:graphicFrameLocks xmlns:a="http://schemas.openxmlformats.org/drawingml/2006/main" noChangeAspect="1"/>
             </wp:cNvGraphicFramePr>
@@ -1264,17 +1133,11 @@
               <a:graphicData uri="http://schemas.openxmlformats.org/drawingml/2006/picture">
                 <pic:pic xmlns:pic="http://schemas.openxmlformats.org/drawingml/2006/picture">
                   <pic:nvPicPr>
-                    <pic:cNvPr id="1744963418" name=""/>
+                    <pic:cNvPr id="562928883" name=""/>
                     <pic:cNvPicPr/>
                   </pic:nvPicPr>
                   <pic:blipFill>
-                    <a:blip r:embed="rId9">
-                      <a:extLst>
-                        <a:ext uri="{28A0092B-C50C-407E-A947-70E740481C1C}">
-                          <a14:useLocalDpi xmlns:a14="http://schemas.microsoft.com/office/drawing/2010/main" val="0"/>
-                        </a:ext>
-                      </a:extLst>
-                    </a:blip>
+                    <a:blip r:embed="rId9"/>
                     <a:stretch>
                       <a:fillRect/>
                     </a:stretch>
@@ -1282,66 +1145,28 @@
                   <pic:spPr>
                     <a:xfrm>
                       <a:off x="0" y="0"/>
-                      <a:ext cx="3251200" cy="3228975"/>
+                      <a:ext cx="3400900" cy="2981741"/>
                     </a:xfrm>
                     <a:prstGeom prst="rect">
                       <a:avLst/>
                     </a:prstGeom>
-                    <a:ln>
-                      <a:noFill/>
-                    </a:ln>
-                    <a:effectLst>
-                      <a:outerShdw blurRad="292100" dist="139700" dir="2700000" algn="tl" rotWithShape="0">
-                        <a:srgbClr val="333333">
-                          <a:alpha val="65000"/>
-                        </a:srgbClr>
-                      </a:outerShdw>
-                    </a:effectLst>
                   </pic:spPr>
                 </pic:pic>
               </a:graphicData>
             </a:graphic>
-            <wp14:sizeRelH relativeFrom="margin">
-              <wp14:pctWidth>0</wp14:pctWidth>
-            </wp14:sizeRelH>
-            <wp14:sizeRelV relativeFrom="margin">
-              <wp14:pctHeight>0</wp14:pctHeight>
-            </wp14:sizeRelV>
-          </wp:anchor>
+          </wp:inline>
         </w:drawing>
       </w:r>
       <w:r>
         <w:rPr>
-          <w:noProof/>
+          <w:b/>
+          <w:bCs/>
         </w:rPr>
         <w:drawing>
-          <wp:anchor distT="0" distB="0" distL="114300" distR="114300" simplePos="0" relativeHeight="251659264" behindDoc="1" locked="0" layoutInCell="1" allowOverlap="1" wp14:anchorId="08EDF722" wp14:editId="37924435">
-            <wp:simplePos x="0" y="0"/>
-            <wp:positionH relativeFrom="page">
-              <wp:posOffset>485775</wp:posOffset>
-            </wp:positionH>
-            <wp:positionV relativeFrom="paragraph">
-              <wp:posOffset>165735</wp:posOffset>
-            </wp:positionV>
-            <wp:extent cx="3143250" cy="3230880"/>
-            <wp:effectExtent l="152400" t="152400" r="361950" b="369570"/>
-            <wp:wrapTight wrapText="bothSides">
-              <wp:wrapPolygon edited="0">
-                <wp:start x="524" y="-1019"/>
-                <wp:lineTo x="-1047" y="-764"/>
-                <wp:lineTo x="-1047" y="22160"/>
-                <wp:lineTo x="1309" y="23689"/>
-                <wp:lineTo x="1309" y="23943"/>
-                <wp:lineTo x="21600" y="23943"/>
-                <wp:lineTo x="21731" y="23689"/>
-                <wp:lineTo x="23825" y="21778"/>
-                <wp:lineTo x="23956" y="1274"/>
-                <wp:lineTo x="22385" y="-637"/>
-                <wp:lineTo x="22255" y="-1019"/>
-                <wp:lineTo x="524" y="-1019"/>
-              </wp:wrapPolygon>
-            </wp:wrapTight>
-            <wp:docPr id="1143343911" name="Рисунок 1"/>
+          <wp:inline distT="0" distB="0" distL="0" distR="0" wp14:anchorId="6C2BBF2F" wp14:editId="65526E59">
+            <wp:extent cx="2924583" cy="2934109"/>
+            <wp:effectExtent l="0" t="0" r="9525" b="0"/>
+            <wp:docPr id="1253956891" name="Рисунок 1"/>
             <wp:cNvGraphicFramePr>
               <a:graphicFrameLocks xmlns:a="http://schemas.openxmlformats.org/drawingml/2006/main" noChangeAspect="1"/>
             </wp:cNvGraphicFramePr>
@@ -1349,17 +1174,11 @@
               <a:graphicData uri="http://schemas.openxmlformats.org/drawingml/2006/picture">
                 <pic:pic xmlns:pic="http://schemas.openxmlformats.org/drawingml/2006/picture">
                   <pic:nvPicPr>
-                    <pic:cNvPr id="1143343911" name=""/>
+                    <pic:cNvPr id="1253956891" name=""/>
                     <pic:cNvPicPr/>
                   </pic:nvPicPr>
                   <pic:blipFill>
-                    <a:blip r:embed="rId10">
-                      <a:extLst>
-                        <a:ext uri="{28A0092B-C50C-407E-A947-70E740481C1C}">
-                          <a14:useLocalDpi xmlns:a14="http://schemas.microsoft.com/office/drawing/2010/main" val="0"/>
-                        </a:ext>
-                      </a:extLst>
-                    </a:blip>
+                    <a:blip r:embed="rId10"/>
                     <a:stretch>
                       <a:fillRect/>
                     </a:stretch>
@@ -1367,68 +1186,36 @@
                   <pic:spPr>
                     <a:xfrm>
                       <a:off x="0" y="0"/>
-                      <a:ext cx="3143250" cy="3230880"/>
+                      <a:ext cx="2924583" cy="2934109"/>
                     </a:xfrm>
                     <a:prstGeom prst="rect">
                       <a:avLst/>
                     </a:prstGeom>
-                    <a:ln>
-                      <a:noFill/>
-                    </a:ln>
-                    <a:effectLst>
-                      <a:outerShdw blurRad="292100" dist="139700" dir="2700000" algn="tl" rotWithShape="0">
-                        <a:srgbClr val="333333">
-                          <a:alpha val="65000"/>
-                        </a:srgbClr>
-                      </a:outerShdw>
-                    </a:effectLst>
                   </pic:spPr>
                 </pic:pic>
               </a:graphicData>
             </a:graphic>
-            <wp14:sizeRelH relativeFrom="margin">
-              <wp14:pctWidth>0</wp14:pctWidth>
-            </wp14:sizeRelH>
-            <wp14:sizeRelV relativeFrom="margin">
-              <wp14:pctHeight>0</wp14:pctHeight>
-            </wp14:sizeRelV>
-          </wp:anchor>
+          </wp:inline>
         </w:drawing>
       </w:r>
       <w:r>
         <w:rPr>
-          <w:noProof/>
+          <w:b/>
+          <w:bCs/>
         </w:rPr>
         <w:drawing>
-          <wp:anchor distT="0" distB="0" distL="114300" distR="114300" simplePos="0" relativeHeight="251658240" behindDoc="1" locked="0" layoutInCell="1" allowOverlap="1" wp14:anchorId="73317D9E" wp14:editId="13433AF4">
+          <wp:anchor distT="0" distB="0" distL="114300" distR="114300" simplePos="0" relativeHeight="251659264" behindDoc="0" locked="0" layoutInCell="1" allowOverlap="1" wp14:anchorId="3B95A49D" wp14:editId="747939A2">
             <wp:simplePos x="0" y="0"/>
-            <wp:positionH relativeFrom="page">
-              <wp:posOffset>428625</wp:posOffset>
+            <wp:positionH relativeFrom="column">
+              <wp:posOffset>-111760</wp:posOffset>
             </wp:positionH>
             <wp:positionV relativeFrom="paragraph">
-              <wp:posOffset>3794760</wp:posOffset>
+              <wp:posOffset>13335</wp:posOffset>
             </wp:positionV>
-            <wp:extent cx="3240405" cy="3105150"/>
-            <wp:effectExtent l="152400" t="152400" r="360045" b="361950"/>
-            <wp:wrapTight wrapText="bothSides">
-              <wp:wrapPolygon edited="0">
-                <wp:start x="508" y="-1060"/>
-                <wp:lineTo x="-1016" y="-795"/>
-                <wp:lineTo x="-1016" y="20407"/>
-                <wp:lineTo x="-762" y="22660"/>
-                <wp:lineTo x="1143" y="23720"/>
-                <wp:lineTo x="1270" y="23985"/>
-                <wp:lineTo x="21587" y="23985"/>
-                <wp:lineTo x="21714" y="23720"/>
-                <wp:lineTo x="23492" y="22660"/>
-                <wp:lineTo x="23873" y="20407"/>
-                <wp:lineTo x="23873" y="1325"/>
-                <wp:lineTo x="22349" y="-663"/>
-                <wp:lineTo x="22222" y="-1060"/>
-                <wp:lineTo x="508" y="-1060"/>
-              </wp:wrapPolygon>
-            </wp:wrapTight>
-            <wp:docPr id="2114292319" name="Рисунок 1"/>
+            <wp:extent cx="3393440" cy="2333625"/>
+            <wp:effectExtent l="0" t="0" r="0" b="9525"/>
+            <wp:wrapSquare wrapText="bothSides"/>
+            <wp:docPr id="1110395496" name="Рисунок 1" descr="Изображение выглядит как текст, снимок экрана, дисплей, программное обеспечение&#10;&#10;Содержимое, созданное искусственным интеллектом, может быть неверным."/>
             <wp:cNvGraphicFramePr>
               <a:graphicFrameLocks xmlns:a="http://schemas.openxmlformats.org/drawingml/2006/main" noChangeAspect="1"/>
             </wp:cNvGraphicFramePr>
@@ -1436,7 +1223,7 @@
               <a:graphicData uri="http://schemas.openxmlformats.org/drawingml/2006/picture">
                 <pic:pic xmlns:pic="http://schemas.openxmlformats.org/drawingml/2006/picture">
                   <pic:nvPicPr>
-                    <pic:cNvPr id="2114292319" name=""/>
+                    <pic:cNvPr id="1110395496" name="Рисунок 1" descr="Изображение выглядит как текст, снимок экрана, дисплей, программное обеспечение&#10;&#10;Содержимое, созданное искусственным интеллектом, может быть неверным."/>
                     <pic:cNvPicPr/>
                   </pic:nvPicPr>
                   <pic:blipFill>
@@ -1454,65 +1241,36 @@
                   <pic:spPr>
                     <a:xfrm>
                       <a:off x="0" y="0"/>
-                      <a:ext cx="3240405" cy="3105150"/>
+                      <a:ext cx="3393440" cy="2333625"/>
                     </a:xfrm>
                     <a:prstGeom prst="rect">
                       <a:avLst/>
                     </a:prstGeom>
-                    <a:ln>
-                      <a:noFill/>
-                    </a:ln>
-                    <a:effectLst>
-                      <a:outerShdw blurRad="292100" dist="139700" dir="2700000" algn="tl" rotWithShape="0">
-                        <a:srgbClr val="333333">
-                          <a:alpha val="65000"/>
-                        </a:srgbClr>
-                      </a:outerShdw>
-                    </a:effectLst>
                   </pic:spPr>
                 </pic:pic>
               </a:graphicData>
             </a:graphic>
-            <wp14:sizeRelH relativeFrom="margin">
-              <wp14:pctWidth>0</wp14:pctWidth>
-            </wp14:sizeRelH>
-            <wp14:sizeRelV relativeFrom="margin">
-              <wp14:pctHeight>0</wp14:pctHeight>
-            </wp14:sizeRelV>
           </wp:anchor>
         </w:drawing>
       </w:r>
       <w:r>
         <w:rPr>
-          <w:noProof/>
+          <w:b/>
+          <w:bCs/>
         </w:rPr>
         <w:drawing>
-          <wp:anchor distT="0" distB="0" distL="114300" distR="114300" simplePos="0" relativeHeight="251661312" behindDoc="1" locked="0" layoutInCell="1" allowOverlap="1" wp14:anchorId="4D494266" wp14:editId="278D1138">
+          <wp:anchor distT="0" distB="0" distL="114300" distR="114300" simplePos="0" relativeHeight="251658240" behindDoc="0" locked="0" layoutInCell="1" allowOverlap="1" wp14:anchorId="7E43B335" wp14:editId="4F25B861">
             <wp:simplePos x="0" y="0"/>
-            <wp:positionH relativeFrom="margin">
-              <wp:posOffset>3430905</wp:posOffset>
+            <wp:positionH relativeFrom="column">
+              <wp:posOffset>3393440</wp:posOffset>
             </wp:positionH>
             <wp:positionV relativeFrom="paragraph">
-              <wp:posOffset>3728085</wp:posOffset>
+              <wp:posOffset>3810</wp:posOffset>
             </wp:positionV>
-            <wp:extent cx="2943225" cy="3216275"/>
-            <wp:effectExtent l="152400" t="152400" r="371475" b="365125"/>
-            <wp:wrapTight wrapText="bothSides">
-              <wp:wrapPolygon edited="0">
-                <wp:start x="559" y="-1023"/>
-                <wp:lineTo x="-1118" y="-768"/>
-                <wp:lineTo x="-1118" y="22133"/>
-                <wp:lineTo x="1398" y="23924"/>
-                <wp:lineTo x="21670" y="23924"/>
-                <wp:lineTo x="21810" y="23668"/>
-                <wp:lineTo x="24047" y="21877"/>
-                <wp:lineTo x="24186" y="1279"/>
-                <wp:lineTo x="22509" y="-640"/>
-                <wp:lineTo x="22369" y="-1023"/>
-                <wp:lineTo x="559" y="-1023"/>
-              </wp:wrapPolygon>
-            </wp:wrapTight>
-            <wp:docPr id="1120139421" name="Рисунок 1"/>
+            <wp:extent cx="3390900" cy="2333625"/>
+            <wp:effectExtent l="0" t="0" r="0" b="9525"/>
+            <wp:wrapSquare wrapText="bothSides"/>
+            <wp:docPr id="1376623748" name="Рисунок 1" descr="Изображение выглядит как текст, снимок экрана, программное обеспечение, дисплей&#10;&#10;Содержимое, созданное искусственным интеллектом, может быть неверным."/>
             <wp:cNvGraphicFramePr>
               <a:graphicFrameLocks xmlns:a="http://schemas.openxmlformats.org/drawingml/2006/main" noChangeAspect="1"/>
             </wp:cNvGraphicFramePr>
@@ -1520,7 +1278,7 @@
               <a:graphicData uri="http://schemas.openxmlformats.org/drawingml/2006/picture">
                 <pic:pic xmlns:pic="http://schemas.openxmlformats.org/drawingml/2006/picture">
                   <pic:nvPicPr>
-                    <pic:cNvPr id="1120139421" name=""/>
+                    <pic:cNvPr id="1376623748" name="Рисунок 1" descr="Изображение выглядит как текст, снимок экрана, программное обеспечение, дисплей&#10;&#10;Содержимое, созданное искусственным интеллектом, может быть неверным."/>
                     <pic:cNvPicPr/>
                   </pic:nvPicPr>
                   <pic:blipFill>
@@ -1538,31 +1296,15 @@
                   <pic:spPr>
                     <a:xfrm>
                       <a:off x="0" y="0"/>
-                      <a:ext cx="2943225" cy="3216275"/>
+                      <a:ext cx="3390900" cy="2333625"/>
                     </a:xfrm>
                     <a:prstGeom prst="rect">
                       <a:avLst/>
                     </a:prstGeom>
-                    <a:ln>
-                      <a:noFill/>
-                    </a:ln>
-                    <a:effectLst>
-                      <a:outerShdw blurRad="292100" dist="139700" dir="2700000" algn="tl" rotWithShape="0">
-                        <a:srgbClr val="333333">
-                          <a:alpha val="65000"/>
-                        </a:srgbClr>
-                      </a:outerShdw>
-                    </a:effectLst>
                   </pic:spPr>
                 </pic:pic>
               </a:graphicData>
             </a:graphic>
-            <wp14:sizeRelH relativeFrom="margin">
-              <wp14:pctWidth>0</wp14:pctWidth>
-            </wp14:sizeRelH>
-            <wp14:sizeRelV relativeFrom="margin">
-              <wp14:pctHeight>0</wp14:pctHeight>
-            </wp14:sizeRelV>
           </wp:anchor>
         </w:drawing>
       </w:r>
@@ -1571,45 +1313,32 @@
       <w:pPr>
         <w:pStyle w:val="ad"/>
         <w:jc w:val="center"/>
-        <w:rPr>
-          <w:sz w:val="24"/>
-          <w:szCs w:val="16"/>
-        </w:rPr>
-      </w:pPr>
-      <w:r>
-        <w:rPr>
-          <w:sz w:val="24"/>
-          <w:szCs w:val="16"/>
-        </w:rPr>
+      </w:pPr>
+      <w:r>
         <w:t xml:space="preserve">Рисунок </w:t>
       </w:r>
       <w:r>
-        <w:rPr>
-          <w:sz w:val="24"/>
-          <w:szCs w:val="16"/>
-        </w:rPr>
         <w:t>2</w:t>
       </w:r>
       <w:r>
-        <w:rPr>
-          <w:sz w:val="24"/>
-          <w:szCs w:val="16"/>
-        </w:rPr>
-        <w:t xml:space="preserve"> - настройка </w:t>
-      </w:r>
-      <w:r>
-        <w:rPr>
-          <w:sz w:val="24"/>
-          <w:szCs w:val="16"/>
+        <w:t xml:space="preserve"> </w:t>
+      </w:r>
+      <w:r>
+        <w:t>– Н</w:t>
+      </w:r>
+      <w:r>
+        <w:t xml:space="preserve">астройка </w:t>
+      </w:r>
+      <w:r>
+        <w:rPr>
           <w:lang w:val="en-US"/>
         </w:rPr>
         <w:t>IP</w:t>
       </w:r>
       <w:r>
-        <w:rPr>
-          <w:sz w:val="24"/>
-          <w:szCs w:val="16"/>
-        </w:rPr>
+        <w:t xml:space="preserve"> роутеров и</w:t>
+      </w:r>
+      <w:r>
         <w:t xml:space="preserve"> конечных узлов</w:t>
       </w:r>
     </w:p>
@@ -1652,10 +1381,6 @@
     <w:p>
       <w:pPr>
         <w:spacing w:line="360" w:lineRule="auto"/>
-        <w:rPr>
-          <w:b/>
-          <w:bCs/>
-        </w:rPr>
       </w:pPr>
       <w:r>
         <w:t xml:space="preserve">Перейдем теперь к настройке интерфейсы маршрутизатора R0 и R1 соответственно. На рисунке </w:t>
@@ -1677,391 +1402,6 @@
       </w:r>
       <w:r>
         <w:t xml:space="preserve">. </w:t>
-      </w:r>
-    </w:p>
-    <w:p>
-      <w:pPr>
-        <w:spacing w:line="360" w:lineRule="auto"/>
-      </w:pPr>
-      <w:r>
-        <w:lastRenderedPageBreak/>
-        <w:t xml:space="preserve">Напомним, что команда </w:t>
-      </w:r>
-      <w:r>
-        <w:t>“</w:t>
-      </w:r>
-      <w:proofErr w:type="spellStart"/>
-      <w:r>
-        <w:rPr>
-          <w:lang w:val="en-US"/>
-        </w:rPr>
-        <w:t>en</w:t>
-      </w:r>
-      <w:proofErr w:type="spellEnd"/>
-      <w:r>
-        <w:t xml:space="preserve">” </w:t>
-      </w:r>
-      <w:r>
-        <w:t xml:space="preserve">нужна, чтобы перейти из пользовательского режима в привилегированный, данный режим нужен для доступа к командам для просмотра состояния системы и, что самое главное, входа в режим конфигурации. </w:t>
-      </w:r>
-    </w:p>
-    <w:p>
-      <w:pPr>
-        <w:spacing w:line="360" w:lineRule="auto"/>
-      </w:pPr>
-      <w:r>
-        <w:t>“</w:t>
-      </w:r>
-      <w:r>
-        <w:rPr>
-          <w:lang w:val="en-US"/>
-        </w:rPr>
-        <w:t>conf</w:t>
-      </w:r>
-      <w:r>
-        <w:t xml:space="preserve"> </w:t>
-      </w:r>
-      <w:r>
-        <w:rPr>
-          <w:lang w:val="en-US"/>
-        </w:rPr>
-        <w:t>t</w:t>
-      </w:r>
-      <w:r>
-        <w:t xml:space="preserve">” – </w:t>
-      </w:r>
-      <w:r>
-        <w:t xml:space="preserve">это сокращение от </w:t>
-      </w:r>
-      <w:r>
-        <w:t>“</w:t>
-      </w:r>
-      <w:r>
-        <w:rPr>
-          <w:lang w:val="en-US"/>
-        </w:rPr>
-        <w:t>configure</w:t>
-      </w:r>
-      <w:r>
-        <w:t xml:space="preserve"> </w:t>
-      </w:r>
-      <w:proofErr w:type="spellStart"/>
-      <w:r>
-        <w:rPr>
-          <w:lang w:val="en-US"/>
-        </w:rPr>
-        <w:t>termial</w:t>
-      </w:r>
-      <w:proofErr w:type="spellEnd"/>
-      <w:r>
-        <w:t>”</w:t>
-      </w:r>
-      <w:r>
-        <w:t xml:space="preserve">. Данная команда переводит из привилегированного режима </w:t>
-      </w:r>
-      <w:r>
-        <w:rPr>
-          <w:lang w:val="en-US"/>
-        </w:rPr>
-        <w:t>EXEC</w:t>
-      </w:r>
-      <w:r>
-        <w:t xml:space="preserve"> </w:t>
-      </w:r>
-      <w:r>
-        <w:t xml:space="preserve">в режим глобальной конфигурации. Это нужно, потому что в режиме глобальной конфигурации можно вносить изменения в общую конфигурацию устройства (имя, пароли, маршруты) и переходить в режимы конфигурации конкретных интерфейсов. </w:t>
-      </w:r>
-    </w:p>
-    <w:p>
-      <w:pPr>
-        <w:spacing w:line="360" w:lineRule="auto"/>
-      </w:pPr>
-      <w:r>
-        <w:rPr>
-          <w:lang w:val="en-US"/>
-        </w:rPr>
-        <w:t>“</w:t>
-      </w:r>
-      <w:r>
-        <w:rPr>
-          <w:lang w:val="en-US"/>
-        </w:rPr>
-        <w:t>int</w:t>
-      </w:r>
-      <w:r>
-        <w:rPr>
-          <w:lang w:val="en-US"/>
-        </w:rPr>
-        <w:t xml:space="preserve"> </w:t>
-      </w:r>
-      <w:r>
-        <w:rPr>
-          <w:lang w:val="en-US"/>
-        </w:rPr>
-        <w:t>fa</w:t>
-      </w:r>
-      <w:r>
-        <w:rPr>
-          <w:lang w:val="en-US"/>
-        </w:rPr>
-        <w:t xml:space="preserve">0/0” – </w:t>
-      </w:r>
-      <w:r>
-        <w:t>это</w:t>
-      </w:r>
-      <w:r>
-        <w:rPr>
-          <w:lang w:val="en-US"/>
-        </w:rPr>
-        <w:t xml:space="preserve"> </w:t>
-      </w:r>
-      <w:r>
-        <w:t>сокращение</w:t>
-      </w:r>
-      <w:r>
-        <w:rPr>
-          <w:lang w:val="en-US"/>
-        </w:rPr>
-        <w:t xml:space="preserve"> </w:t>
-      </w:r>
-      <w:r>
-        <w:t>от</w:t>
-      </w:r>
-      <w:r>
-        <w:rPr>
-          <w:lang w:val="en-US"/>
-        </w:rPr>
-        <w:t xml:space="preserve"> “</w:t>
-      </w:r>
-      <w:r>
-        <w:rPr>
-          <w:lang w:val="en-US"/>
-        </w:rPr>
-        <w:t>interface</w:t>
-      </w:r>
-      <w:r>
-        <w:rPr>
-          <w:lang w:val="en-US"/>
-        </w:rPr>
-        <w:t xml:space="preserve"> </w:t>
-      </w:r>
-      <w:proofErr w:type="spellStart"/>
-      <w:r>
-        <w:rPr>
-          <w:lang w:val="en-US"/>
-        </w:rPr>
-        <w:t>fastethernet</w:t>
-      </w:r>
-      <w:proofErr w:type="spellEnd"/>
-      <w:r>
-        <w:rPr>
-          <w:lang w:val="en-US"/>
-        </w:rPr>
-        <w:t xml:space="preserve"> 0/0”</w:t>
-      </w:r>
-      <w:r>
-        <w:rPr>
-          <w:lang w:val="en-US"/>
-        </w:rPr>
-        <w:t xml:space="preserve">. </w:t>
-      </w:r>
-      <w:r>
-        <w:t xml:space="preserve">Данная команда переводит роутер в режим конфигурации интерфейса для </w:t>
-      </w:r>
-      <w:r>
-        <w:t>“</w:t>
-      </w:r>
-      <w:proofErr w:type="spellStart"/>
-      <w:r>
-        <w:rPr>
-          <w:lang w:val="en-US"/>
-        </w:rPr>
-        <w:t>fastethernet</w:t>
-      </w:r>
-      <w:proofErr w:type="spellEnd"/>
-      <w:r>
-        <w:t xml:space="preserve"> 0/0”</w:t>
-      </w:r>
-      <w:r>
-        <w:t xml:space="preserve">. </w:t>
-      </w:r>
-    </w:p>
-    <w:p>
-      <w:pPr>
-        <w:spacing w:line="360" w:lineRule="auto"/>
-      </w:pPr>
-      <w:r>
-        <w:t>“</w:t>
-      </w:r>
-      <w:proofErr w:type="spellStart"/>
-      <w:r>
-        <w:rPr>
-          <w:lang w:val="en-US"/>
-        </w:rPr>
-        <w:t>ip</w:t>
-      </w:r>
-      <w:proofErr w:type="spellEnd"/>
-      <w:r>
-        <w:t xml:space="preserve"> </w:t>
-      </w:r>
-      <w:r>
-        <w:rPr>
-          <w:lang w:val="en-US"/>
-        </w:rPr>
-        <w:t>address</w:t>
-      </w:r>
-      <w:r>
-        <w:t xml:space="preserve"> 192.168.1.254 255.255.255.0” – </w:t>
-      </w:r>
-      <w:r>
-        <w:t xml:space="preserve">данная команда назначает интерфейсу </w:t>
-      </w:r>
-      <w:r>
-        <w:t>“</w:t>
-      </w:r>
-      <w:proofErr w:type="spellStart"/>
-      <w:r>
-        <w:rPr>
-          <w:lang w:val="en-US"/>
-        </w:rPr>
-        <w:t>fastethernet</w:t>
-      </w:r>
-      <w:proofErr w:type="spellEnd"/>
-      <w:r>
-        <w:t xml:space="preserve"> 0/0” </w:t>
-      </w:r>
-      <w:r>
-        <w:rPr>
-          <w:lang w:val="en-US"/>
-        </w:rPr>
-        <w:t>IP</w:t>
-      </w:r>
-      <w:r>
-        <w:t>-</w:t>
-      </w:r>
-      <w:r>
-        <w:t xml:space="preserve">адрес </w:t>
-      </w:r>
-      <w:r>
-        <w:t xml:space="preserve">“192.168.1.254” </w:t>
-      </w:r>
-      <w:r>
-        <w:t xml:space="preserve">и маску подсети </w:t>
-      </w:r>
-      <w:r>
-        <w:t>“255.255.255.0” (</w:t>
-      </w:r>
-      <w:r>
-        <w:t xml:space="preserve">эквивалентно нотации </w:t>
-      </w:r>
-      <w:r>
-        <w:t xml:space="preserve">/24 </w:t>
-      </w:r>
-      <w:r>
-        <w:t xml:space="preserve">в нотации </w:t>
-      </w:r>
-      <w:r>
-        <w:rPr>
-          <w:lang w:val="en-US"/>
-        </w:rPr>
-        <w:t>CIDR</w:t>
-      </w:r>
-      <w:r>
-        <w:t>)</w:t>
-      </w:r>
-      <w:r>
-        <w:t xml:space="preserve">. </w:t>
-      </w:r>
-      <w:r>
-        <w:t xml:space="preserve">Напомним, что </w:t>
-      </w:r>
-      <w:r>
-        <w:rPr>
-          <w:lang w:val="en-US"/>
-        </w:rPr>
-        <w:t>IP</w:t>
-      </w:r>
-      <w:r>
-        <w:t xml:space="preserve">-адрес – это уникальный идентификатор интерфейса в сети. Маска подсети определяет какая часть </w:t>
-      </w:r>
-      <w:r>
-        <w:rPr>
-          <w:lang w:val="en-US"/>
-        </w:rPr>
-        <w:t>IP</w:t>
-      </w:r>
-      <w:r>
-        <w:t>-</w:t>
-      </w:r>
-      <w:r>
-        <w:t xml:space="preserve">адреса идентифицирует сеть </w:t>
-      </w:r>
-      <w:r>
-        <w:t>“192.168.1.”</w:t>
-      </w:r>
-      <w:r>
-        <w:t>, а какая – конкретное устройство – (</w:t>
-      </w:r>
-      <w:r>
-        <w:t>.254)</w:t>
-      </w:r>
-      <w:r>
-        <w:t xml:space="preserve">. </w:t>
-      </w:r>
-    </w:p>
-    <w:p>
-      <w:pPr>
-        <w:spacing w:line="360" w:lineRule="auto"/>
-      </w:pPr>
-      <w:r>
-        <w:t>“</w:t>
-      </w:r>
-      <w:r>
-        <w:rPr>
-          <w:lang w:val="en-US"/>
-        </w:rPr>
-        <w:t>int</w:t>
-      </w:r>
-      <w:r>
-        <w:t xml:space="preserve"> </w:t>
-      </w:r>
-      <w:proofErr w:type="spellStart"/>
-      <w:r>
-        <w:rPr>
-          <w:lang w:val="en-US"/>
-        </w:rPr>
-        <w:t>Seriall</w:t>
-      </w:r>
-      <w:proofErr w:type="spellEnd"/>
-      <w:r>
-        <w:t xml:space="preserve">/0” – </w:t>
-      </w:r>
-      <w:r>
-        <w:t xml:space="preserve">это команда глобального режима конфигурации, которая переводит роутер в режим конфигурации для последовательного интерфейса </w:t>
-      </w:r>
-      <w:r>
-        <w:t>“</w:t>
-      </w:r>
-      <w:r>
-        <w:rPr>
-          <w:lang w:val="en-US"/>
-        </w:rPr>
-        <w:t>Serial</w:t>
-      </w:r>
-      <w:r>
-        <w:t xml:space="preserve"> 1/0”</w:t>
-      </w:r>
-      <w:r>
-        <w:t xml:space="preserve">. Данная команда в нашем случае используется, чтобы настроить интерфейс для </w:t>
-      </w:r>
-      <w:r>
-        <w:rPr>
-          <w:lang w:val="en-US"/>
-        </w:rPr>
-        <w:t>WAN</w:t>
-      </w:r>
-      <w:r>
-        <w:t xml:space="preserve">-соединения. </w:t>
       </w:r>
     </w:p>
     <w:p>
@@ -2075,10 +1415,10 @@
           <w:lang w:val="en-US"/>
         </w:rPr>
         <w:drawing>
-          <wp:inline distT="0" distB="0" distL="0" distR="0" wp14:anchorId="60A263AA" wp14:editId="29A25A15">
-            <wp:extent cx="5040000" cy="1683262"/>
-            <wp:effectExtent l="152400" t="152400" r="351155" b="355600"/>
-            <wp:docPr id="1761380366" name="Рисунок 1"/>
+          <wp:inline distT="0" distB="0" distL="0" distR="0" wp14:anchorId="10ED56A0" wp14:editId="53B82B1E">
+            <wp:extent cx="5092490" cy="1323975"/>
+            <wp:effectExtent l="95250" t="95250" r="89535" b="85725"/>
+            <wp:docPr id="1761380366" name="Рисунок 1" descr="Изображение выглядит как текст, снимок экрана, Шрифт, число&#10;&#10;Содержимое, созданное искусственным интеллектом, может быть неверным."/>
             <wp:cNvGraphicFramePr>
               <a:graphicFrameLocks xmlns:a="http://schemas.openxmlformats.org/drawingml/2006/main" noChangeAspect="1"/>
             </wp:cNvGraphicFramePr>
@@ -2086,33 +1426,59 @@
               <a:graphicData uri="http://schemas.openxmlformats.org/drawingml/2006/picture">
                 <pic:pic xmlns:pic="http://schemas.openxmlformats.org/drawingml/2006/picture">
                   <pic:nvPicPr>
-                    <pic:cNvPr id="1761380366" name=""/>
+                    <pic:cNvPr id="1761380366" name="Рисунок 1" descr="Изображение выглядит как текст, снимок экрана, Шрифт, число&#10;&#10;Содержимое, созданное искусственным интеллектом, может быть неверным."/>
                     <pic:cNvPicPr/>
                   </pic:nvPicPr>
-                  <pic:blipFill>
+                  <pic:blipFill rotWithShape="1">
                     <a:blip r:embed="rId13"/>
+                    <a:srcRect l="1425" t="7321" r="2974" b="18259"/>
                     <a:stretch>
                       <a:fillRect/>
                     </a:stretch>
                   </pic:blipFill>
-                  <pic:spPr>
+                  <pic:spPr bwMode="auto">
                     <a:xfrm>
                       <a:off x="0" y="0"/>
-                      <a:ext cx="5040000" cy="1683262"/>
+                      <a:ext cx="5157982" cy="1341002"/>
                     </a:xfrm>
                     <a:prstGeom prst="rect">
                       <a:avLst/>
                     </a:prstGeom>
-                    <a:ln>
-                      <a:noFill/>
+                    <a:solidFill>
+                      <a:srgbClr val="FFFFFF">
+                        <a:shade val="85000"/>
+                      </a:srgbClr>
+                    </a:solidFill>
+                    <a:ln w="88900" cap="sq" cmpd="sng" algn="ctr">
+                      <a:solidFill>
+                        <a:srgbClr val="FFFFFF"/>
+                      </a:solidFill>
+                      <a:prstDash val="solid"/>
+                      <a:miter lim="800000"/>
+                      <a:headEnd type="none" w="med" len="med"/>
+                      <a:tailEnd type="none" w="med" len="med"/>
+                      <a:extLst>
+                        <a:ext uri="{C807C97D-BFC1-408E-A445-0C87EB9F89A2}">
+                          <ask:lineSketchStyleProps xmlns:ask="http://schemas.microsoft.com/office/drawing/2018/sketchyshapes" sd="0">
+                            <a:custGeom>
+                              <a:avLst/>
+                              <a:gdLst/>
+                              <a:ahLst/>
+                              <a:cxnLst/>
+                              <a:rect l="0" t="0" r="0" b="0"/>
+                              <a:pathLst/>
+                            </a:custGeom>
+                            <ask:type/>
+                          </ask:lineSketchStyleProps>
+                        </a:ext>
+                      </a:extLst>
                     </a:ln>
-                    <a:effectLst>
-                      <a:outerShdw blurRad="292100" dist="139700" dir="2700000" algn="tl" rotWithShape="0">
-                        <a:srgbClr val="333333">
-                          <a:alpha val="65000"/>
-                        </a:srgbClr>
-                      </a:outerShdw>
-                    </a:effectLst>
+                    <a:effectLst/>
+                    <a:extLst>
+                      <a:ext uri="{53640926-AAD7-44D8-BBD7-CCE9431645EC}">
+                        <a14:shadowObscured xmlns:a14="http://schemas.microsoft.com/office/drawing/2010/main"/>
+                      </a:ext>
+                    </a:extLst>
                   </pic:spPr>
                 </pic:pic>
               </a:graphicData>
@@ -2174,10 +1540,465 @@
         <w:t>0</w:t>
       </w:r>
     </w:p>
-    <w:p/>
     <w:p>
       <w:pPr>
         <w:spacing w:line="360" w:lineRule="auto"/>
+        <w:rPr>
+          <w:b/>
+          <w:bCs/>
+        </w:rPr>
+      </w:pPr>
+    </w:p>
+    <w:p>
+      <w:pPr>
+        <w:pStyle w:val="ac"/>
+        <w:numPr>
+          <w:ilvl w:val="0"/>
+          <w:numId w:val="11"/>
+        </w:numPr>
+        <w:spacing w:line="360" w:lineRule="auto"/>
+        <w:ind w:left="993"/>
+      </w:pPr>
+      <w:proofErr w:type="spellStart"/>
+      <w:r>
+        <w:rPr>
+          <w:b/>
+          <w:bCs/>
+          <w:i/>
+          <w:iCs/>
+          <w:lang w:val="en-US"/>
+        </w:rPr>
+        <w:lastRenderedPageBreak/>
+        <w:t>en</w:t>
+      </w:r>
+      <w:proofErr w:type="spellEnd"/>
+      <w:r>
+        <w:rPr>
+          <w:b/>
+          <w:bCs/>
+          <w:i/>
+          <w:iCs/>
+        </w:rPr>
+        <w:t xml:space="preserve"> </w:t>
+      </w:r>
+      <w:r>
+        <w:t>–</w:t>
+      </w:r>
+      <w:r>
+        <w:t xml:space="preserve"> чтобы перейти из пользовательского режима в привилегированный, данный режим нужен для доступа к командам для просмотра состояния системы и, что самое главное, входа в режим конфигурации. </w:t>
+      </w:r>
+    </w:p>
+    <w:p>
+      <w:pPr>
+        <w:pStyle w:val="ac"/>
+        <w:numPr>
+          <w:ilvl w:val="0"/>
+          <w:numId w:val="11"/>
+        </w:numPr>
+        <w:spacing w:line="360" w:lineRule="auto"/>
+        <w:ind w:left="993"/>
+      </w:pPr>
+      <w:r>
+        <w:rPr>
+          <w:b/>
+          <w:bCs/>
+          <w:i/>
+          <w:iCs/>
+          <w:lang w:val="en-US"/>
+        </w:rPr>
+        <w:t>conf</w:t>
+      </w:r>
+      <w:r>
+        <w:rPr>
+          <w:b/>
+          <w:bCs/>
+          <w:i/>
+          <w:iCs/>
+        </w:rPr>
+        <w:t xml:space="preserve"> </w:t>
+      </w:r>
+      <w:r>
+        <w:rPr>
+          <w:b/>
+          <w:bCs/>
+          <w:i/>
+          <w:iCs/>
+          <w:lang w:val="en-US"/>
+        </w:rPr>
+        <w:t>t</w:t>
+      </w:r>
+      <w:r>
+        <w:t xml:space="preserve"> – </w:t>
+      </w:r>
+      <w:r>
+        <w:t xml:space="preserve">это сокращение от </w:t>
+      </w:r>
+      <w:r>
+        <w:t>“</w:t>
+      </w:r>
+      <w:r>
+        <w:rPr>
+          <w:lang w:val="en-US"/>
+        </w:rPr>
+        <w:t>configure</w:t>
+      </w:r>
+      <w:r>
+        <w:t xml:space="preserve"> </w:t>
+      </w:r>
+      <w:proofErr w:type="spellStart"/>
+      <w:r>
+        <w:rPr>
+          <w:lang w:val="en-US"/>
+        </w:rPr>
+        <w:t>termial</w:t>
+      </w:r>
+      <w:proofErr w:type="spellEnd"/>
+      <w:r>
+        <w:t>”</w:t>
+      </w:r>
+      <w:r>
+        <w:t xml:space="preserve">. Данная команда переводит из привилегированного режима </w:t>
+      </w:r>
+      <w:r>
+        <w:rPr>
+          <w:lang w:val="en-US"/>
+        </w:rPr>
+        <w:t>EXEC</w:t>
+      </w:r>
+      <w:r>
+        <w:t xml:space="preserve"> </w:t>
+      </w:r>
+      <w:r>
+        <w:t xml:space="preserve">в режим глобальной конфигурации. Это нужно, потому что в режиме глобальной конфигурации можно вносить изменения в общую конфигурацию устройства (имя, пароли, маршруты) и переходить в режимы конфигурации конкретных интерфейсов. </w:t>
+      </w:r>
+    </w:p>
+    <w:p>
+      <w:pPr>
+        <w:pStyle w:val="ac"/>
+        <w:numPr>
+          <w:ilvl w:val="0"/>
+          <w:numId w:val="11"/>
+        </w:numPr>
+        <w:spacing w:line="360" w:lineRule="auto"/>
+        <w:ind w:left="993"/>
+      </w:pPr>
+      <w:r>
+        <w:rPr>
+          <w:b/>
+          <w:bCs/>
+          <w:i/>
+          <w:iCs/>
+          <w:lang w:val="en-US"/>
+        </w:rPr>
+        <w:t>int fa0/0</w:t>
+      </w:r>
+      <w:r>
+        <w:rPr>
+          <w:lang w:val="en-US"/>
+        </w:rPr>
+        <w:t xml:space="preserve"> </w:t>
+      </w:r>
+      <w:r>
+        <w:rPr>
+          <w:lang w:val="en-US"/>
+        </w:rPr>
+        <w:t xml:space="preserve">– </w:t>
+      </w:r>
+      <w:r>
+        <w:t>это</w:t>
+      </w:r>
+      <w:r>
+        <w:rPr>
+          <w:lang w:val="en-US"/>
+        </w:rPr>
+        <w:t xml:space="preserve"> </w:t>
+      </w:r>
+      <w:r>
+        <w:t>сокращение</w:t>
+      </w:r>
+      <w:r>
+        <w:rPr>
+          <w:lang w:val="en-US"/>
+        </w:rPr>
+        <w:t xml:space="preserve"> </w:t>
+      </w:r>
+      <w:r>
+        <w:t>от</w:t>
+      </w:r>
+      <w:r>
+        <w:rPr>
+          <w:lang w:val="en-US"/>
+        </w:rPr>
+        <w:t xml:space="preserve"> “interface </w:t>
+      </w:r>
+      <w:proofErr w:type="spellStart"/>
+      <w:r>
+        <w:rPr>
+          <w:lang w:val="en-US"/>
+        </w:rPr>
+        <w:t>fastethernet</w:t>
+      </w:r>
+      <w:proofErr w:type="spellEnd"/>
+      <w:r>
+        <w:rPr>
+          <w:lang w:val="en-US"/>
+        </w:rPr>
+        <w:t xml:space="preserve"> 0/0”. </w:t>
+      </w:r>
+      <w:r>
+        <w:t xml:space="preserve">Данная команда переводит роутер в режим конфигурации интерфейса для </w:t>
+      </w:r>
+      <w:r>
+        <w:t>“</w:t>
+      </w:r>
+      <w:proofErr w:type="spellStart"/>
+      <w:r>
+        <w:rPr>
+          <w:lang w:val="en-US"/>
+        </w:rPr>
+        <w:t>fastethernet</w:t>
+      </w:r>
+      <w:proofErr w:type="spellEnd"/>
+      <w:r>
+        <w:t xml:space="preserve"> 0/0”</w:t>
+      </w:r>
+      <w:r>
+        <w:t xml:space="preserve">. </w:t>
+      </w:r>
+    </w:p>
+    <w:p>
+      <w:pPr>
+        <w:pStyle w:val="ac"/>
+        <w:numPr>
+          <w:ilvl w:val="0"/>
+          <w:numId w:val="11"/>
+        </w:numPr>
+        <w:spacing w:line="360" w:lineRule="auto"/>
+        <w:ind w:left="993"/>
+      </w:pPr>
+      <w:proofErr w:type="spellStart"/>
+      <w:r>
+        <w:rPr>
+          <w:b/>
+          <w:bCs/>
+          <w:i/>
+          <w:iCs/>
+          <w:lang w:val="en-US"/>
+        </w:rPr>
+        <w:t>ip</w:t>
+      </w:r>
+      <w:proofErr w:type="spellEnd"/>
+      <w:r>
+        <w:rPr>
+          <w:b/>
+          <w:bCs/>
+          <w:i/>
+          <w:iCs/>
+        </w:rPr>
+        <w:t xml:space="preserve"> </w:t>
+      </w:r>
+      <w:r>
+        <w:rPr>
+          <w:b/>
+          <w:bCs/>
+          <w:i/>
+          <w:iCs/>
+          <w:lang w:val="en-US"/>
+        </w:rPr>
+        <w:t>address</w:t>
+      </w:r>
+      <w:r>
+        <w:rPr>
+          <w:b/>
+          <w:bCs/>
+          <w:i/>
+          <w:iCs/>
+        </w:rPr>
+        <w:t xml:space="preserve"> 192.168.1.254 255.255.255.0</w:t>
+      </w:r>
+      <w:r>
+        <w:t xml:space="preserve"> – </w:t>
+      </w:r>
+      <w:r>
+        <w:t xml:space="preserve">данная команда назначает интерфейсу </w:t>
+      </w:r>
+      <w:r>
+        <w:t>“</w:t>
+      </w:r>
+      <w:proofErr w:type="spellStart"/>
+      <w:r>
+        <w:rPr>
+          <w:lang w:val="en-US"/>
+        </w:rPr>
+        <w:t>fastethernet</w:t>
+      </w:r>
+      <w:proofErr w:type="spellEnd"/>
+      <w:r>
+        <w:t xml:space="preserve"> 0/0” </w:t>
+      </w:r>
+      <w:r>
+        <w:rPr>
+          <w:lang w:val="en-US"/>
+        </w:rPr>
+        <w:t>IP</w:t>
+      </w:r>
+      <w:r>
+        <w:t>-</w:t>
+      </w:r>
+      <w:r>
+        <w:t xml:space="preserve">адрес </w:t>
+      </w:r>
+      <w:r>
+        <w:t xml:space="preserve">“192.168.1.254” </w:t>
+      </w:r>
+      <w:r>
+        <w:t xml:space="preserve">и маску подсети </w:t>
+      </w:r>
+      <w:r>
+        <w:t>“255.255.255.0” (</w:t>
+      </w:r>
+      <w:r>
+        <w:t xml:space="preserve">эквивалентно нотации </w:t>
+      </w:r>
+      <w:r>
+        <w:t xml:space="preserve">/24 </w:t>
+      </w:r>
+      <w:r>
+        <w:t xml:space="preserve">в нотации </w:t>
+      </w:r>
+      <w:r>
+        <w:rPr>
+          <w:lang w:val="en-US"/>
+        </w:rPr>
+        <w:t>CIDR</w:t>
+      </w:r>
+      <w:r>
+        <w:t>)</w:t>
+      </w:r>
+      <w:r>
+        <w:t xml:space="preserve">. </w:t>
+      </w:r>
+      <w:r>
+        <w:t xml:space="preserve">Напомним, что </w:t>
+      </w:r>
+      <w:r>
+        <w:rPr>
+          <w:lang w:val="en-US"/>
+        </w:rPr>
+        <w:t>IP</w:t>
+      </w:r>
+      <w:r>
+        <w:t xml:space="preserve">-адрес – это уникальный идентификатор интерфейса в сети. Маска подсети определяет какая часть </w:t>
+      </w:r>
+      <w:r>
+        <w:rPr>
+          <w:lang w:val="en-US"/>
+        </w:rPr>
+        <w:t>IP</w:t>
+      </w:r>
+      <w:r>
+        <w:t>-</w:t>
+      </w:r>
+      <w:r>
+        <w:t xml:space="preserve">адреса идентифицирует сеть </w:t>
+      </w:r>
+      <w:r>
+        <w:t>“192.168.1.”</w:t>
+      </w:r>
+      <w:r>
+        <w:t>, а какая – конкретное устройство – (</w:t>
+      </w:r>
+      <w:r>
+        <w:t>.254)</w:t>
+      </w:r>
+      <w:r>
+        <w:t xml:space="preserve">. </w:t>
+      </w:r>
+    </w:p>
+    <w:p>
+      <w:pPr>
+        <w:pStyle w:val="ac"/>
+        <w:numPr>
+          <w:ilvl w:val="0"/>
+          <w:numId w:val="11"/>
+        </w:numPr>
+        <w:spacing w:line="360" w:lineRule="auto"/>
+        <w:ind w:left="993"/>
+      </w:pPr>
+      <w:r>
+        <w:rPr>
+          <w:b/>
+          <w:bCs/>
+          <w:i/>
+          <w:iCs/>
+          <w:lang w:val="en-US"/>
+        </w:rPr>
+        <w:t>int</w:t>
+      </w:r>
+      <w:r>
+        <w:rPr>
+          <w:b/>
+          <w:bCs/>
+          <w:i/>
+          <w:iCs/>
+        </w:rPr>
+        <w:t xml:space="preserve"> </w:t>
+      </w:r>
+      <w:proofErr w:type="spellStart"/>
+      <w:r>
+        <w:rPr>
+          <w:b/>
+          <w:bCs/>
+          <w:i/>
+          <w:iCs/>
+          <w:lang w:val="en-US"/>
+        </w:rPr>
+        <w:t>Seriall</w:t>
+      </w:r>
+      <w:proofErr w:type="spellEnd"/>
+      <w:r>
+        <w:rPr>
+          <w:b/>
+          <w:bCs/>
+          <w:i/>
+          <w:iCs/>
+        </w:rPr>
+        <w:t>/0</w:t>
+      </w:r>
+      <w:r>
+        <w:t xml:space="preserve"> – </w:t>
+      </w:r>
+      <w:r>
+        <w:t xml:space="preserve">это команда глобального режима конфигурации, которая переводит роутер в режим конфигурации для последовательного интерфейса </w:t>
+      </w:r>
+      <w:r>
+        <w:t>“</w:t>
+      </w:r>
+      <w:r>
+        <w:rPr>
+          <w:lang w:val="en-US"/>
+        </w:rPr>
+        <w:t>Serial</w:t>
+      </w:r>
+      <w:r>
+        <w:t xml:space="preserve"> 1/0”</w:t>
+      </w:r>
+      <w:r>
+        <w:t xml:space="preserve">. Данная команда в нашем случае используется, чтобы настроить интерфейс для </w:t>
+      </w:r>
+      <w:r>
+        <w:rPr>
+          <w:lang w:val="en-US"/>
+        </w:rPr>
+        <w:t>WAN</w:t>
+      </w:r>
+      <w:r>
+        <w:t xml:space="preserve">-соединения. </w:t>
+      </w:r>
+    </w:p>
+    <w:p>
+      <w:pPr>
+        <w:spacing w:line="360" w:lineRule="auto"/>
       </w:pPr>
       <w:r>
         <w:t xml:space="preserve">На рисунке </w:t>
@@ -2210,11 +2031,7 @@
         <w:t>1.</w:t>
       </w:r>
       <w:r>
-        <w:t xml:space="preserve"> Из </w:t>
-      </w:r>
-      <w:r>
-        <w:lastRenderedPageBreak/>
-        <w:t xml:space="preserve">изменений – это только другие адреса. </w:t>
+        <w:t xml:space="preserve"> Из изменений – это только другие адреса. </w:t>
       </w:r>
       <w:r>
         <w:t xml:space="preserve"> </w:t>
@@ -2232,9 +2049,9 @@
           <w:lang w:val="en-US"/>
         </w:rPr>
         <w:drawing>
-          <wp:inline distT="0" distB="0" distL="0" distR="0" wp14:anchorId="58C7B8C4" wp14:editId="01081E75">
-            <wp:extent cx="5040000" cy="1478268"/>
-            <wp:effectExtent l="152400" t="152400" r="351155" b="370205"/>
+          <wp:inline distT="0" distB="0" distL="0" distR="0" wp14:anchorId="58C7B8C4" wp14:editId="312BD6B2">
+            <wp:extent cx="4848225" cy="1257273"/>
+            <wp:effectExtent l="0" t="0" r="0" b="635"/>
             <wp:docPr id="414962939" name="Рисунок 1"/>
             <wp:cNvGraphicFramePr>
               <a:graphicFrameLocks xmlns:a="http://schemas.openxmlformats.org/drawingml/2006/main" noChangeAspect="1"/>
@@ -2246,16 +2063,17 @@
                     <pic:cNvPr id="414962939" name=""/>
                     <pic:cNvPicPr/>
                   </pic:nvPicPr>
-                  <pic:blipFill>
+                  <pic:blipFill rotWithShape="1">
                     <a:blip r:embed="rId14"/>
+                    <a:srcRect l="945" t="3222" r="2774" b="11652"/>
                     <a:stretch>
                       <a:fillRect/>
                     </a:stretch>
                   </pic:blipFill>
-                  <pic:spPr>
+                  <pic:spPr bwMode="auto">
                     <a:xfrm>
                       <a:off x="0" y="0"/>
-                      <a:ext cx="5040000" cy="1478268"/>
+                      <a:ext cx="4852527" cy="1258389"/>
                     </a:xfrm>
                     <a:prstGeom prst="rect">
                       <a:avLst/>
@@ -2263,13 +2081,12 @@
                     <a:ln>
                       <a:noFill/>
                     </a:ln>
-                    <a:effectLst>
-                      <a:outerShdw blurRad="292100" dist="139700" dir="2700000" algn="tl" rotWithShape="0">
-                        <a:srgbClr val="333333">
-                          <a:alpha val="65000"/>
-                        </a:srgbClr>
-                      </a:outerShdw>
-                    </a:effectLst>
+                    <a:effectLst/>
+                    <a:extLst>
+                      <a:ext uri="{53640926-AAD7-44D8-BBD7-CCE9431645EC}">
+                        <a14:shadowObscured xmlns:a14="http://schemas.microsoft.com/office/drawing/2010/main"/>
+                      </a:ext>
+                    </a:extLst>
                   </pic:spPr>
                 </pic:pic>
               </a:graphicData>
@@ -2325,6 +2142,7 @@
       </w:r>
     </w:p>
     <w:p/>
+    <w:p/>
     <w:p>
       <w:pPr>
         <w:spacing w:line="360" w:lineRule="auto"/>
@@ -2335,6 +2153,7 @@
           <w:b/>
           <w:bCs/>
         </w:rPr>
+        <w:lastRenderedPageBreak/>
         <w:t>Задание</w:t>
       </w:r>
       <w:r>
@@ -2410,9 +2229,6 @@
         <w:spacing w:line="360" w:lineRule="auto"/>
       </w:pPr>
       <w:r>
-        <w:t xml:space="preserve">Напомним, что </w:t>
-      </w:r>
-      <w:r>
         <w:rPr>
           <w:lang w:val="en-US"/>
         </w:rPr>
@@ -2445,7 +2261,13 @@
     </w:p>
     <w:p>
       <w:pPr>
+        <w:pStyle w:val="ac"/>
+        <w:numPr>
+          <w:ilvl w:val="0"/>
+          <w:numId w:val="9"/>
+        </w:numPr>
         <w:spacing w:line="360" w:lineRule="auto"/>
+        <w:ind w:left="1134"/>
       </w:pPr>
       <w:r>
         <w:t>Аутентификацию сторон (проверка "кто есть кто").</w:t>
@@ -2453,7 +2275,13 @@
     </w:p>
     <w:p>
       <w:pPr>
+        <w:pStyle w:val="ac"/>
+        <w:numPr>
+          <w:ilvl w:val="0"/>
+          <w:numId w:val="9"/>
+        </w:numPr>
         <w:spacing w:line="360" w:lineRule="auto"/>
+        <w:ind w:left="1134"/>
       </w:pPr>
       <w:r>
         <w:t>Согласование алгоритмов шифрования и хеширования (AES, SHA и т. д.).</w:t>
@@ -2461,7 +2289,13 @@
     </w:p>
     <w:p>
       <w:pPr>
+        <w:pStyle w:val="ac"/>
+        <w:numPr>
+          <w:ilvl w:val="0"/>
+          <w:numId w:val="9"/>
+        </w:numPr>
         <w:spacing w:line="360" w:lineRule="auto"/>
+        <w:ind w:left="1134"/>
       </w:pPr>
       <w:r>
         <w:t>Генерацию и обмен сессионными ключами.</w:t>
@@ -2477,8 +2311,607 @@
     </w:p>
     <w:p>
       <w:pPr>
+        <w:pStyle w:val="ac"/>
+        <w:numPr>
+          <w:ilvl w:val="0"/>
+          <w:numId w:val="10"/>
+        </w:numPr>
         <w:spacing w:line="360" w:lineRule="auto"/>
-      </w:pPr>
+        <w:ind w:left="1134"/>
+      </w:pPr>
+      <w:r>
+        <w:rPr>
+          <w:b/>
+          <w:bCs/>
+          <w:i/>
+          <w:iCs/>
+          <w:lang w:val="en-US"/>
+        </w:rPr>
+        <w:t>crypto</w:t>
+      </w:r>
+      <w:r>
+        <w:rPr>
+          <w:b/>
+          <w:bCs/>
+          <w:i/>
+          <w:iCs/>
+        </w:rPr>
+        <w:t xml:space="preserve"> </w:t>
+      </w:r>
+      <w:proofErr w:type="spellStart"/>
+      <w:r>
+        <w:rPr>
+          <w:b/>
+          <w:bCs/>
+          <w:i/>
+          <w:iCs/>
+          <w:lang w:val="en-US"/>
+        </w:rPr>
+        <w:t>isakmp</w:t>
+      </w:r>
+      <w:proofErr w:type="spellEnd"/>
+      <w:r>
+        <w:rPr>
+          <w:b/>
+          <w:bCs/>
+          <w:i/>
+          <w:iCs/>
+        </w:rPr>
+        <w:t xml:space="preserve"> </w:t>
+      </w:r>
+      <w:r>
+        <w:rPr>
+          <w:b/>
+          <w:bCs/>
+          <w:i/>
+          <w:iCs/>
+          <w:lang w:val="en-US"/>
+        </w:rPr>
+        <w:t>policy</w:t>
+      </w:r>
+      <w:r>
+        <w:rPr>
+          <w:b/>
+          <w:bCs/>
+          <w:i/>
+          <w:iCs/>
+        </w:rPr>
+        <w:t xml:space="preserve"> 1</w:t>
+      </w:r>
+      <w:r>
+        <w:t xml:space="preserve"> </w:t>
+      </w:r>
+      <w:r>
+        <w:t>–</w:t>
+      </w:r>
+      <w:r>
+        <w:t xml:space="preserve"> </w:t>
+      </w:r>
+      <w:r>
+        <w:t>это с</w:t>
+      </w:r>
+      <w:r>
+        <w:t>оздание политики ISAKMP/IKE (Фаза 1) с номером 1.</w:t>
+      </w:r>
+      <w:r>
+        <w:t xml:space="preserve"> </w:t>
+      </w:r>
+      <w:proofErr w:type="spellStart"/>
+      <w:r>
+        <w:t>policy</w:t>
+      </w:r>
+      <w:proofErr w:type="spellEnd"/>
+      <w:r>
+        <w:t xml:space="preserve"> 1</w:t>
+      </w:r>
+      <w:r>
+        <w:t xml:space="preserve"> – это у</w:t>
+      </w:r>
+      <w:r>
+        <w:t>никальный номер политики (1-10000). Чем меньше номер, тем выше приоритет при согласовании с удалённым пиром.</w:t>
+      </w:r>
+      <w:r>
+        <w:t xml:space="preserve"> </w:t>
+      </w:r>
+    </w:p>
+    <w:p>
+      <w:pPr>
+        <w:pStyle w:val="ac"/>
+        <w:numPr>
+          <w:ilvl w:val="0"/>
+          <w:numId w:val="10"/>
+        </w:numPr>
+        <w:spacing w:line="360" w:lineRule="auto"/>
+        <w:ind w:left="1134"/>
+      </w:pPr>
+      <w:proofErr w:type="spellStart"/>
+      <w:r>
+        <w:rPr>
+          <w:b/>
+          <w:bCs/>
+          <w:i/>
+          <w:iCs/>
+        </w:rPr>
+        <w:t>encryption</w:t>
+      </w:r>
+      <w:proofErr w:type="spellEnd"/>
+      <w:r>
+        <w:rPr>
+          <w:b/>
+          <w:bCs/>
+          <w:i/>
+          <w:iCs/>
+        </w:rPr>
+        <w:t xml:space="preserve"> 3des</w:t>
+      </w:r>
+      <w:r>
+        <w:t xml:space="preserve"> </w:t>
+      </w:r>
+      <w:r>
+        <w:t>–</w:t>
+      </w:r>
+      <w:r>
+        <w:t xml:space="preserve"> з</w:t>
+      </w:r>
+      <w:r>
+        <w:t>адание алгоритма шифрования</w:t>
+      </w:r>
+      <w:r>
+        <w:rPr>
+          <w:i/>
+          <w:iCs/>
+        </w:rPr>
+        <w:t>.</w:t>
+      </w:r>
+      <w:r>
+        <w:t xml:space="preserve"> Это нужно для ш</w:t>
+      </w:r>
+      <w:r>
+        <w:t>ифр</w:t>
+      </w:r>
+      <w:r>
+        <w:t>ования</w:t>
+      </w:r>
+      <w:r>
+        <w:t xml:space="preserve"> переговор</w:t>
+      </w:r>
+      <w:r>
+        <w:t>ов</w:t>
+      </w:r>
+      <w:r>
+        <w:t xml:space="preserve"> </w:t>
+      </w:r>
+      <w:r>
+        <w:t>ф</w:t>
+      </w:r>
+      <w:r>
+        <w:t>азы 1.</w:t>
+      </w:r>
+    </w:p>
+    <w:p>
+      <w:pPr>
+        <w:pStyle w:val="ac"/>
+        <w:numPr>
+          <w:ilvl w:val="0"/>
+          <w:numId w:val="10"/>
+        </w:numPr>
+        <w:spacing w:line="360" w:lineRule="auto"/>
+        <w:ind w:left="1134"/>
+      </w:pPr>
+      <w:r>
+        <w:rPr>
+          <w:b/>
+          <w:bCs/>
+          <w:i/>
+          <w:iCs/>
+          <w:lang w:val="en-US"/>
+        </w:rPr>
+        <w:t>hash</w:t>
+      </w:r>
+      <w:r>
+        <w:rPr>
+          <w:b/>
+          <w:bCs/>
+          <w:i/>
+          <w:iCs/>
+        </w:rPr>
+        <w:t xml:space="preserve"> </w:t>
+      </w:r>
+      <w:r>
+        <w:rPr>
+          <w:b/>
+          <w:bCs/>
+          <w:i/>
+          <w:iCs/>
+          <w:lang w:val="en-US"/>
+        </w:rPr>
+        <w:t>md</w:t>
+      </w:r>
+      <w:r>
+        <w:rPr>
+          <w:b/>
+          <w:bCs/>
+          <w:i/>
+          <w:iCs/>
+        </w:rPr>
+        <w:t>5</w:t>
+      </w:r>
+      <w:r>
+        <w:t xml:space="preserve"> – </w:t>
+      </w:r>
+      <w:r>
+        <w:t>это</w:t>
+      </w:r>
+      <w:r>
+        <w:t xml:space="preserve"> </w:t>
+      </w:r>
+      <w:r>
+        <w:t>нужно</w:t>
+      </w:r>
+      <w:r>
+        <w:t xml:space="preserve"> </w:t>
+      </w:r>
+      <w:r>
+        <w:t>для</w:t>
+      </w:r>
+      <w:r>
+        <w:t xml:space="preserve"> </w:t>
+      </w:r>
+      <w:r>
+        <w:t xml:space="preserve">обеспечения целостности сообщений фазы 1. </w:t>
+      </w:r>
+    </w:p>
+    <w:p>
+      <w:pPr>
+        <w:pStyle w:val="ac"/>
+        <w:numPr>
+          <w:ilvl w:val="0"/>
+          <w:numId w:val="10"/>
+        </w:numPr>
+        <w:spacing w:line="360" w:lineRule="auto"/>
+        <w:ind w:left="1134"/>
+      </w:pPr>
+      <w:r>
+        <w:rPr>
+          <w:b/>
+          <w:bCs/>
+          <w:i/>
+          <w:iCs/>
+          <w:lang w:val="en-US"/>
+        </w:rPr>
+        <w:t>group</w:t>
+      </w:r>
+      <w:r>
+        <w:rPr>
+          <w:b/>
+          <w:bCs/>
+          <w:i/>
+          <w:iCs/>
+        </w:rPr>
+        <w:t xml:space="preserve"> 1</w:t>
+      </w:r>
+      <w:r>
+        <w:t xml:space="preserve"> – </w:t>
+      </w:r>
+      <w:r>
+        <w:t>это</w:t>
+      </w:r>
+      <w:r>
+        <w:t xml:space="preserve"> </w:t>
+      </w:r>
+      <w:r>
+        <w:t>выбор</w:t>
+      </w:r>
+      <w:r>
+        <w:t xml:space="preserve"> </w:t>
+      </w:r>
+      <w:r>
+        <w:t xml:space="preserve">группы Диффи-Хеллмана. Данная операция нужна для безопасного обмена криптографическими ключами. </w:t>
+      </w:r>
+    </w:p>
+    <w:p>
+      <w:pPr>
+        <w:pStyle w:val="ac"/>
+        <w:numPr>
+          <w:ilvl w:val="0"/>
+          <w:numId w:val="10"/>
+        </w:numPr>
+        <w:spacing w:line="360" w:lineRule="auto"/>
+        <w:ind w:left="1134"/>
+      </w:pPr>
+      <w:r>
+        <w:rPr>
+          <w:b/>
+          <w:bCs/>
+          <w:i/>
+          <w:iCs/>
+          <w:lang w:val="en-US"/>
+        </w:rPr>
+        <w:t>authentication</w:t>
+      </w:r>
+      <w:r>
+        <w:rPr>
+          <w:b/>
+          <w:bCs/>
+          <w:i/>
+          <w:iCs/>
+        </w:rPr>
+        <w:t xml:space="preserve"> </w:t>
+      </w:r>
+      <w:r>
+        <w:rPr>
+          <w:b/>
+          <w:bCs/>
+          <w:i/>
+          <w:iCs/>
+          <w:lang w:val="en-US"/>
+        </w:rPr>
+        <w:t>pre</w:t>
+      </w:r>
+      <w:r>
+        <w:rPr>
+          <w:b/>
+          <w:bCs/>
+          <w:i/>
+          <w:iCs/>
+        </w:rPr>
+        <w:t>-</w:t>
+      </w:r>
+      <w:r>
+        <w:rPr>
+          <w:b/>
+          <w:bCs/>
+          <w:i/>
+          <w:iCs/>
+          <w:lang w:val="en-US"/>
+        </w:rPr>
+        <w:t>share</w:t>
+      </w:r>
+      <w:r>
+        <w:rPr>
+          <w:b/>
+          <w:bCs/>
+        </w:rPr>
+        <w:t xml:space="preserve"> – </w:t>
+      </w:r>
+      <w:r>
+        <w:t>это а</w:t>
+      </w:r>
+      <w:r>
+        <w:t>утентификация с помощью предварительного общего ключа (PSK).</w:t>
+      </w:r>
+      <w:r>
+        <w:t xml:space="preserve"> Это нужно, чтобы у</w:t>
+      </w:r>
+      <w:r>
+        <w:t>стройства использова</w:t>
+      </w:r>
+      <w:r>
+        <w:t>ли</w:t>
+      </w:r>
+      <w:r>
+        <w:t xml:space="preserve"> общий пароль для взаимной проверки.</w:t>
+      </w:r>
+    </w:p>
+    <w:p>
+      <w:pPr>
+        <w:pStyle w:val="ac"/>
+        <w:numPr>
+          <w:ilvl w:val="0"/>
+          <w:numId w:val="10"/>
+        </w:numPr>
+        <w:spacing w:line="360" w:lineRule="auto"/>
+        <w:ind w:left="1134"/>
+      </w:pPr>
+      <w:r>
+        <w:rPr>
+          <w:b/>
+          <w:bCs/>
+          <w:i/>
+          <w:iCs/>
+          <w:lang w:val="en-US"/>
+        </w:rPr>
+        <w:lastRenderedPageBreak/>
+        <w:t>lifetime</w:t>
+      </w:r>
+      <w:r>
+        <w:rPr>
+          <w:b/>
+          <w:bCs/>
+          <w:i/>
+          <w:iCs/>
+        </w:rPr>
+        <w:t xml:space="preserve"> 3600</w:t>
+      </w:r>
+      <w:r>
+        <w:t xml:space="preserve"> – </w:t>
+      </w:r>
+      <w:r>
+        <w:t>это</w:t>
+      </w:r>
+      <w:r>
+        <w:t xml:space="preserve"> </w:t>
+      </w:r>
+      <w:r>
+        <w:t>время</w:t>
+      </w:r>
+      <w:r>
+        <w:t xml:space="preserve"> </w:t>
+      </w:r>
+      <w:r>
+        <w:t>жизни</w:t>
+      </w:r>
+      <w:r>
+        <w:t xml:space="preserve"> </w:t>
+      </w:r>
+      <w:r>
+        <w:rPr>
+          <w:lang w:val="en-US"/>
+        </w:rPr>
+        <w:t>SA</w:t>
+      </w:r>
+      <w:r>
+        <w:t xml:space="preserve">. </w:t>
+      </w:r>
+      <w:r>
+        <w:rPr>
+          <w:lang w:val="en-US"/>
+        </w:rPr>
+        <w:t>SA</w:t>
+      </w:r>
+      <w:r>
+        <w:t xml:space="preserve"> – </w:t>
+      </w:r>
+      <w:r>
+        <w:t xml:space="preserve">это виртуальное соглашение между двумя устройствами, описывающее какие алгоритмы использовать, ключи для этих алгоритмов. </w:t>
+      </w:r>
+    </w:p>
+    <w:p>
+      <w:pPr>
+        <w:pStyle w:val="ac"/>
+        <w:numPr>
+          <w:ilvl w:val="0"/>
+          <w:numId w:val="10"/>
+        </w:numPr>
+        <w:spacing w:line="360" w:lineRule="auto"/>
+        <w:ind w:left="1134"/>
+      </w:pPr>
+      <w:r>
+        <w:rPr>
+          <w:b/>
+          <w:bCs/>
+          <w:i/>
+          <w:iCs/>
+          <w:lang w:val="en-US"/>
+        </w:rPr>
+        <w:t>crypto</w:t>
+      </w:r>
+      <w:r>
+        <w:rPr>
+          <w:b/>
+          <w:bCs/>
+          <w:i/>
+          <w:iCs/>
+        </w:rPr>
+        <w:t xml:space="preserve"> </w:t>
+      </w:r>
+      <w:proofErr w:type="spellStart"/>
+      <w:r>
+        <w:rPr>
+          <w:b/>
+          <w:bCs/>
+          <w:i/>
+          <w:iCs/>
+          <w:lang w:val="en-US"/>
+        </w:rPr>
+        <w:t>isakmp</w:t>
+      </w:r>
+      <w:proofErr w:type="spellEnd"/>
+      <w:r>
+        <w:rPr>
+          <w:b/>
+          <w:bCs/>
+          <w:i/>
+          <w:iCs/>
+        </w:rPr>
+        <w:t xml:space="preserve"> </w:t>
+      </w:r>
+      <w:r>
+        <w:rPr>
+          <w:b/>
+          <w:bCs/>
+          <w:i/>
+          <w:iCs/>
+          <w:lang w:val="en-US"/>
+        </w:rPr>
+        <w:t>key</w:t>
+      </w:r>
+      <w:r>
+        <w:rPr>
+          <w:b/>
+          <w:bCs/>
+          <w:i/>
+          <w:iCs/>
+        </w:rPr>
+        <w:t xml:space="preserve"> </w:t>
+      </w:r>
+      <w:r>
+        <w:rPr>
+          <w:b/>
+          <w:bCs/>
+          <w:i/>
+          <w:iCs/>
+          <w:lang w:val="en-US"/>
+        </w:rPr>
+        <w:t>PASS</w:t>
+      </w:r>
+      <w:r>
+        <w:rPr>
+          <w:b/>
+          <w:bCs/>
+          <w:i/>
+          <w:iCs/>
+        </w:rPr>
+        <w:t xml:space="preserve"> </w:t>
+      </w:r>
+      <w:r>
+        <w:rPr>
+          <w:b/>
+          <w:bCs/>
+          <w:i/>
+          <w:iCs/>
+          <w:lang w:val="en-US"/>
+        </w:rPr>
+        <w:t>address</w:t>
+      </w:r>
+      <w:r>
+        <w:rPr>
+          <w:b/>
+          <w:bCs/>
+          <w:i/>
+          <w:iCs/>
+        </w:rPr>
+        <w:t xml:space="preserve"> 125.1.1.1</w:t>
+      </w:r>
+      <w:r>
+        <w:t xml:space="preserve"> – </w:t>
+      </w:r>
+      <w:r>
+        <w:t>это</w:t>
+      </w:r>
+      <w:r>
+        <w:t xml:space="preserve"> </w:t>
+      </w:r>
+      <w:r>
+        <w:t>настройка</w:t>
+      </w:r>
+      <w:r>
+        <w:t xml:space="preserve"> </w:t>
+      </w:r>
+      <w:r>
+        <w:rPr>
+          <w:lang w:val="en-US"/>
+        </w:rPr>
+        <w:t>PSK</w:t>
+      </w:r>
+      <w:r>
+        <w:t>-</w:t>
+      </w:r>
+      <w:r>
+        <w:t>ключа</w:t>
+      </w:r>
+      <w:r>
+        <w:t xml:space="preserve"> </w:t>
+      </w:r>
+      <w:r>
+        <w:t>для</w:t>
+      </w:r>
+      <w:r>
+        <w:t xml:space="preserve"> </w:t>
+      </w:r>
+      <w:r>
+        <w:t xml:space="preserve">удаленного пира. </w:t>
+      </w:r>
       <w:r>
         <w:t>“</w:t>
       </w:r>
@@ -2486,611 +2919,38 @@
         <w:rPr>
           <w:lang w:val="en-US"/>
         </w:rPr>
-        <w:t>crypto</w:t>
-      </w:r>
-      <w:r>
-        <w:t xml:space="preserve"> </w:t>
-      </w:r>
-      <w:proofErr w:type="spellStart"/>
-      <w:r>
-        <w:rPr>
-          <w:lang w:val="en-US"/>
-        </w:rPr>
-        <w:t>isakmp</w:t>
-      </w:r>
-      <w:proofErr w:type="spellEnd"/>
-      <w:r>
-        <w:t xml:space="preserve"> </w:t>
-      </w:r>
-      <w:r>
-        <w:rPr>
-          <w:lang w:val="en-US"/>
-        </w:rPr>
-        <w:t>policy</w:t>
-      </w:r>
-      <w:r>
-        <w:t xml:space="preserve"> 1” </w:t>
-      </w:r>
-      <w:r>
-        <w:t>–</w:t>
-      </w:r>
-      <w:r>
-        <w:t xml:space="preserve"> </w:t>
-      </w:r>
-      <w:r>
-        <w:t>это с</w:t>
-      </w:r>
-      <w:r>
-        <w:t>оздание политики ISAKMP/IKE (Фаза 1) с номером 1.</w:t>
-      </w:r>
-      <w:r>
-        <w:t xml:space="preserve"> </w:t>
-      </w:r>
-      <w:proofErr w:type="spellStart"/>
-      <w:r>
-        <w:t>policy</w:t>
-      </w:r>
-      <w:proofErr w:type="spellEnd"/>
-      <w:r>
-        <w:t xml:space="preserve"> 1</w:t>
-      </w:r>
-      <w:r>
-        <w:t xml:space="preserve"> – это у</w:t>
-      </w:r>
-      <w:r>
-        <w:t xml:space="preserve">никальный номер политики (1-10000). Чем меньше номер, </w:t>
-      </w:r>
-      <w:r>
-        <w:lastRenderedPageBreak/>
-        <w:t>тем выше приоритет при согласовании с удалённым пиром.</w:t>
-      </w:r>
-      <w:r>
-        <w:t xml:space="preserve"> </w:t>
-      </w:r>
-    </w:p>
-    <w:p>
-      <w:pPr>
-        <w:spacing w:line="360" w:lineRule="auto"/>
-      </w:pPr>
+        <w:t>PASS</w:t>
+      </w:r>
+      <w:r>
+        <w:t xml:space="preserve">” – </w:t>
+      </w:r>
+      <w:r>
+        <w:t xml:space="preserve">это предварительный общий ключ, а </w:t>
+      </w:r>
       <w:r>
         <w:t>“</w:t>
       </w:r>
-      <w:proofErr w:type="spellStart"/>
-      <w:r>
-        <w:t>Router</w:t>
-      </w:r>
-      <w:proofErr w:type="spellEnd"/>
-      <w:r>
-        <w:t>(</w:t>
-      </w:r>
-      <w:proofErr w:type="spellStart"/>
-      <w:r>
-        <w:t>config-isakmp</w:t>
-      </w:r>
-      <w:proofErr w:type="spellEnd"/>
-      <w:r>
-        <w:t xml:space="preserve">)# </w:t>
-      </w:r>
-      <w:proofErr w:type="spellStart"/>
-      <w:r>
-        <w:t>encryption</w:t>
-      </w:r>
-      <w:proofErr w:type="spellEnd"/>
-      <w:r>
-        <w:t xml:space="preserve"> 3des”</w:t>
-      </w:r>
-      <w:r>
-        <w:t xml:space="preserve"> - з</w:t>
-      </w:r>
-      <w:r>
-        <w:t>адание алгоритма шифрования</w:t>
-      </w:r>
-      <w:r>
-        <w:rPr>
-          <w:i/>
-          <w:iCs/>
-        </w:rPr>
-        <w:t>.</w:t>
-      </w:r>
-      <w:r>
-        <w:t xml:space="preserve"> Это нужно для ш</w:t>
-      </w:r>
-      <w:r>
-        <w:t>ифр</w:t>
-      </w:r>
-      <w:r>
-        <w:t>ования</w:t>
-      </w:r>
-      <w:r>
-        <w:t xml:space="preserve"> переговор</w:t>
-      </w:r>
-      <w:r>
-        <w:t>ов</w:t>
-      </w:r>
-      <w:r>
-        <w:t xml:space="preserve"> </w:t>
-      </w:r>
-      <w:r>
-        <w:t>ф</w:t>
-      </w:r>
-      <w:r>
-        <w:t>азы 1.</w:t>
-      </w:r>
-    </w:p>
-    <w:p>
-      <w:pPr>
-        <w:spacing w:line="360" w:lineRule="auto"/>
-      </w:pPr>
-      <w:r>
-        <w:t>“</w:t>
-      </w:r>
-      <w:r>
-        <w:rPr>
-          <w:lang w:val="en-US"/>
-        </w:rPr>
-        <w:t>Router</w:t>
-      </w:r>
-      <w:r>
-        <w:t>(</w:t>
-      </w:r>
-      <w:r>
-        <w:rPr>
-          <w:lang w:val="en-US"/>
-        </w:rPr>
-        <w:t>config</w:t>
+      <w:r>
+        <w:rPr>
+          <w:lang w:val="en-US"/>
+        </w:rPr>
+        <w:t>address</w:t>
+      </w:r>
+      <w:r>
+        <w:t xml:space="preserve"> 125.1.1.1” – </w:t>
+      </w:r>
+      <w:r>
+        <w:t xml:space="preserve">это </w:t>
+      </w:r>
+      <w:r>
+        <w:rPr>
+          <w:lang w:val="en-US"/>
+        </w:rPr>
+        <w:t>IP</w:t>
       </w:r>
       <w:r>
         <w:t>-</w:t>
       </w:r>
-      <w:proofErr w:type="spellStart"/>
-      <w:r>
-        <w:rPr>
-          <w:lang w:val="en-US"/>
-        </w:rPr>
-        <w:t>isakmp</w:t>
-      </w:r>
-      <w:proofErr w:type="spellEnd"/>
-      <w:r>
-        <w:t xml:space="preserve">)# </w:t>
-      </w:r>
-      <w:r>
-        <w:rPr>
-          <w:lang w:val="en-US"/>
-        </w:rPr>
-        <w:t>hash</w:t>
-      </w:r>
-      <w:r>
-        <w:t xml:space="preserve"> </w:t>
-      </w:r>
-      <w:r>
-        <w:rPr>
-          <w:lang w:val="en-US"/>
-        </w:rPr>
-        <w:t>md</w:t>
-      </w:r>
-      <w:r>
-        <w:t xml:space="preserve">5” – </w:t>
-      </w:r>
-      <w:r>
-        <w:t>это</w:t>
-      </w:r>
-      <w:r>
-        <w:t xml:space="preserve"> </w:t>
-      </w:r>
-      <w:r>
-        <w:t>нужно</w:t>
-      </w:r>
-      <w:r>
-        <w:t xml:space="preserve"> </w:t>
-      </w:r>
-      <w:r>
-        <w:t>для</w:t>
-      </w:r>
-      <w:r>
-        <w:t xml:space="preserve"> </w:t>
-      </w:r>
-      <w:r>
-        <w:t xml:space="preserve">обеспечения целостности сообщений фазы 1. </w:t>
-      </w:r>
-    </w:p>
-    <w:p>
-      <w:pPr>
-        <w:spacing w:line="360" w:lineRule="auto"/>
-      </w:pPr>
-      <w:r>
-        <w:t>“</w:t>
-      </w:r>
-      <w:r>
-        <w:rPr>
-          <w:lang w:val="en-US"/>
-        </w:rPr>
-        <w:t>Router</w:t>
-      </w:r>
-      <w:r>
-        <w:t>(</w:t>
-      </w:r>
-      <w:r>
-        <w:rPr>
-          <w:lang w:val="en-US"/>
-        </w:rPr>
-        <w:t>config</w:t>
-      </w:r>
-      <w:r>
-        <w:t>-</w:t>
-      </w:r>
-      <w:proofErr w:type="spellStart"/>
-      <w:r>
-        <w:rPr>
-          <w:lang w:val="en-US"/>
-        </w:rPr>
-        <w:t>isakmp</w:t>
-      </w:r>
-      <w:proofErr w:type="spellEnd"/>
-      <w:r>
-        <w:t xml:space="preserve">)# </w:t>
-      </w:r>
-      <w:r>
-        <w:rPr>
-          <w:lang w:val="en-US"/>
-        </w:rPr>
-        <w:t>group</w:t>
-      </w:r>
-      <w:r>
-        <w:t xml:space="preserve"> 1” – </w:t>
-      </w:r>
-      <w:r>
-        <w:t>это</w:t>
-      </w:r>
-      <w:r>
-        <w:t xml:space="preserve"> </w:t>
-      </w:r>
-      <w:r>
-        <w:t>выбор</w:t>
-      </w:r>
-      <w:r>
-        <w:t xml:space="preserve"> </w:t>
-      </w:r>
-      <w:r>
-        <w:t xml:space="preserve">группы Диффи-Хеллмана. Данная операция нужна для безопасного обмена криптографическими ключами. </w:t>
-      </w:r>
-    </w:p>
-    <w:p>
-      <w:pPr>
-        <w:spacing w:line="360" w:lineRule="auto"/>
-      </w:pPr>
-      <w:r>
-        <w:t>“</w:t>
-      </w:r>
-      <w:r>
-        <w:rPr>
-          <w:lang w:val="en-US"/>
-        </w:rPr>
-        <w:t>Router</w:t>
-      </w:r>
-      <w:r>
-        <w:t>(</w:t>
-      </w:r>
-      <w:r>
-        <w:rPr>
-          <w:lang w:val="en-US"/>
-        </w:rPr>
-        <w:t>config</w:t>
-      </w:r>
-      <w:r>
-        <w:t>-</w:t>
-      </w:r>
-      <w:proofErr w:type="spellStart"/>
-      <w:r>
-        <w:rPr>
-          <w:lang w:val="en-US"/>
-        </w:rPr>
-        <w:t>isakmp</w:t>
-      </w:r>
-      <w:proofErr w:type="spellEnd"/>
-      <w:r>
-        <w:t xml:space="preserve">)# </w:t>
-      </w:r>
-      <w:r>
-        <w:rPr>
-          <w:lang w:val="en-US"/>
-        </w:rPr>
-        <w:t>authentication</w:t>
-      </w:r>
-      <w:r>
-        <w:t xml:space="preserve"> </w:t>
-      </w:r>
-      <w:r>
-        <w:rPr>
-          <w:lang w:val="en-US"/>
-        </w:rPr>
-        <w:t>pre</w:t>
-      </w:r>
-      <w:r>
-        <w:t>-</w:t>
-      </w:r>
-      <w:r>
-        <w:rPr>
-          <w:lang w:val="en-US"/>
-        </w:rPr>
-        <w:t>share</w:t>
-      </w:r>
-      <w:r>
-        <w:t>”</w:t>
-      </w:r>
-      <w:r>
-        <w:rPr>
-          <w:b/>
-          <w:bCs/>
-        </w:rPr>
-        <w:t xml:space="preserve"> </w:t>
-      </w:r>
-      <w:r>
-        <w:rPr>
-          <w:b/>
-          <w:bCs/>
-        </w:rPr>
-        <w:t>–</w:t>
-      </w:r>
-      <w:r>
-        <w:rPr>
-          <w:b/>
-          <w:bCs/>
-        </w:rPr>
-        <w:t xml:space="preserve"> </w:t>
-      </w:r>
-      <w:r>
-        <w:t>это а</w:t>
-      </w:r>
-      <w:r>
-        <w:t>утентификация с помощью предварительного общего ключа (PSK).</w:t>
-      </w:r>
-      <w:r>
-        <w:t xml:space="preserve"> Это нужно, чтобы у</w:t>
-      </w:r>
-      <w:r>
-        <w:t>стройства использова</w:t>
-      </w:r>
-      <w:r>
-        <w:t>ли</w:t>
-      </w:r>
-      <w:r>
-        <w:t xml:space="preserve"> общий пароль для взаимной проверки.</w:t>
-      </w:r>
-    </w:p>
-    <w:p>
-      <w:pPr>
-        <w:spacing w:line="360" w:lineRule="auto"/>
-      </w:pPr>
-      <w:r>
-        <w:rPr>
-          <w:lang w:val="en-US"/>
-        </w:rPr>
-        <w:t>“</w:t>
-      </w:r>
-      <w:r>
-        <w:rPr>
-          <w:lang w:val="en-US"/>
-        </w:rPr>
-        <w:t>Router(config-</w:t>
-      </w:r>
-      <w:proofErr w:type="spellStart"/>
-      <w:r>
-        <w:rPr>
-          <w:lang w:val="en-US"/>
-        </w:rPr>
-        <w:t>isakmp</w:t>
-      </w:r>
-      <w:proofErr w:type="spellEnd"/>
-      <w:r>
-        <w:rPr>
-          <w:lang w:val="en-US"/>
-        </w:rPr>
-        <w:t>)# lifetime 3600</w:t>
-      </w:r>
-      <w:r>
-        <w:rPr>
-          <w:lang w:val="en-US"/>
-        </w:rPr>
-        <w:t xml:space="preserve">” – </w:t>
-      </w:r>
-      <w:r>
-        <w:t>это</w:t>
-      </w:r>
-      <w:r>
-        <w:rPr>
-          <w:lang w:val="en-US"/>
-        </w:rPr>
-        <w:t xml:space="preserve"> </w:t>
-      </w:r>
-      <w:r>
-        <w:t>время</w:t>
-      </w:r>
-      <w:r>
-        <w:rPr>
-          <w:lang w:val="en-US"/>
-        </w:rPr>
-        <w:t xml:space="preserve"> </w:t>
-      </w:r>
-      <w:r>
-        <w:t>жизни</w:t>
-      </w:r>
-      <w:r>
-        <w:rPr>
-          <w:lang w:val="en-US"/>
-        </w:rPr>
-        <w:t xml:space="preserve"> </w:t>
-      </w:r>
-      <w:r>
-        <w:rPr>
-          <w:lang w:val="en-US"/>
-        </w:rPr>
-        <w:t>SA. SA</w:t>
-      </w:r>
-      <w:r>
-        <w:t xml:space="preserve"> – </w:t>
-      </w:r>
-      <w:r>
-        <w:t xml:space="preserve">это виртуальное соглашение между двумя устройствами, описывающее какие алгоритмы использовать, ключи для этих алгоритмов. </w:t>
-      </w:r>
-    </w:p>
-    <w:p>
-      <w:pPr>
-        <w:spacing w:line="360" w:lineRule="auto"/>
-      </w:pPr>
-      <w:r>
-        <w:t>“</w:t>
-      </w:r>
-      <w:r>
-        <w:rPr>
-          <w:lang w:val="en-US"/>
-        </w:rPr>
-        <w:t>Router</w:t>
-      </w:r>
-      <w:r>
-        <w:t>(</w:t>
-      </w:r>
-      <w:r>
-        <w:rPr>
-          <w:lang w:val="en-US"/>
-        </w:rPr>
-        <w:t>config</w:t>
-      </w:r>
-      <w:r>
-        <w:t>-</w:t>
-      </w:r>
-      <w:proofErr w:type="spellStart"/>
-      <w:r>
-        <w:rPr>
-          <w:lang w:val="en-US"/>
-        </w:rPr>
-        <w:t>isakmp</w:t>
-      </w:r>
-      <w:proofErr w:type="spellEnd"/>
-      <w:r>
-        <w:t xml:space="preserve">)# </w:t>
-      </w:r>
-      <w:r>
-        <w:rPr>
-          <w:lang w:val="en-US"/>
-        </w:rPr>
-        <w:t>crypto</w:t>
-      </w:r>
-      <w:r>
-        <w:t xml:space="preserve"> </w:t>
-      </w:r>
-      <w:proofErr w:type="spellStart"/>
-      <w:r>
-        <w:rPr>
-          <w:lang w:val="en-US"/>
-        </w:rPr>
-        <w:t>isakmp</w:t>
-      </w:r>
-      <w:proofErr w:type="spellEnd"/>
-      <w:r>
-        <w:t xml:space="preserve"> </w:t>
-      </w:r>
-      <w:r>
-        <w:rPr>
-          <w:lang w:val="en-US"/>
-        </w:rPr>
-        <w:t>key</w:t>
-      </w:r>
-      <w:r>
-        <w:t xml:space="preserve"> </w:t>
-      </w:r>
-      <w:r>
-        <w:rPr>
-          <w:lang w:val="en-US"/>
-        </w:rPr>
-        <w:t>PASS</w:t>
-      </w:r>
-      <w:r>
-        <w:t xml:space="preserve"> </w:t>
-      </w:r>
-      <w:r>
-        <w:rPr>
-          <w:lang w:val="en-US"/>
-        </w:rPr>
-        <w:t>address</w:t>
-      </w:r>
-      <w:r>
-        <w:t xml:space="preserve"> 125.1.1.1” – </w:t>
-      </w:r>
-      <w:r>
-        <w:t>это</w:t>
-      </w:r>
-      <w:r>
-        <w:t xml:space="preserve"> </w:t>
-      </w:r>
-      <w:r>
-        <w:t>настройка</w:t>
-      </w:r>
-      <w:r>
-        <w:t xml:space="preserve"> </w:t>
-      </w:r>
-      <w:r>
-        <w:rPr>
-          <w:lang w:val="en-US"/>
-        </w:rPr>
-        <w:t>PSK</w:t>
-      </w:r>
-      <w:r>
-        <w:t>-</w:t>
-      </w:r>
-      <w:r>
-        <w:t>ключа</w:t>
-      </w:r>
-      <w:r>
-        <w:t xml:space="preserve"> </w:t>
-      </w:r>
-      <w:r>
-        <w:t>для</w:t>
-      </w:r>
-      <w:r>
-        <w:t xml:space="preserve"> </w:t>
-      </w:r>
-      <w:r>
-        <w:t xml:space="preserve">удаленного пира. </w:t>
-      </w:r>
-      <w:r>
-        <w:t>“</w:t>
-      </w:r>
-      <w:r>
-        <w:rPr>
-          <w:lang w:val="en-US"/>
-        </w:rPr>
-        <w:t>PASS</w:t>
-      </w:r>
-      <w:r>
-        <w:t xml:space="preserve">” – </w:t>
-      </w:r>
-      <w:r>
-        <w:t xml:space="preserve">это предварительный общий ключ, а </w:t>
-      </w:r>
-      <w:r>
-        <w:t>“</w:t>
-      </w:r>
-      <w:r>
-        <w:rPr>
-          <w:lang w:val="en-US"/>
-        </w:rPr>
-        <w:t>address</w:t>
-      </w:r>
-      <w:r>
-        <w:t xml:space="preserve"> 125.1.1.1” – </w:t>
-      </w:r>
-      <w:r>
-        <w:t xml:space="preserve">это </w:t>
-      </w:r>
-      <w:r>
-        <w:rPr>
-          <w:lang w:val="en-US"/>
-        </w:rPr>
-        <w:t>IP</w:t>
-      </w:r>
-      <w:r>
-        <w:t>-</w:t>
-      </w:r>
       <w:r>
         <w:t xml:space="preserve">адрес удаленного роутера, с которым будет устанавливаться </w:t>
       </w:r>
@@ -3110,10 +2970,10 @@
         <w:t xml:space="preserve">“125.1.1.1”. </w:t>
       </w:r>
     </w:p>
-    <w:p/>
     <w:p>
       <w:pPr>
         <w:keepNext/>
+        <w:ind w:firstLine="0"/>
         <w:jc w:val="center"/>
       </w:pPr>
       <w:r>
@@ -3122,9 +2982,9 @@
           <w:lang w:val="en-US"/>
         </w:rPr>
         <w:drawing>
-          <wp:inline distT="0" distB="0" distL="0" distR="0" wp14:anchorId="64655616" wp14:editId="0441061B">
-            <wp:extent cx="4305300" cy="2567239"/>
-            <wp:effectExtent l="152400" t="152400" r="361950" b="367030"/>
+          <wp:inline distT="0" distB="0" distL="0" distR="0" wp14:anchorId="5EAC2E44" wp14:editId="2EEA25E9">
+            <wp:extent cx="3981450" cy="523875"/>
+            <wp:effectExtent l="0" t="0" r="0" b="9525"/>
             <wp:docPr id="2109684802" name="Рисунок 1"/>
             <wp:cNvGraphicFramePr>
               <a:graphicFrameLocks xmlns:a="http://schemas.openxmlformats.org/drawingml/2006/main" noChangeAspect="1"/>
@@ -3136,16 +2996,17 @@
                     <pic:cNvPr id="2109684802" name=""/>
                     <pic:cNvPicPr/>
                   </pic:nvPicPr>
-                  <pic:blipFill>
+                  <pic:blipFill rotWithShape="1">
                     <a:blip r:embed="rId15"/>
+                    <a:srcRect l="1106" r="6388" b="79588"/>
                     <a:stretch>
                       <a:fillRect/>
                     </a:stretch>
                   </pic:blipFill>
-                  <pic:spPr>
+                  <pic:spPr bwMode="auto">
                     <a:xfrm>
                       <a:off x="0" y="0"/>
-                      <a:ext cx="4308007" cy="2568853"/>
+                      <a:ext cx="3985132" cy="524360"/>
                     </a:xfrm>
                     <a:prstGeom prst="rect">
                       <a:avLst/>
@@ -3153,13 +3014,12 @@
                     <a:ln>
                       <a:noFill/>
                     </a:ln>
-                    <a:effectLst>
-                      <a:outerShdw blurRad="292100" dist="139700" dir="2700000" algn="tl" rotWithShape="0">
-                        <a:srgbClr val="333333">
-                          <a:alpha val="65000"/>
-                        </a:srgbClr>
-                      </a:outerShdw>
-                    </a:effectLst>
+                    <a:effectLst/>
+                    <a:extLst>
+                      <a:ext uri="{53640926-AAD7-44D8-BBD7-CCE9431645EC}">
+                        <a14:shadowObscured xmlns:a14="http://schemas.microsoft.com/office/drawing/2010/main"/>
+                      </a:ext>
+                    </a:extLst>
                   </pic:spPr>
                 </pic:pic>
               </a:graphicData>
@@ -3167,6 +3027,115 @@
           </wp:inline>
         </w:drawing>
       </w:r>
+      <w:r>
+        <w:rPr>
+          <w:noProof/>
+          <w:lang w:val="en-US"/>
+        </w:rPr>
+        <w:drawing>
+          <wp:inline distT="0" distB="0" distL="0" distR="0" wp14:anchorId="60972945" wp14:editId="7021B700">
+            <wp:extent cx="3981450" cy="257175"/>
+            <wp:effectExtent l="0" t="0" r="0" b="9525"/>
+            <wp:docPr id="418435094" name="Рисунок 1" descr="Изображение выглядит как текст, снимок экрана, Шрифт, число&#10;&#10;Содержимое, созданное искусственным интеллектом, может быть неверным."/>
+            <wp:cNvGraphicFramePr>
+              <a:graphicFrameLocks xmlns:a="http://schemas.openxmlformats.org/drawingml/2006/main" noChangeAspect="1"/>
+            </wp:cNvGraphicFramePr>
+            <a:graphic xmlns:a="http://schemas.openxmlformats.org/drawingml/2006/main">
+              <a:graphicData uri="http://schemas.openxmlformats.org/drawingml/2006/picture">
+                <pic:pic xmlns:pic="http://schemas.openxmlformats.org/drawingml/2006/picture">
+                  <pic:nvPicPr>
+                    <pic:cNvPr id="418435094" name="Рисунок 1" descr="Изображение выглядит как текст, снимок экрана, Шрифт, число&#10;&#10;Содержимое, созданное искусственным интеллектом, может быть неверным."/>
+                    <pic:cNvPicPr/>
+                  </pic:nvPicPr>
+                  <pic:blipFill rotWithShape="1">
+                    <a:blip r:embed="rId15"/>
+                    <a:srcRect l="1106" t="39711" r="6388" b="50269"/>
+                    <a:stretch>
+                      <a:fillRect/>
+                    </a:stretch>
+                  </pic:blipFill>
+                  <pic:spPr bwMode="auto">
+                    <a:xfrm>
+                      <a:off x="0" y="0"/>
+                      <a:ext cx="3985132" cy="257413"/>
+                    </a:xfrm>
+                    <a:prstGeom prst="rect">
+                      <a:avLst/>
+                    </a:prstGeom>
+                    <a:ln>
+                      <a:noFill/>
+                    </a:ln>
+                    <a:effectLst/>
+                    <a:extLst>
+                      <a:ext uri="{53640926-AAD7-44D8-BBD7-CCE9431645EC}">
+                        <a14:shadowObscured xmlns:a14="http://schemas.microsoft.com/office/drawing/2010/main"/>
+                      </a:ext>
+                    </a:extLst>
+                  </pic:spPr>
+                </pic:pic>
+              </a:graphicData>
+            </a:graphic>
+          </wp:inline>
+        </w:drawing>
+      </w:r>
+    </w:p>
+    <w:p>
+      <w:pPr>
+        <w:keepNext/>
+        <w:ind w:firstLine="0"/>
+        <w:jc w:val="center"/>
+      </w:pPr>
+      <w:r>
+        <w:rPr>
+          <w:noProof/>
+          <w:lang w:val="en-US"/>
+        </w:rPr>
+        <w:drawing>
+          <wp:inline distT="0" distB="0" distL="0" distR="0" wp14:anchorId="3E907999" wp14:editId="57B49E96">
+            <wp:extent cx="3981450" cy="161925"/>
+            <wp:effectExtent l="0" t="0" r="0" b="9525"/>
+            <wp:docPr id="1173196925" name="Рисунок 1"/>
+            <wp:cNvGraphicFramePr>
+              <a:graphicFrameLocks xmlns:a="http://schemas.openxmlformats.org/drawingml/2006/main" noChangeAspect="1"/>
+            </wp:cNvGraphicFramePr>
+            <a:graphic xmlns:a="http://schemas.openxmlformats.org/drawingml/2006/main">
+              <a:graphicData uri="http://schemas.openxmlformats.org/drawingml/2006/picture">
+                <pic:pic xmlns:pic="http://schemas.openxmlformats.org/drawingml/2006/picture">
+                  <pic:nvPicPr>
+                    <pic:cNvPr id="2109684802" name=""/>
+                    <pic:cNvPicPr/>
+                  </pic:nvPicPr>
+                  <pic:blipFill rotWithShape="1">
+                    <a:blip r:embed="rId15"/>
+                    <a:srcRect l="1106" t="89071" r="6388" b="4620"/>
+                    <a:stretch>
+                      <a:fillRect/>
+                    </a:stretch>
+                  </pic:blipFill>
+                  <pic:spPr bwMode="auto">
+                    <a:xfrm>
+                      <a:off x="0" y="0"/>
+                      <a:ext cx="3985132" cy="162075"/>
+                    </a:xfrm>
+                    <a:prstGeom prst="rect">
+                      <a:avLst/>
+                    </a:prstGeom>
+                    <a:ln>
+                      <a:noFill/>
+                    </a:ln>
+                    <a:effectLst/>
+                    <a:extLst>
+                      <a:ext uri="{53640926-AAD7-44D8-BBD7-CCE9431645EC}">
+                        <a14:shadowObscured xmlns:a14="http://schemas.microsoft.com/office/drawing/2010/main"/>
+                      </a:ext>
+                    </a:extLst>
+                  </pic:spPr>
+                </pic:pic>
+              </a:graphicData>
+            </a:graphic>
+          </wp:inline>
+        </w:drawing>
+      </w:r>
     </w:p>
     <w:p>
       <w:pPr>
@@ -3240,7 +3209,6 @@
           <w:b/>
           <w:bCs/>
         </w:rPr>
-        <w:lastRenderedPageBreak/>
         <w:t>Задание</w:t>
       </w:r>
       <w:r>
@@ -3312,9 +3280,9 @@
           <w:lang w:val="en-US"/>
         </w:rPr>
         <w:drawing>
-          <wp:inline distT="0" distB="0" distL="0" distR="0" wp14:anchorId="57095787" wp14:editId="1C6FC8D6">
-            <wp:extent cx="5040000" cy="1604971"/>
-            <wp:effectExtent l="152400" t="152400" r="370205" b="357505"/>
+          <wp:inline distT="0" distB="0" distL="0" distR="0" wp14:anchorId="57095787" wp14:editId="385D1040">
+            <wp:extent cx="5038976" cy="1099820"/>
+            <wp:effectExtent l="0" t="0" r="9525" b="5080"/>
             <wp:docPr id="1583676867" name="Рисунок 1"/>
             <wp:cNvGraphicFramePr>
               <a:graphicFrameLocks xmlns:a="http://schemas.openxmlformats.org/drawingml/2006/main" noChangeAspect="1"/>
@@ -3326,16 +3294,17 @@
                     <pic:cNvPr id="1583676867" name=""/>
                     <pic:cNvPicPr/>
                   </pic:nvPicPr>
-                  <pic:blipFill>
+                  <pic:blipFill rotWithShape="1">
                     <a:blip r:embed="rId16"/>
+                    <a:srcRect t="31460"/>
                     <a:stretch>
                       <a:fillRect/>
                     </a:stretch>
                   </pic:blipFill>
-                  <pic:spPr>
+                  <pic:spPr bwMode="auto">
                     <a:xfrm>
                       <a:off x="0" y="0"/>
-                      <a:ext cx="5040000" cy="1604971"/>
+                      <a:ext cx="5040000" cy="1100043"/>
                     </a:xfrm>
                     <a:prstGeom prst="rect">
                       <a:avLst/>
@@ -3343,13 +3312,12 @@
                     <a:ln>
                       <a:noFill/>
                     </a:ln>
-                    <a:effectLst>
-                      <a:outerShdw blurRad="292100" dist="139700" dir="2700000" algn="tl" rotWithShape="0">
-                        <a:srgbClr val="333333">
-                          <a:alpha val="65000"/>
-                        </a:srgbClr>
-                      </a:outerShdw>
-                    </a:effectLst>
+                    <a:effectLst/>
+                    <a:extLst>
+                      <a:ext uri="{53640926-AAD7-44D8-BBD7-CCE9431645EC}">
+                        <a14:shadowObscured xmlns:a14="http://schemas.microsoft.com/office/drawing/2010/main"/>
+                      </a:ext>
+                    </a:extLst>
                   </pic:spPr>
                 </pic:pic>
               </a:graphicData>
@@ -3494,8 +3462,544 @@
     </w:p>
     <w:p>
       <w:pPr>
+        <w:pStyle w:val="ac"/>
+        <w:numPr>
+          <w:ilvl w:val="0"/>
+          <w:numId w:val="12"/>
+        </w:numPr>
         <w:spacing w:line="360" w:lineRule="auto"/>
-      </w:pPr>
+        <w:ind w:left="993"/>
+      </w:pPr>
+      <w:r>
+        <w:rPr>
+          <w:b/>
+          <w:bCs/>
+          <w:i/>
+          <w:iCs/>
+          <w:lang w:val="en-US"/>
+        </w:rPr>
+        <w:t>crypto</w:t>
+      </w:r>
+      <w:r>
+        <w:rPr>
+          <w:b/>
+          <w:bCs/>
+          <w:i/>
+          <w:iCs/>
+        </w:rPr>
+        <w:t xml:space="preserve"> </w:t>
+      </w:r>
+      <w:proofErr w:type="spellStart"/>
+      <w:r>
+        <w:rPr>
+          <w:b/>
+          <w:bCs/>
+          <w:i/>
+          <w:iCs/>
+          <w:lang w:val="en-US"/>
+        </w:rPr>
+        <w:t>ipsec</w:t>
+      </w:r>
+      <w:proofErr w:type="spellEnd"/>
+      <w:r>
+        <w:rPr>
+          <w:b/>
+          <w:bCs/>
+          <w:i/>
+          <w:iCs/>
+        </w:rPr>
+        <w:t xml:space="preserve"> </w:t>
+      </w:r>
+      <w:r>
+        <w:rPr>
+          <w:b/>
+          <w:bCs/>
+          <w:i/>
+          <w:iCs/>
+          <w:lang w:val="en-US"/>
+        </w:rPr>
+        <w:t>transform</w:t>
+      </w:r>
+      <w:r>
+        <w:rPr>
+          <w:b/>
+          <w:bCs/>
+          <w:i/>
+          <w:iCs/>
+        </w:rPr>
+        <w:t>-</w:t>
+      </w:r>
+      <w:r>
+        <w:rPr>
+          <w:b/>
+          <w:bCs/>
+          <w:i/>
+          <w:iCs/>
+          <w:lang w:val="en-US"/>
+        </w:rPr>
+        <w:t>set</w:t>
+      </w:r>
+      <w:r>
+        <w:rPr>
+          <w:b/>
+          <w:bCs/>
+          <w:i/>
+          <w:iCs/>
+        </w:rPr>
+        <w:t xml:space="preserve"> </w:t>
+      </w:r>
+      <w:proofErr w:type="spellStart"/>
+      <w:r>
+        <w:rPr>
+          <w:b/>
+          <w:bCs/>
+          <w:i/>
+          <w:iCs/>
+          <w:lang w:val="en-US"/>
+        </w:rPr>
+        <w:t>MyTS</w:t>
+      </w:r>
+      <w:proofErr w:type="spellEnd"/>
+      <w:r>
+        <w:rPr>
+          <w:b/>
+          <w:bCs/>
+          <w:i/>
+          <w:iCs/>
+        </w:rPr>
+        <w:t xml:space="preserve"> </w:t>
+      </w:r>
+      <w:r>
+        <w:rPr>
+          <w:b/>
+          <w:bCs/>
+          <w:i/>
+          <w:iCs/>
+          <w:lang w:val="en-US"/>
+        </w:rPr>
+        <w:t>ah</w:t>
+      </w:r>
+      <w:r>
+        <w:rPr>
+          <w:b/>
+          <w:bCs/>
+          <w:i/>
+          <w:iCs/>
+        </w:rPr>
+        <w:t>-</w:t>
+      </w:r>
+      <w:r>
+        <w:rPr>
+          <w:b/>
+          <w:bCs/>
+          <w:i/>
+          <w:iCs/>
+          <w:lang w:val="en-US"/>
+        </w:rPr>
+        <w:t>md</w:t>
+      </w:r>
+      <w:r>
+        <w:rPr>
+          <w:b/>
+          <w:bCs/>
+          <w:i/>
+          <w:iCs/>
+        </w:rPr>
+        <w:t>5-</w:t>
+      </w:r>
+      <w:proofErr w:type="spellStart"/>
+      <w:r>
+        <w:rPr>
+          <w:b/>
+          <w:bCs/>
+          <w:i/>
+          <w:iCs/>
+          <w:lang w:val="en-US"/>
+        </w:rPr>
+        <w:t>hmac</w:t>
+      </w:r>
+      <w:proofErr w:type="spellEnd"/>
+      <w:r>
+        <w:rPr>
+          <w:b/>
+          <w:bCs/>
+          <w:i/>
+          <w:iCs/>
+        </w:rPr>
+        <w:t xml:space="preserve"> </w:t>
+      </w:r>
+      <w:proofErr w:type="spellStart"/>
+      <w:r>
+        <w:rPr>
+          <w:b/>
+          <w:bCs/>
+          <w:i/>
+          <w:iCs/>
+          <w:lang w:val="en-US"/>
+        </w:rPr>
+        <w:t>esp</w:t>
+      </w:r>
+      <w:proofErr w:type="spellEnd"/>
+      <w:r>
+        <w:rPr>
+          <w:b/>
+          <w:bCs/>
+          <w:i/>
+          <w:iCs/>
+        </w:rPr>
+        <w:t>-3</w:t>
+      </w:r>
+      <w:r>
+        <w:rPr>
+          <w:b/>
+          <w:bCs/>
+          <w:i/>
+          <w:iCs/>
+          <w:lang w:val="en-US"/>
+        </w:rPr>
+        <w:t>des</w:t>
+      </w:r>
+      <w:r>
+        <w:rPr>
+          <w:b/>
+          <w:bCs/>
+        </w:rPr>
+        <w:t xml:space="preserve"> – </w:t>
+      </w:r>
+      <w:r>
+        <w:t>данная команда с</w:t>
+      </w:r>
+      <w:r>
+        <w:t>оздаёт набор преобразований (</w:t>
+      </w:r>
+      <w:proofErr w:type="spellStart"/>
+      <w:r>
+        <w:t>transform-set</w:t>
+      </w:r>
+      <w:proofErr w:type="spellEnd"/>
+      <w:r>
+        <w:t xml:space="preserve">) для IPSec с именем </w:t>
+      </w:r>
+      <w:proofErr w:type="spellStart"/>
+      <w:r>
+        <w:t>MyTS</w:t>
+      </w:r>
+      <w:proofErr w:type="spellEnd"/>
+      <w:r>
+        <w:t xml:space="preserve">. </w:t>
+      </w:r>
+      <w:r>
+        <w:rPr>
+          <w:lang w:val="en-US"/>
+        </w:rPr>
+        <w:t>ah</w:t>
+      </w:r>
+      <w:r>
+        <w:t>-</w:t>
+      </w:r>
+      <w:r>
+        <w:rPr>
+          <w:lang w:val="en-US"/>
+        </w:rPr>
+        <w:lastRenderedPageBreak/>
+        <w:t>md</w:t>
+      </w:r>
+      <w:r>
+        <w:t>5-</w:t>
+      </w:r>
+      <w:proofErr w:type="spellStart"/>
+      <w:r>
+        <w:rPr>
+          <w:lang w:val="en-US"/>
+        </w:rPr>
+        <w:t>hmac</w:t>
+      </w:r>
+      <w:proofErr w:type="spellEnd"/>
+      <w:r>
+        <w:t xml:space="preserve"> </w:t>
+      </w:r>
+      <w:r>
+        <w:t>–</w:t>
+      </w:r>
+      <w:r>
+        <w:t xml:space="preserve"> </w:t>
+      </w:r>
+      <w:r>
+        <w:t xml:space="preserve">аутентификация заголовка </w:t>
+      </w:r>
+      <w:r>
+        <w:t>(</w:t>
+      </w:r>
+      <w:r>
+        <w:rPr>
+          <w:lang w:val="en-US"/>
+        </w:rPr>
+        <w:t>AH</w:t>
+      </w:r>
+      <w:r>
+        <w:t xml:space="preserve">) </w:t>
+      </w:r>
+      <w:r>
+        <w:rPr>
+          <w:lang w:val="en-GB"/>
+        </w:rPr>
+        <w:t>c</w:t>
+      </w:r>
+      <w:r>
+        <w:t xml:space="preserve"> </w:t>
+      </w:r>
+      <w:r>
+        <w:t xml:space="preserve">использованием </w:t>
+      </w:r>
+      <w:r>
+        <w:rPr>
+          <w:lang w:val="en-US"/>
+        </w:rPr>
+        <w:t>MD</w:t>
+      </w:r>
+      <w:r>
+        <w:t>5-</w:t>
+      </w:r>
+      <w:r>
+        <w:rPr>
+          <w:lang w:val="en-US"/>
+        </w:rPr>
+        <w:t>HMAC</w:t>
+      </w:r>
+      <w:r>
+        <w:t xml:space="preserve">. </w:t>
+      </w:r>
+      <w:r>
+        <w:rPr>
+          <w:lang w:val="en-US"/>
+        </w:rPr>
+        <w:t>Esp</w:t>
+      </w:r>
+      <w:r>
+        <w:t>-3</w:t>
+      </w:r>
+      <w:r>
+        <w:rPr>
+          <w:lang w:val="en-US"/>
+        </w:rPr>
+        <w:t>des</w:t>
+      </w:r>
+      <w:r>
+        <w:t xml:space="preserve"> – </w:t>
+      </w:r>
+      <w:r>
+        <w:t xml:space="preserve">шифрование </w:t>
+      </w:r>
+      <w:proofErr w:type="spellStart"/>
+      <w:r>
+        <w:rPr>
+          <w:lang w:val="en-US"/>
+        </w:rPr>
+        <w:t>esp</w:t>
+      </w:r>
+      <w:proofErr w:type="spellEnd"/>
+      <w:r>
+        <w:t xml:space="preserve"> </w:t>
+      </w:r>
+      <w:r>
+        <w:t xml:space="preserve">с использованием </w:t>
+      </w:r>
+      <w:r>
+        <w:t>3</w:t>
+      </w:r>
+      <w:r>
+        <w:rPr>
+          <w:lang w:val="en-US"/>
+        </w:rPr>
+        <w:t>des</w:t>
+      </w:r>
+      <w:r>
+        <w:t>.</w:t>
+      </w:r>
+      <w:r>
+        <w:t xml:space="preserve"> Получается, что данная команда определяет комбинацию протоколов безопасности для защиты данных</w:t>
+      </w:r>
+      <w:r>
+        <w:t xml:space="preserve">, где заголовок </w:t>
+      </w:r>
+      <w:r>
+        <w:rPr>
+          <w:lang w:val="en-US"/>
+        </w:rPr>
+        <w:t>AH</w:t>
+      </w:r>
+      <w:r>
+        <w:t xml:space="preserve"> обеспечивает аутентификацию и целостность пакетов, а </w:t>
+      </w:r>
+      <w:r>
+        <w:rPr>
+          <w:lang w:val="en-US"/>
+        </w:rPr>
+        <w:t>ESP</w:t>
+      </w:r>
+      <w:r>
+        <w:t xml:space="preserve"> </w:t>
+      </w:r>
+      <w:r>
+        <w:t xml:space="preserve">обеспечивает конфиденциальность (шифрование). </w:t>
+      </w:r>
+    </w:p>
+    <w:p>
+      <w:pPr>
+        <w:pStyle w:val="ac"/>
+        <w:numPr>
+          <w:ilvl w:val="0"/>
+          <w:numId w:val="12"/>
+        </w:numPr>
+        <w:spacing w:line="360" w:lineRule="auto"/>
+        <w:ind w:left="993"/>
+      </w:pPr>
+      <w:r>
+        <w:rPr>
+          <w:b/>
+          <w:bCs/>
+          <w:i/>
+          <w:iCs/>
+          <w:lang w:val="en-US"/>
+        </w:rPr>
+        <w:t>crypto</w:t>
+      </w:r>
+      <w:r>
+        <w:rPr>
+          <w:b/>
+          <w:bCs/>
+          <w:i/>
+          <w:iCs/>
+        </w:rPr>
+        <w:t xml:space="preserve"> </w:t>
+      </w:r>
+      <w:r>
+        <w:rPr>
+          <w:b/>
+          <w:bCs/>
+          <w:i/>
+          <w:iCs/>
+          <w:lang w:val="en-US"/>
+        </w:rPr>
+        <w:t>map</w:t>
+      </w:r>
+      <w:r>
+        <w:rPr>
+          <w:b/>
+          <w:bCs/>
+          <w:i/>
+          <w:iCs/>
+        </w:rPr>
+        <w:t xml:space="preserve"> </w:t>
+      </w:r>
+      <w:proofErr w:type="spellStart"/>
+      <w:r>
+        <w:rPr>
+          <w:b/>
+          <w:bCs/>
+          <w:i/>
+          <w:iCs/>
+          <w:lang w:val="en-US"/>
+        </w:rPr>
+        <w:t>CMap</w:t>
+      </w:r>
+      <w:proofErr w:type="spellEnd"/>
+      <w:r>
+        <w:rPr>
+          <w:b/>
+          <w:bCs/>
+          <w:i/>
+          <w:iCs/>
+        </w:rPr>
+        <w:t xml:space="preserve">10 </w:t>
+      </w:r>
+      <w:proofErr w:type="spellStart"/>
+      <w:r>
+        <w:rPr>
+          <w:b/>
+          <w:bCs/>
+          <w:i/>
+          <w:iCs/>
+          <w:lang w:val="en-US"/>
+        </w:rPr>
+        <w:t>ipsec</w:t>
+      </w:r>
+      <w:proofErr w:type="spellEnd"/>
+      <w:r>
+        <w:rPr>
+          <w:b/>
+          <w:bCs/>
+          <w:i/>
+          <w:iCs/>
+        </w:rPr>
+        <w:t>-</w:t>
+      </w:r>
+      <w:proofErr w:type="spellStart"/>
+      <w:r>
+        <w:rPr>
+          <w:b/>
+          <w:bCs/>
+          <w:i/>
+          <w:iCs/>
+          <w:lang w:val="en-US"/>
+        </w:rPr>
+        <w:t>isakmp</w:t>
+      </w:r>
+      <w:proofErr w:type="spellEnd"/>
+      <w:r>
+        <w:t xml:space="preserve"> – </w:t>
+      </w:r>
+      <w:r>
+        <w:t>это</w:t>
+      </w:r>
+      <w:r>
+        <w:t xml:space="preserve"> </w:t>
+      </w:r>
+      <w:r>
+        <w:t>создание</w:t>
+      </w:r>
+      <w:r>
+        <w:t xml:space="preserve"> </w:t>
+      </w:r>
+      <w:r>
+        <w:t xml:space="preserve">криптографической карты </w:t>
+      </w:r>
+      <w:proofErr w:type="spellStart"/>
+      <w:r>
+        <w:rPr>
+          <w:lang w:val="en-US"/>
+        </w:rPr>
+        <w:t>CMap</w:t>
+      </w:r>
+      <w:proofErr w:type="spellEnd"/>
+      <w:r>
+        <w:t xml:space="preserve"> с последовательным номером 10. </w:t>
+      </w:r>
+      <w:proofErr w:type="spellStart"/>
+      <w:r>
+        <w:rPr>
+          <w:lang w:val="en-US"/>
+        </w:rPr>
+        <w:t>Ipsec</w:t>
+      </w:r>
+      <w:proofErr w:type="spellEnd"/>
+      <w:r>
+        <w:t>-</w:t>
+      </w:r>
+      <w:proofErr w:type="spellStart"/>
+      <w:r>
+        <w:rPr>
+          <w:lang w:val="en-US"/>
+        </w:rPr>
+        <w:t>isakmp</w:t>
+      </w:r>
+      <w:proofErr w:type="spellEnd"/>
+      <w:r>
+        <w:t xml:space="preserve"> </w:t>
+      </w:r>
+      <w:r>
+        <w:t xml:space="preserve">указывает, что для установки туннеля будет использоваться </w:t>
+      </w:r>
       <w:r>
         <w:t>“</w:t>
       </w:r>
@@ -3503,959 +4007,482 @@
         <w:rPr>
           <w:lang w:val="en-US"/>
         </w:rPr>
-        <w:t>Router</w:t>
-      </w:r>
-      <w:r>
-        <w:t>(</w:t>
-      </w:r>
-      <w:r>
-        <w:rPr>
-          <w:lang w:val="en-US"/>
-        </w:rPr>
-        <w:t>config</w:t>
-      </w:r>
-      <w:r>
-        <w:t>)#</w:t>
-      </w:r>
-      <w:r>
-        <w:rPr>
+        <w:t>IKE</w:t>
+      </w:r>
+      <w:r>
+        <w:t xml:space="preserve">”. </w:t>
+      </w:r>
+    </w:p>
+    <w:p>
+      <w:pPr>
+        <w:pStyle w:val="ac"/>
+        <w:numPr>
+          <w:ilvl w:val="0"/>
+          <w:numId w:val="12"/>
+        </w:numPr>
+        <w:spacing w:line="360" w:lineRule="auto"/>
+        <w:ind w:left="993"/>
+      </w:pPr>
+      <w:r>
+        <w:rPr>
+          <w:b/>
+          <w:bCs/>
+          <w:i/>
+          <w:iCs/>
+          <w:lang w:val="en-US"/>
+        </w:rPr>
+        <w:t>set</w:t>
+      </w:r>
+      <w:r>
+        <w:rPr>
+          <w:b/>
+          <w:bCs/>
+          <w:i/>
+          <w:iCs/>
+        </w:rPr>
+        <w:t xml:space="preserve"> </w:t>
+      </w:r>
+      <w:r>
+        <w:rPr>
+          <w:b/>
+          <w:bCs/>
+          <w:i/>
+          <w:iCs/>
+          <w:lang w:val="en-US"/>
+        </w:rPr>
+        <w:t>peer</w:t>
+      </w:r>
+      <w:r>
+        <w:rPr>
+          <w:b/>
+          <w:bCs/>
+          <w:i/>
+          <w:iCs/>
+        </w:rPr>
+        <w:t xml:space="preserve"> 125.1.1.1</w:t>
+      </w:r>
+      <w:r>
+        <w:t xml:space="preserve"> – </w:t>
+      </w:r>
+      <w:r>
+        <w:t>это</w:t>
+      </w:r>
+      <w:r>
+        <w:t xml:space="preserve"> </w:t>
+      </w:r>
+      <w:r>
+        <w:t>указание</w:t>
+      </w:r>
+      <w:r>
+        <w:t xml:space="preserve"> </w:t>
+      </w:r>
+      <w:r>
+        <w:t>адреса</w:t>
+      </w:r>
+      <w:r>
+        <w:t xml:space="preserve"> </w:t>
+      </w:r>
+      <w:r>
+        <w:t xml:space="preserve">удаленного роутера (пира). Роутер будет использовать данный адрес для установки </w:t>
+      </w:r>
+      <w:r>
+        <w:rPr>
+          <w:lang w:val="en-US"/>
+        </w:rPr>
+        <w:t>IPSec</w:t>
+      </w:r>
+      <w:r>
+        <w:t xml:space="preserve">-туннеля. </w:t>
+      </w:r>
+    </w:p>
+    <w:p>
+      <w:pPr>
+        <w:pStyle w:val="ac"/>
+        <w:numPr>
+          <w:ilvl w:val="0"/>
+          <w:numId w:val="12"/>
+        </w:numPr>
+        <w:spacing w:line="360" w:lineRule="auto"/>
+        <w:ind w:left="993"/>
+      </w:pPr>
+      <w:r>
+        <w:rPr>
+          <w:b/>
+          <w:bCs/>
+          <w:i/>
+          <w:iCs/>
+          <w:lang w:val="en-US"/>
+        </w:rPr>
+        <w:t>match</w:t>
+      </w:r>
+      <w:r>
+        <w:rPr>
+          <w:b/>
+          <w:bCs/>
+          <w:i/>
+          <w:iCs/>
+        </w:rPr>
+        <w:t xml:space="preserve"> </w:t>
+      </w:r>
+      <w:r>
+        <w:rPr>
+          <w:b/>
+          <w:bCs/>
+          <w:i/>
+          <w:iCs/>
+          <w:lang w:val="en-US"/>
+        </w:rPr>
+        <w:t>address</w:t>
+      </w:r>
+      <w:r>
+        <w:rPr>
+          <w:b/>
+          <w:bCs/>
+          <w:i/>
+          <w:iCs/>
+        </w:rPr>
+        <w:t xml:space="preserve"> 105</w:t>
+      </w:r>
+      <w:r>
+        <w:t xml:space="preserve"> – </w:t>
+      </w:r>
+      <w:r>
+        <w:t>связывание</w:t>
+      </w:r>
+      <w:r>
+        <w:t xml:space="preserve"> </w:t>
+      </w:r>
+      <w:r>
+        <w:t>криптографической</w:t>
+      </w:r>
+      <w:r>
+        <w:t xml:space="preserve"> </w:t>
+      </w:r>
+      <w:r>
+        <w:t>карты</w:t>
+      </w:r>
+      <w:r>
+        <w:t xml:space="preserve"> </w:t>
+      </w:r>
+      <w:r>
+        <w:t>с</w:t>
+      </w:r>
+      <w:r>
+        <w:t xml:space="preserve"> </w:t>
+      </w:r>
+      <w:r>
+        <w:rPr>
+          <w:lang w:val="en-US"/>
+        </w:rPr>
+        <w:t>access</w:t>
+      </w:r>
+      <w:r>
+        <w:t>-</w:t>
+      </w:r>
+      <w:r>
+        <w:rPr>
+          <w:lang w:val="en-US"/>
+        </w:rPr>
+        <w:t>list</w:t>
+      </w:r>
+      <w:r>
+        <w:t xml:space="preserve"> 105. </w:t>
+      </w:r>
+      <w:r>
+        <w:t xml:space="preserve">Данный </w:t>
+      </w:r>
+      <w:r>
+        <w:rPr>
+          <w:lang w:val="en-US"/>
+        </w:rPr>
+        <w:t>access</w:t>
+      </w:r>
+      <w:r>
+        <w:t>-</w:t>
+      </w:r>
+      <w:r>
+        <w:rPr>
+          <w:lang w:val="en-US"/>
+        </w:rPr>
+        <w:t>list</w:t>
+      </w:r>
+      <w:r>
+        <w:t xml:space="preserve"> </w:t>
+      </w:r>
+      <w:r>
+        <w:t xml:space="preserve">определяет трафик, который будет защищен </w:t>
+      </w:r>
+      <w:r>
+        <w:t>“</w:t>
+      </w:r>
+      <w:r>
+        <w:rPr>
+          <w:lang w:val="en-US"/>
+        </w:rPr>
+        <w:t>IPSec</w:t>
+      </w:r>
+      <w:r>
+        <w:t>”</w:t>
+      </w:r>
+      <w:r>
+        <w:t xml:space="preserve">. Данный </w:t>
+      </w:r>
+      <w:r>
+        <w:rPr>
+          <w:lang w:val="en-US"/>
+        </w:rPr>
+        <w:t>access</w:t>
+      </w:r>
+      <w:r>
+        <w:t>-</w:t>
+      </w:r>
+      <w:r>
+        <w:rPr>
+          <w:lang w:val="en-US"/>
+        </w:rPr>
+        <w:t>list</w:t>
+      </w:r>
+      <w:r>
+        <w:t xml:space="preserve"> </w:t>
+      </w:r>
+      <w:r>
+        <w:t xml:space="preserve">мы настроим в шаге 8. </w:t>
+      </w:r>
+    </w:p>
+    <w:p>
+      <w:pPr>
+        <w:pStyle w:val="ac"/>
+        <w:numPr>
+          <w:ilvl w:val="0"/>
+          <w:numId w:val="12"/>
+        </w:numPr>
+        <w:spacing w:line="360" w:lineRule="auto"/>
+        <w:ind w:left="993"/>
+      </w:pPr>
+      <w:r>
+        <w:rPr>
+          <w:b/>
+          <w:bCs/>
+          <w:i/>
+          <w:iCs/>
+          <w:lang w:val="en-US"/>
+        </w:rPr>
+        <w:t>set</w:t>
+      </w:r>
+      <w:r>
+        <w:rPr>
+          <w:b/>
+          <w:bCs/>
+          <w:i/>
+          <w:iCs/>
+        </w:rPr>
+        <w:t xml:space="preserve"> </w:t>
+      </w:r>
+      <w:r>
+        <w:rPr>
+          <w:b/>
+          <w:bCs/>
+          <w:i/>
+          <w:iCs/>
+          <w:lang w:val="en-US"/>
+        </w:rPr>
+        <w:t>transform</w:t>
+      </w:r>
+      <w:r>
+        <w:rPr>
+          <w:b/>
+          <w:bCs/>
+          <w:i/>
+          <w:iCs/>
+        </w:rPr>
+        <w:t>-</w:t>
+      </w:r>
+      <w:r>
+        <w:rPr>
+          <w:b/>
+          <w:bCs/>
+          <w:i/>
+          <w:iCs/>
+          <w:lang w:val="en-US"/>
+        </w:rPr>
+        <w:t>set</w:t>
+      </w:r>
+      <w:r>
+        <w:rPr>
+          <w:b/>
+          <w:bCs/>
+          <w:i/>
+          <w:iCs/>
+        </w:rPr>
+        <w:t xml:space="preserve"> </w:t>
+      </w:r>
+      <w:proofErr w:type="spellStart"/>
+      <w:r>
+        <w:rPr>
+          <w:b/>
+          <w:bCs/>
+          <w:i/>
+          <w:iCs/>
+          <w:lang w:val="en-US"/>
+        </w:rPr>
+        <w:t>MyTS</w:t>
+      </w:r>
+      <w:proofErr w:type="spellEnd"/>
+      <w:r>
+        <w:t xml:space="preserve"> - </w:t>
+      </w:r>
+      <w:r>
+        <w:t>п</w:t>
+      </w:r>
+      <w:r>
+        <w:t xml:space="preserve">рименяет созданный ранее набор преобразований </w:t>
+      </w:r>
+      <w:proofErr w:type="spellStart"/>
+      <w:r>
+        <w:t>MyTS</w:t>
+      </w:r>
+      <w:proofErr w:type="spellEnd"/>
+      <w:r>
+        <w:t xml:space="preserve"> к этой криптографической карте.</w:t>
+      </w:r>
+      <w:r>
+        <w:t xml:space="preserve"> </w:t>
+      </w:r>
+    </w:p>
+    <w:p>
+      <w:pPr>
+        <w:pStyle w:val="ac"/>
+        <w:numPr>
+          <w:ilvl w:val="0"/>
+          <w:numId w:val="12"/>
+        </w:numPr>
+        <w:spacing w:line="360" w:lineRule="auto"/>
+        <w:ind w:left="993"/>
+      </w:pPr>
+      <w:r>
+        <w:rPr>
+          <w:b/>
+          <w:bCs/>
+          <w:i/>
+          <w:iCs/>
+          <w:lang w:val="en-US"/>
+        </w:rPr>
+        <w:t>interface</w:t>
+      </w:r>
+      <w:r>
+        <w:rPr>
+          <w:b/>
+          <w:bCs/>
+          <w:i/>
+          <w:iCs/>
+        </w:rPr>
+        <w:t xml:space="preserve"> </w:t>
+      </w:r>
+      <w:proofErr w:type="spellStart"/>
+      <w:r>
+        <w:rPr>
+          <w:b/>
+          <w:bCs/>
+          <w:i/>
+          <w:iCs/>
+          <w:lang w:val="en-US"/>
+        </w:rPr>
+        <w:t>sel</w:t>
+      </w:r>
+      <w:proofErr w:type="spellEnd"/>
+      <w:r>
+        <w:rPr>
+          <w:b/>
+          <w:bCs/>
+          <w:i/>
+          <w:iCs/>
+        </w:rPr>
+        <w:t>/0</w:t>
+      </w:r>
+      <w:r>
+        <w:t xml:space="preserve"> </w:t>
+      </w:r>
+      <w:r>
+        <w:t>–</w:t>
+      </w:r>
+      <w:r>
+        <w:t xml:space="preserve"> </w:t>
+      </w:r>
+      <w:r>
+        <w:t>п</w:t>
+      </w:r>
+      <w:r>
+        <w:t>ереходит в режим конфигурации интерфейса Serial1/0</w:t>
+      </w:r>
+      <w:r>
+        <w:t>. Данная команда нужна, ч</w:t>
+      </w:r>
+      <w:r>
+        <w:t>тобы применить криптографическую карту к этому интерфейсу.</w:t>
+      </w:r>
+    </w:p>
+    <w:p>
+      <w:pPr>
+        <w:pStyle w:val="ac"/>
+        <w:numPr>
+          <w:ilvl w:val="0"/>
+          <w:numId w:val="12"/>
+        </w:numPr>
+        <w:spacing w:line="360" w:lineRule="auto"/>
+        <w:ind w:left="993"/>
+      </w:pPr>
+      <w:r>
+        <w:rPr>
+          <w:b/>
+          <w:bCs/>
+          <w:i/>
+          <w:iCs/>
           <w:lang w:val="en-US"/>
         </w:rPr>
         <w:t>crypto</w:t>
       </w:r>
       <w:r>
+        <w:rPr>
+          <w:b/>
+          <w:bCs/>
+          <w:i/>
+          <w:iCs/>
+        </w:rPr>
+        <w:t xml:space="preserve"> </w:t>
+      </w:r>
+      <w:r>
+        <w:rPr>
+          <w:b/>
+          <w:bCs/>
+          <w:i/>
+          <w:iCs/>
+          <w:lang w:val="en-US"/>
+        </w:rPr>
+        <w:t>map</w:t>
+      </w:r>
+      <w:r>
+        <w:rPr>
+          <w:b/>
+          <w:bCs/>
+          <w:i/>
+          <w:iCs/>
+        </w:rPr>
         <w:t xml:space="preserve"> </w:t>
       </w:r>
       <w:proofErr w:type="spellStart"/>
       <w:r>
         <w:rPr>
-          <w:lang w:val="en-US"/>
-        </w:rPr>
-        <w:t>ipsec</w:t>
+          <w:b/>
+          <w:bCs/>
+          <w:i/>
+          <w:iCs/>
+          <w:lang w:val="en-US"/>
+        </w:rPr>
+        <w:t>CMap</w:t>
       </w:r>
       <w:proofErr w:type="spellEnd"/>
       <w:r>
-        <w:t xml:space="preserve"> </w:t>
-      </w:r>
-      <w:r>
-        <w:rPr>
-          <w:lang w:val="en-US"/>
-        </w:rPr>
-        <w:t>transform</w:t>
-      </w:r>
-      <w:r>
-        <w:t>-</w:t>
-      </w:r>
-      <w:r>
-        <w:rPr>
-          <w:lang w:val="en-US"/>
-        </w:rPr>
-        <w:t>set</w:t>
-      </w:r>
-      <w:r>
-        <w:t xml:space="preserve"> </w:t>
-      </w:r>
-      <w:proofErr w:type="spellStart"/>
-      <w:r>
-        <w:rPr>
-          <w:lang w:val="en-US"/>
-        </w:rPr>
-        <w:t>MyTS</w:t>
-      </w:r>
-      <w:proofErr w:type="spellEnd"/>
-      <w:r>
-        <w:t xml:space="preserve"> </w:t>
-      </w:r>
-      <w:r>
-        <w:rPr>
-          <w:lang w:val="en-US"/>
-        </w:rPr>
-        <w:t>ah</w:t>
-      </w:r>
-      <w:r>
-        <w:t>-</w:t>
-      </w:r>
-      <w:r>
-        <w:rPr>
-          <w:lang w:val="en-US"/>
-        </w:rPr>
-        <w:t>md</w:t>
-      </w:r>
-      <w:r>
-        <w:t>5-</w:t>
-      </w:r>
-      <w:proofErr w:type="spellStart"/>
-      <w:r>
-        <w:rPr>
-          <w:lang w:val="en-US"/>
-        </w:rPr>
-        <w:t>hmac</w:t>
-      </w:r>
-      <w:proofErr w:type="spellEnd"/>
-      <w:r>
-        <w:t xml:space="preserve"> </w:t>
-      </w:r>
-      <w:proofErr w:type="spellStart"/>
-      <w:r>
-        <w:rPr>
-          <w:lang w:val="en-US"/>
-        </w:rPr>
-        <w:t>esp</w:t>
-      </w:r>
-      <w:proofErr w:type="spellEnd"/>
-      <w:r>
-        <w:t>-3</w:t>
-      </w:r>
-      <w:r>
-        <w:rPr>
-          <w:lang w:val="en-US"/>
-        </w:rPr>
-        <w:t>des</w:t>
-      </w:r>
-      <w:r>
-        <w:t>”</w:t>
-      </w:r>
-      <w:r>
-        <w:rPr>
-          <w:b/>
-          <w:bCs/>
-        </w:rPr>
-        <w:t xml:space="preserve"> </w:t>
-      </w:r>
-      <w:r>
-        <w:rPr>
-          <w:b/>
-          <w:bCs/>
-        </w:rPr>
-        <w:t>–</w:t>
-      </w:r>
-      <w:r>
-        <w:rPr>
-          <w:b/>
-          <w:bCs/>
-        </w:rPr>
-        <w:t xml:space="preserve"> </w:t>
-      </w:r>
-      <w:r>
-        <w:t>данная команда с</w:t>
-      </w:r>
-      <w:r>
-        <w:t>оздаёт набор преобразований (</w:t>
-      </w:r>
-      <w:proofErr w:type="spellStart"/>
-      <w:r>
-        <w:t>transform-set</w:t>
-      </w:r>
-      <w:proofErr w:type="spellEnd"/>
-      <w:r>
-        <w:t xml:space="preserve">) для IPSec с именем </w:t>
-      </w:r>
-      <w:proofErr w:type="spellStart"/>
-      <w:r>
-        <w:t>MyTS</w:t>
-      </w:r>
-      <w:proofErr w:type="spellEnd"/>
-      <w:r>
-        <w:t xml:space="preserve">. </w:t>
-      </w:r>
-      <w:r>
-        <w:rPr>
-          <w:lang w:val="en-US"/>
-        </w:rPr>
-        <w:t>ah</w:t>
-      </w:r>
-      <w:r>
-        <w:t>-</w:t>
-      </w:r>
-      <w:r>
-        <w:rPr>
-          <w:lang w:val="en-US"/>
-        </w:rPr>
-        <w:t>md</w:t>
-      </w:r>
-      <w:r>
-        <w:t>5-</w:t>
-      </w:r>
-      <w:proofErr w:type="spellStart"/>
-      <w:r>
-        <w:rPr>
-          <w:lang w:val="en-US"/>
-        </w:rPr>
-        <w:t>hmac</w:t>
-      </w:r>
-      <w:proofErr w:type="spellEnd"/>
-      <w:r>
-        <w:t xml:space="preserve"> </w:t>
-      </w:r>
-      <w:r>
-        <w:t>–</w:t>
-      </w:r>
-      <w:r>
-        <w:t xml:space="preserve"> </w:t>
-      </w:r>
-      <w:r>
-        <w:t xml:space="preserve">аутентификация заголовка </w:t>
-      </w:r>
-      <w:r>
-        <w:t>(</w:t>
-      </w:r>
-      <w:r>
-        <w:rPr>
-          <w:lang w:val="en-US"/>
-        </w:rPr>
-        <w:t>AH</w:t>
-      </w:r>
-      <w:r>
-        <w:t xml:space="preserve">) </w:t>
-      </w:r>
-      <w:r>
-        <w:rPr>
-          <w:lang w:val="en-GB"/>
-        </w:rPr>
-        <w:t>c</w:t>
-      </w:r>
-      <w:r>
-        <w:t xml:space="preserve"> </w:t>
-      </w:r>
-      <w:r>
-        <w:t xml:space="preserve">использованием </w:t>
-      </w:r>
-      <w:r>
-        <w:rPr>
-          <w:lang w:val="en-US"/>
-        </w:rPr>
-        <w:t>MD</w:t>
-      </w:r>
-      <w:r>
-        <w:t>5-</w:t>
-      </w:r>
-      <w:r>
-        <w:rPr>
-          <w:lang w:val="en-US"/>
-        </w:rPr>
-        <w:t>HMAC</w:t>
-      </w:r>
-      <w:r>
-        <w:t xml:space="preserve">. </w:t>
-      </w:r>
-      <w:r>
-        <w:rPr>
-          <w:lang w:val="en-US"/>
-        </w:rPr>
-        <w:t>Esp</w:t>
-      </w:r>
-      <w:r>
-        <w:t>-3</w:t>
-      </w:r>
-      <w:r>
-        <w:rPr>
-          <w:lang w:val="en-US"/>
-        </w:rPr>
-        <w:t>des</w:t>
-      </w:r>
-      <w:r>
         <w:t xml:space="preserve"> – </w:t>
-      </w:r>
-      <w:r>
-        <w:t xml:space="preserve">шифрование </w:t>
-      </w:r>
-      <w:proofErr w:type="spellStart"/>
-      <w:r>
-        <w:rPr>
-          <w:lang w:val="en-US"/>
-        </w:rPr>
-        <w:t>esp</w:t>
-      </w:r>
-      <w:proofErr w:type="spellEnd"/>
-      <w:r>
-        <w:t xml:space="preserve"> </w:t>
-      </w:r>
-      <w:r>
-        <w:t xml:space="preserve">с использованием </w:t>
-      </w:r>
-      <w:r>
-        <w:t>3</w:t>
-      </w:r>
-      <w:r>
-        <w:rPr>
-          <w:lang w:val="en-US"/>
-        </w:rPr>
-        <w:t>des</w:t>
-      </w:r>
-      <w:r>
-        <w:t>.</w:t>
-      </w:r>
-      <w:r>
-        <w:t xml:space="preserve"> Получается, что данная команда определяет комбинацию протоколов безопасности для защиты данных</w:t>
-      </w:r>
-      <w:r>
-        <w:t xml:space="preserve">, где заголовок </w:t>
-      </w:r>
-      <w:r>
-        <w:rPr>
-          <w:lang w:val="en-US"/>
-        </w:rPr>
-        <w:t>AH</w:t>
-      </w:r>
-      <w:r>
-        <w:t xml:space="preserve"> обеспечивает аутентификацию и целостность пакетов, а </w:t>
-      </w:r>
-      <w:r>
-        <w:rPr>
-          <w:lang w:val="en-US"/>
-        </w:rPr>
-        <w:t>ESP</w:t>
-      </w:r>
-      <w:r>
-        <w:t xml:space="preserve"> </w:t>
-      </w:r>
-      <w:r>
-        <w:t xml:space="preserve">обеспечивает конфиденциальность (шифрование). </w:t>
-      </w:r>
-    </w:p>
-    <w:p>
-      <w:pPr>
-        <w:spacing w:line="360" w:lineRule="auto"/>
-      </w:pPr>
-      <w:r>
-        <w:t>“</w:t>
-      </w:r>
-      <w:r>
-        <w:rPr>
-          <w:lang w:val="en-US"/>
-        </w:rPr>
-        <w:t>Router</w:t>
-      </w:r>
-      <w:r>
-        <w:t>(</w:t>
-      </w:r>
-      <w:r>
-        <w:rPr>
-          <w:lang w:val="en-US"/>
-        </w:rPr>
-        <w:t>config</w:t>
-      </w:r>
-      <w:r>
-        <w:t>)#</w:t>
-      </w:r>
-      <w:r>
-        <w:rPr>
-          <w:lang w:val="en-US"/>
-        </w:rPr>
-        <w:t>crypto</w:t>
-      </w:r>
-      <w:r>
-        <w:t xml:space="preserve"> </w:t>
-      </w:r>
-      <w:r>
-        <w:rPr>
-          <w:lang w:val="en-US"/>
-        </w:rPr>
-        <w:t>map</w:t>
-      </w:r>
-      <w:r>
-        <w:t xml:space="preserve"> </w:t>
-      </w:r>
-      <w:proofErr w:type="spellStart"/>
-      <w:r>
-        <w:rPr>
-          <w:lang w:val="en-US"/>
-        </w:rPr>
-        <w:t>CMap</w:t>
-      </w:r>
-      <w:proofErr w:type="spellEnd"/>
-      <w:r>
-        <w:t xml:space="preserve">10 </w:t>
-      </w:r>
-      <w:proofErr w:type="spellStart"/>
-      <w:r>
-        <w:rPr>
-          <w:lang w:val="en-US"/>
-        </w:rPr>
-        <w:t>ipsec</w:t>
-      </w:r>
-      <w:proofErr w:type="spellEnd"/>
-      <w:r>
-        <w:t>-</w:t>
-      </w:r>
-      <w:proofErr w:type="spellStart"/>
-      <w:r>
-        <w:rPr>
-          <w:lang w:val="en-US"/>
-        </w:rPr>
-        <w:t>isakmp</w:t>
-      </w:r>
-      <w:proofErr w:type="spellEnd"/>
-      <w:r>
-        <w:t xml:space="preserve">” – </w:t>
-      </w:r>
-      <w:r>
-        <w:t>это</w:t>
-      </w:r>
-      <w:r>
-        <w:t xml:space="preserve"> </w:t>
-      </w:r>
-      <w:r>
-        <w:t>создание</w:t>
-      </w:r>
-      <w:r>
-        <w:t xml:space="preserve"> </w:t>
-      </w:r>
-      <w:r>
-        <w:t xml:space="preserve">криптографической карты </w:t>
-      </w:r>
-      <w:proofErr w:type="spellStart"/>
-      <w:r>
-        <w:rPr>
-          <w:lang w:val="en-US"/>
-        </w:rPr>
-        <w:t>CMap</w:t>
-      </w:r>
-      <w:proofErr w:type="spellEnd"/>
-      <w:r>
-        <w:t xml:space="preserve"> с последовательным номером 10. </w:t>
-      </w:r>
-      <w:proofErr w:type="spellStart"/>
-      <w:r>
-        <w:rPr>
-          <w:lang w:val="en-US"/>
-        </w:rPr>
-        <w:t>Ipsec</w:t>
-      </w:r>
-      <w:proofErr w:type="spellEnd"/>
-      <w:r>
-        <w:t>-</w:t>
-      </w:r>
-      <w:proofErr w:type="spellStart"/>
-      <w:r>
-        <w:rPr>
-          <w:lang w:val="en-US"/>
-        </w:rPr>
-        <w:t>isakmp</w:t>
-      </w:r>
-      <w:proofErr w:type="spellEnd"/>
-      <w:r>
-        <w:t xml:space="preserve"> </w:t>
-      </w:r>
-      <w:r>
-        <w:t xml:space="preserve">указывает, что для установки туннеля будет использоваться </w:t>
-      </w:r>
-      <w:r>
-        <w:t>“</w:t>
-      </w:r>
-      <w:r>
-        <w:rPr>
-          <w:lang w:val="en-US"/>
-        </w:rPr>
-        <w:t>IKE</w:t>
-      </w:r>
-      <w:r>
-        <w:t xml:space="preserve">”. </w:t>
-      </w:r>
-    </w:p>
-    <w:p>
-      <w:pPr>
-        <w:spacing w:line="360" w:lineRule="auto"/>
-      </w:pPr>
-      <w:r>
-        <w:t>“</w:t>
-      </w:r>
-      <w:r>
-        <w:rPr>
-          <w:lang w:val="en-US"/>
-        </w:rPr>
-        <w:t>Router</w:t>
-      </w:r>
-      <w:r>
-        <w:t>(</w:t>
-      </w:r>
-      <w:r>
-        <w:rPr>
-          <w:lang w:val="en-US"/>
-        </w:rPr>
-        <w:t>config</w:t>
-      </w:r>
-      <w:r>
-        <w:t>-</w:t>
-      </w:r>
-      <w:r>
-        <w:rPr>
-          <w:lang w:val="en-US"/>
-        </w:rPr>
-        <w:t>crypto</w:t>
-      </w:r>
-      <w:r>
-        <w:t>-</w:t>
-      </w:r>
-      <w:r>
-        <w:rPr>
-          <w:lang w:val="en-US"/>
-        </w:rPr>
-        <w:t>map</w:t>
-      </w:r>
-      <w:r>
-        <w:t>)#</w:t>
-      </w:r>
-      <w:r>
-        <w:rPr>
-          <w:lang w:val="en-US"/>
-        </w:rPr>
-        <w:t>set</w:t>
-      </w:r>
-      <w:r>
-        <w:t xml:space="preserve"> </w:t>
-      </w:r>
-      <w:r>
-        <w:rPr>
-          <w:lang w:val="en-US"/>
-        </w:rPr>
-        <w:t>peer</w:t>
-      </w:r>
-      <w:r>
-        <w:t xml:space="preserve"> 125.1.1.1” – </w:t>
-      </w:r>
-      <w:r>
-        <w:t>это</w:t>
-      </w:r>
-      <w:r>
-        <w:t xml:space="preserve"> </w:t>
-      </w:r>
-      <w:r>
-        <w:t>указание</w:t>
-      </w:r>
-      <w:r>
-        <w:t xml:space="preserve"> </w:t>
-      </w:r>
-      <w:r>
-        <w:t>адреса</w:t>
-      </w:r>
-      <w:r>
-        <w:t xml:space="preserve"> </w:t>
-      </w:r>
-      <w:r>
-        <w:t xml:space="preserve">удаленного роутера (пира). Роутер будет использовать данный адрес для установки </w:t>
-      </w:r>
-      <w:r>
-        <w:rPr>
-          <w:lang w:val="en-US"/>
-        </w:rPr>
-        <w:t>IPSec</w:t>
-      </w:r>
-      <w:r>
-        <w:t>-</w:t>
-      </w:r>
-      <w:r>
-        <w:lastRenderedPageBreak/>
-        <w:t xml:space="preserve">туннеля. </w:t>
-      </w:r>
-    </w:p>
-    <w:p>
-      <w:pPr>
-        <w:spacing w:line="360" w:lineRule="auto"/>
-      </w:pPr>
-      <w:r>
-        <w:t>“</w:t>
-      </w:r>
-      <w:r>
-        <w:rPr>
-          <w:lang w:val="en-US"/>
-        </w:rPr>
-        <w:t>Router</w:t>
-      </w:r>
-      <w:r>
-        <w:t>(</w:t>
-      </w:r>
-      <w:r>
-        <w:rPr>
-          <w:lang w:val="en-US"/>
-        </w:rPr>
-        <w:t>config</w:t>
-      </w:r>
-      <w:r>
-        <w:t>-</w:t>
-      </w:r>
-      <w:r>
-        <w:rPr>
-          <w:lang w:val="en-US"/>
-        </w:rPr>
-        <w:t>crypto</w:t>
-      </w:r>
-      <w:r>
-        <w:t>-</w:t>
-      </w:r>
-      <w:r>
-        <w:rPr>
-          <w:lang w:val="en-US"/>
-        </w:rPr>
-        <w:t>map</w:t>
-      </w:r>
-      <w:r>
-        <w:t>)#</w:t>
-      </w:r>
-      <w:r>
-        <w:rPr>
-          <w:lang w:val="en-US"/>
-        </w:rPr>
-        <w:t>match</w:t>
-      </w:r>
-      <w:r>
-        <w:t xml:space="preserve"> </w:t>
-      </w:r>
-      <w:r>
-        <w:rPr>
-          <w:lang w:val="en-US"/>
-        </w:rPr>
-        <w:t>address</w:t>
-      </w:r>
-      <w:r>
-        <w:t xml:space="preserve"> 105” – </w:t>
-      </w:r>
-      <w:r>
-        <w:t>связывание</w:t>
-      </w:r>
-      <w:r>
-        <w:t xml:space="preserve"> </w:t>
-      </w:r>
-      <w:r>
-        <w:t>криптографической</w:t>
-      </w:r>
-      <w:r>
-        <w:t xml:space="preserve"> </w:t>
-      </w:r>
-      <w:r>
-        <w:t>карты</w:t>
-      </w:r>
-      <w:r>
-        <w:t xml:space="preserve"> </w:t>
-      </w:r>
-      <w:r>
-        <w:t>с</w:t>
-      </w:r>
-      <w:r>
-        <w:t xml:space="preserve"> </w:t>
-      </w:r>
-      <w:r>
-        <w:rPr>
-          <w:lang w:val="en-US"/>
-        </w:rPr>
-        <w:t>access</w:t>
-      </w:r>
-      <w:r>
-        <w:t>-</w:t>
-      </w:r>
-      <w:r>
-        <w:rPr>
-          <w:lang w:val="en-US"/>
-        </w:rPr>
-        <w:t>list</w:t>
-      </w:r>
-      <w:r>
-        <w:t xml:space="preserve"> 105. </w:t>
-      </w:r>
-      <w:r>
-        <w:t xml:space="preserve">Данный </w:t>
-      </w:r>
-      <w:r>
-        <w:rPr>
-          <w:lang w:val="en-US"/>
-        </w:rPr>
-        <w:t>access</w:t>
-      </w:r>
-      <w:r>
-        <w:t>-</w:t>
-      </w:r>
-      <w:r>
-        <w:rPr>
-          <w:lang w:val="en-US"/>
-        </w:rPr>
-        <w:t>list</w:t>
-      </w:r>
-      <w:r>
-        <w:t xml:space="preserve"> </w:t>
-      </w:r>
-      <w:r>
-        <w:t xml:space="preserve">определяет трафик, который будет защищен </w:t>
-      </w:r>
-      <w:r>
-        <w:t>“</w:t>
-      </w:r>
-      <w:r>
-        <w:rPr>
-          <w:lang w:val="en-US"/>
-        </w:rPr>
-        <w:t>IPSec</w:t>
-      </w:r>
-      <w:r>
-        <w:t>”</w:t>
-      </w:r>
-      <w:r>
-        <w:t xml:space="preserve">. Данный </w:t>
-      </w:r>
-      <w:r>
-        <w:rPr>
-          <w:lang w:val="en-US"/>
-        </w:rPr>
-        <w:t>access</w:t>
-      </w:r>
-      <w:r>
-        <w:t>-</w:t>
-      </w:r>
-      <w:r>
-        <w:rPr>
-          <w:lang w:val="en-US"/>
-        </w:rPr>
-        <w:t>list</w:t>
-      </w:r>
-      <w:r>
-        <w:t xml:space="preserve"> </w:t>
-      </w:r>
-      <w:r>
-        <w:t xml:space="preserve">мы настроим в шаге 8. </w:t>
-      </w:r>
-    </w:p>
-    <w:p>
-      <w:pPr>
-        <w:spacing w:line="360" w:lineRule="auto"/>
-      </w:pPr>
-      <w:r>
-        <w:t>“</w:t>
-      </w:r>
-      <w:r>
-        <w:rPr>
-          <w:lang w:val="en-US"/>
-        </w:rPr>
-        <w:t>Router</w:t>
-      </w:r>
-      <w:r>
-        <w:t>(</w:t>
-      </w:r>
-      <w:r>
-        <w:rPr>
-          <w:lang w:val="en-US"/>
-        </w:rPr>
-        <w:t>config</w:t>
-      </w:r>
-      <w:r>
-        <w:t>-</w:t>
-      </w:r>
-      <w:r>
-        <w:rPr>
-          <w:lang w:val="en-US"/>
-        </w:rPr>
-        <w:t>crypto</w:t>
-      </w:r>
-      <w:r>
-        <w:t>-</w:t>
-      </w:r>
-      <w:r>
-        <w:rPr>
-          <w:lang w:val="en-US"/>
-        </w:rPr>
-        <w:t>map</w:t>
-      </w:r>
-      <w:r>
-        <w:t>)#</w:t>
-      </w:r>
-      <w:r>
-        <w:rPr>
-          <w:lang w:val="en-US"/>
-        </w:rPr>
-        <w:t>set</w:t>
-      </w:r>
-      <w:r>
-        <w:t xml:space="preserve"> </w:t>
-      </w:r>
-      <w:r>
-        <w:rPr>
-          <w:lang w:val="en-US"/>
-        </w:rPr>
-        <w:t>transform</w:t>
-      </w:r>
-      <w:r>
-        <w:t>-</w:t>
-      </w:r>
-      <w:r>
-        <w:rPr>
-          <w:lang w:val="en-US"/>
-        </w:rPr>
-        <w:t>set</w:t>
-      </w:r>
-      <w:r>
-        <w:t xml:space="preserve"> </w:t>
-      </w:r>
-      <w:proofErr w:type="spellStart"/>
-      <w:r>
-        <w:rPr>
-          <w:lang w:val="en-US"/>
-        </w:rPr>
-        <w:t>MyTS</w:t>
-      </w:r>
-      <w:proofErr w:type="spellEnd"/>
-      <w:r>
-        <w:t xml:space="preserve">” - </w:t>
-      </w:r>
-      <w:r>
-        <w:t>п</w:t>
-      </w:r>
-      <w:r>
-        <w:t xml:space="preserve">рименяет созданный ранее набор преобразований </w:t>
-      </w:r>
-      <w:proofErr w:type="spellStart"/>
-      <w:r>
-        <w:t>MyTS</w:t>
-      </w:r>
-      <w:proofErr w:type="spellEnd"/>
-      <w:r>
-        <w:t xml:space="preserve"> к этой криптографической карте.</w:t>
-      </w:r>
-      <w:r>
-        <w:t xml:space="preserve"> </w:t>
-      </w:r>
-    </w:p>
-    <w:p>
-      <w:pPr>
-        <w:spacing w:line="360" w:lineRule="auto"/>
-      </w:pPr>
-      <w:r>
-        <w:t>“</w:t>
-      </w:r>
-      <w:r>
-        <w:rPr>
-          <w:lang w:val="en-US"/>
-        </w:rPr>
-        <w:t>Router</w:t>
-      </w:r>
-      <w:r>
-        <w:t>(</w:t>
-      </w:r>
-      <w:r>
-        <w:rPr>
-          <w:lang w:val="en-US"/>
-        </w:rPr>
-        <w:t>config</w:t>
-      </w:r>
-      <w:r>
-        <w:t>-</w:t>
-      </w:r>
-      <w:r>
-        <w:rPr>
-          <w:lang w:val="en-US"/>
-        </w:rPr>
-        <w:t>crypto</w:t>
-      </w:r>
-      <w:r>
-        <w:t>-</w:t>
-      </w:r>
-      <w:r>
-        <w:rPr>
-          <w:lang w:val="en-US"/>
-        </w:rPr>
-        <w:t>map</w:t>
-      </w:r>
-      <w:r>
-        <w:t>)#</w:t>
-      </w:r>
-      <w:r>
-        <w:rPr>
-          <w:lang w:val="en-US"/>
-        </w:rPr>
-        <w:t>interface</w:t>
-      </w:r>
-      <w:r>
-        <w:t xml:space="preserve"> </w:t>
-      </w:r>
-      <w:proofErr w:type="spellStart"/>
-      <w:r>
-        <w:rPr>
-          <w:lang w:val="en-US"/>
-        </w:rPr>
-        <w:t>sel</w:t>
-      </w:r>
-      <w:proofErr w:type="spellEnd"/>
-      <w:r>
-        <w:t xml:space="preserve">/0” </w:t>
-      </w:r>
-      <w:r>
-        <w:t>–</w:t>
-      </w:r>
-      <w:r>
-        <w:t xml:space="preserve"> </w:t>
-      </w:r>
-      <w:r>
-        <w:t>п</w:t>
-      </w:r>
-      <w:r>
-        <w:t>ереходит в режим конфигурации интерфейса Serial1/0</w:t>
-      </w:r>
-      <w:r>
-        <w:t>. Данная команда нужна, ч</w:t>
-      </w:r>
-      <w:r>
-        <w:t>тобы применить криптографическую карту к этому интерфейсу.</w:t>
-      </w:r>
-    </w:p>
-    <w:p>
-      <w:pPr>
-        <w:spacing w:line="360" w:lineRule="auto"/>
-      </w:pPr>
-      <w:r>
-        <w:t>“</w:t>
-      </w:r>
-      <w:r>
-        <w:rPr>
-          <w:lang w:val="en-US"/>
-        </w:rPr>
-        <w:t>Router</w:t>
-      </w:r>
-      <w:r>
-        <w:t xml:space="preserve"> (</w:t>
-      </w:r>
-      <w:r>
-        <w:rPr>
-          <w:lang w:val="en-US"/>
-        </w:rPr>
-        <w:t>config</w:t>
-      </w:r>
-      <w:r>
-        <w:t>-</w:t>
-      </w:r>
-      <w:r>
-        <w:rPr>
-          <w:lang w:val="en-US"/>
-        </w:rPr>
-        <w:t>if</w:t>
-      </w:r>
-      <w:r>
-        <w:t>)#</w:t>
-      </w:r>
-      <w:r>
-        <w:rPr>
-          <w:lang w:val="en-US"/>
-        </w:rPr>
-        <w:t>crypto</w:t>
-      </w:r>
-      <w:r>
-        <w:t xml:space="preserve"> </w:t>
-      </w:r>
-      <w:r>
-        <w:rPr>
-          <w:lang w:val="en-US"/>
-        </w:rPr>
-        <w:t>map</w:t>
-      </w:r>
-      <w:r>
-        <w:t xml:space="preserve"> </w:t>
-      </w:r>
-      <w:proofErr w:type="spellStart"/>
-      <w:r>
-        <w:rPr>
-          <w:lang w:val="en-US"/>
-        </w:rPr>
-        <w:t>CMap</w:t>
-      </w:r>
-      <w:proofErr w:type="spellEnd"/>
-      <w:r>
-        <w:t xml:space="preserve">” – </w:t>
       </w:r>
       <w:r>
         <w:t>это</w:t>
@@ -4500,9 +4527,9 @@
           <w:lang w:val="en-US"/>
         </w:rPr>
         <w:drawing>
-          <wp:inline distT="0" distB="0" distL="0" distR="0" wp14:anchorId="399799E6" wp14:editId="6694CA55">
-            <wp:extent cx="4143375" cy="1398482"/>
-            <wp:effectExtent l="152400" t="152400" r="352425" b="354330"/>
+          <wp:inline distT="0" distB="0" distL="0" distR="0" wp14:anchorId="399799E6" wp14:editId="15C87674">
+            <wp:extent cx="4694399" cy="1343025"/>
+            <wp:effectExtent l="0" t="0" r="0" b="0"/>
             <wp:docPr id="1286834130" name="Рисунок 1"/>
             <wp:cNvGraphicFramePr>
               <a:graphicFrameLocks xmlns:a="http://schemas.openxmlformats.org/drawingml/2006/main" noChangeAspect="1"/>
@@ -4514,16 +4541,17 @@
                     <pic:cNvPr id="1286834130" name=""/>
                     <pic:cNvPicPr/>
                   </pic:nvPicPr>
-                  <pic:blipFill>
+                  <pic:blipFill rotWithShape="1">
                     <a:blip r:embed="rId17"/>
+                    <a:srcRect l="1149" b="16213"/>
                     <a:stretch>
                       <a:fillRect/>
                     </a:stretch>
                   </pic:blipFill>
-                  <pic:spPr>
+                  <pic:spPr bwMode="auto">
                     <a:xfrm>
                       <a:off x="0" y="0"/>
-                      <a:ext cx="4147820" cy="1399982"/>
+                      <a:ext cx="4706669" cy="1346535"/>
                     </a:xfrm>
                     <a:prstGeom prst="rect">
                       <a:avLst/>
@@ -4531,13 +4559,12 @@
                     <a:ln>
                       <a:noFill/>
                     </a:ln>
-                    <a:effectLst>
-                      <a:outerShdw blurRad="292100" dist="139700" dir="2700000" algn="tl" rotWithShape="0">
-                        <a:srgbClr val="333333">
-                          <a:alpha val="65000"/>
-                        </a:srgbClr>
-                      </a:outerShdw>
-                    </a:effectLst>
+                    <a:effectLst/>
+                    <a:extLst>
+                      <a:ext uri="{53640926-AAD7-44D8-BBD7-CCE9431645EC}">
+                        <a14:shadowObscured xmlns:a14="http://schemas.microsoft.com/office/drawing/2010/main"/>
+                      </a:ext>
+                    </a:extLst>
                   </pic:spPr>
                 </pic:pic>
               </a:graphicData>
@@ -4687,10 +4714,11 @@
           <w:noProof/>
           <w:lang w:val="en-US"/>
         </w:rPr>
+        <w:lastRenderedPageBreak/>
         <w:drawing>
-          <wp:inline distT="0" distB="0" distL="0" distR="0" wp14:anchorId="6FD6540E" wp14:editId="7E439597">
-            <wp:extent cx="3743325" cy="1267900"/>
-            <wp:effectExtent l="152400" t="152400" r="352425" b="370840"/>
+          <wp:inline distT="0" distB="0" distL="0" distR="0" wp14:anchorId="6FD6540E" wp14:editId="3A274FC4">
+            <wp:extent cx="5121910" cy="1447680"/>
+            <wp:effectExtent l="0" t="0" r="2540" b="635"/>
             <wp:docPr id="1158725648" name="Рисунок 1"/>
             <wp:cNvGraphicFramePr>
               <a:graphicFrameLocks xmlns:a="http://schemas.openxmlformats.org/drawingml/2006/main" noChangeAspect="1"/>
@@ -4702,16 +4730,17 @@
                     <pic:cNvPr id="1158725648" name=""/>
                     <pic:cNvPicPr/>
                   </pic:nvPicPr>
-                  <pic:blipFill>
+                  <pic:blipFill rotWithShape="1">
                     <a:blip r:embed="rId18"/>
+                    <a:srcRect l="921" b="17321"/>
                     <a:stretch>
                       <a:fillRect/>
                     </a:stretch>
                   </pic:blipFill>
-                  <pic:spPr>
+                  <pic:spPr bwMode="auto">
                     <a:xfrm>
                       <a:off x="0" y="0"/>
-                      <a:ext cx="3750133" cy="1270206"/>
+                      <a:ext cx="5137930" cy="1452208"/>
                     </a:xfrm>
                     <a:prstGeom prst="rect">
                       <a:avLst/>
@@ -4719,13 +4748,12 @@
                     <a:ln>
                       <a:noFill/>
                     </a:ln>
-                    <a:effectLst>
-                      <a:outerShdw blurRad="292100" dist="139700" dir="2700000" algn="tl" rotWithShape="0">
-                        <a:srgbClr val="333333">
-                          <a:alpha val="65000"/>
-                        </a:srgbClr>
-                      </a:outerShdw>
-                    </a:effectLst>
+                    <a:effectLst/>
+                    <a:extLst>
+                      <a:ext uri="{53640926-AAD7-44D8-BBD7-CCE9431645EC}">
+                        <a14:shadowObscured xmlns:a14="http://schemas.microsoft.com/office/drawing/2010/main"/>
+                      </a:ext>
+                    </a:extLst>
                   </pic:spPr>
                 </pic:pic>
               </a:graphicData>
@@ -4906,11 +4934,139 @@
     </w:p>
     <w:p>
       <w:pPr>
+        <w:pStyle w:val="ac"/>
+        <w:numPr>
+          <w:ilvl w:val="0"/>
+          <w:numId w:val="13"/>
+        </w:numPr>
         <w:spacing w:line="360" w:lineRule="auto"/>
+        <w:ind w:left="1134"/>
+      </w:pPr>
+      <w:proofErr w:type="spellStart"/>
+      <w:r>
+        <w:rPr>
+          <w:lang w:val="en-US"/>
+        </w:rPr>
+        <w:t>ip</w:t>
+      </w:r>
+      <w:proofErr w:type="spellEnd"/>
+      <w:r>
+        <w:t xml:space="preserve"> </w:t>
+      </w:r>
+      <w:r>
+        <w:rPr>
+          <w:lang w:val="en-US"/>
+        </w:rPr>
+        <w:t>access</w:t>
+      </w:r>
+      <w:r>
+        <w:t>-</w:t>
+      </w:r>
+      <w:r>
+        <w:rPr>
+          <w:lang w:val="en-US"/>
+        </w:rPr>
+        <w:t>list</w:t>
+      </w:r>
+      <w:r>
+        <w:t xml:space="preserve"> </w:t>
+      </w:r>
+      <w:r>
+        <w:rPr>
+          <w:lang w:val="en-US"/>
+        </w:rPr>
+        <w:t>extended</w:t>
+      </w:r>
+      <w:r>
+        <w:t xml:space="preserve"> 105 - создаёт расширенный </w:t>
+      </w:r>
+      <w:r>
+        <w:rPr>
+          <w:lang w:val="en-US"/>
+        </w:rPr>
+        <w:t>ACL</w:t>
+      </w:r>
+      <w:r>
+        <w:t xml:space="preserve"> с номером 105. Разница между обычным </w:t>
+      </w:r>
+      <w:proofErr w:type="spellStart"/>
+      <w:r>
+        <w:rPr>
+          <w:lang w:val="en-US"/>
+        </w:rPr>
+        <w:t>acl</w:t>
+      </w:r>
+      <w:proofErr w:type="spellEnd"/>
+      <w:r>
+        <w:t xml:space="preserve"> и </w:t>
+      </w:r>
+      <w:r>
+        <w:rPr>
+          <w:lang w:val="en-US"/>
+        </w:rPr>
+        <w:t>extended</w:t>
+      </w:r>
+      <w:r>
+        <w:t xml:space="preserve"> представлена на таблице 1. </w:t>
+      </w:r>
+      <w:r>
+        <w:t xml:space="preserve">Этот ACL определяет "интересный трафик", который должен защищаться IPSec. Он привязывается к </w:t>
+      </w:r>
+      <w:proofErr w:type="spellStart"/>
+      <w:r>
+        <w:t>crypto</w:t>
+      </w:r>
+      <w:proofErr w:type="spellEnd"/>
+      <w:r>
+        <w:t xml:space="preserve"> </w:t>
+      </w:r>
+      <w:proofErr w:type="spellStart"/>
+      <w:r>
+        <w:t>map</w:t>
+      </w:r>
+      <w:proofErr w:type="spellEnd"/>
+      <w:r>
+        <w:t xml:space="preserve"> (как было в предыдущем фрагменте через </w:t>
+      </w:r>
+      <w:proofErr w:type="spellStart"/>
+      <w:r>
+        <w:t>match</w:t>
+      </w:r>
+      <w:proofErr w:type="spellEnd"/>
+      <w:r>
+        <w:t xml:space="preserve"> </w:t>
+      </w:r>
+      <w:proofErr w:type="spellStart"/>
+      <w:r>
+        <w:t>address</w:t>
+      </w:r>
+      <w:proofErr w:type="spellEnd"/>
+      <w:r>
+        <w:t xml:space="preserve"> 105).</w:t>
+      </w:r>
+    </w:p>
+    <w:p>
+      <w:pPr>
+        <w:pStyle w:val="ac"/>
+        <w:numPr>
+          <w:ilvl w:val="0"/>
+          <w:numId w:val="13"/>
+        </w:numPr>
+        <w:spacing w:line="360" w:lineRule="auto"/>
+        <w:ind w:left="1134"/>
       </w:pPr>
       <w:r>
         <w:t>“</w:t>
       </w:r>
+      <w:r>
+        <w:rPr>
+          <w:lang w:val="en-US"/>
+        </w:rPr>
+        <w:t>permit</w:t>
+      </w:r>
+      <w:r>
+        <w:t xml:space="preserve"> </w:t>
+      </w:r>
       <w:proofErr w:type="spellStart"/>
       <w:r>
         <w:rPr>
@@ -4920,6 +5076,40 @@
       </w:r>
       <w:proofErr w:type="spellEnd"/>
       <w:r>
+        <w:t xml:space="preserve"> 192.168.1.0 0.0.0.255 192.168.2.0 0.0.0.255” - </w:t>
+      </w:r>
+      <w:r>
+        <w:t>р</w:t>
+      </w:r>
+      <w:r>
+        <w:t>азрешает IP-трафик между сетями</w:t>
+      </w:r>
+      <w:r>
+        <w:t xml:space="preserve">. </w:t>
+      </w:r>
+    </w:p>
+    <w:p>
+      <w:pPr>
+        <w:pStyle w:val="ac"/>
+        <w:numPr>
+          <w:ilvl w:val="0"/>
+          <w:numId w:val="13"/>
+        </w:numPr>
+        <w:spacing w:line="360" w:lineRule="auto"/>
+        <w:ind w:left="1134"/>
+      </w:pPr>
+      <w:r>
+        <w:t>“</w:t>
+      </w:r>
+      <w:proofErr w:type="spellStart"/>
+      <w:r>
+        <w:rPr>
+          <w:lang w:val="en-US"/>
+        </w:rPr>
+        <w:t>ip</w:t>
+      </w:r>
+      <w:proofErr w:type="spellEnd"/>
+      <w:r>
         <w:t xml:space="preserve"> </w:t>
       </w:r>
       <w:r>
@@ -4947,19 +5137,16 @@
         <w:t>extended</w:t>
       </w:r>
       <w:r>
-        <w:t xml:space="preserve"> 105” - </w:t>
-      </w:r>
-      <w:r>
-        <w:t>создаёт</w:t>
-      </w:r>
-      <w:r>
-        <w:t xml:space="preserve"> </w:t>
-      </w:r>
-      <w:r>
-        <w:t>расширенный</w:t>
-      </w:r>
-      <w:r>
-        <w:t xml:space="preserve"> </w:t>
+        <w:t xml:space="preserve"> 110” - </w:t>
+      </w:r>
+      <w:r>
+        <w:t>с</w:t>
+      </w:r>
+      <w:r>
+        <w:t>оздаёт другой расширенный ACL с номером 110</w:t>
+      </w:r>
+      <w:r>
+        <w:t xml:space="preserve">. Данный </w:t>
       </w:r>
       <w:r>
         <w:rPr>
@@ -4971,871 +5158,298 @@
         <w:t xml:space="preserve"> </w:t>
       </w:r>
       <w:r>
-        <w:t>с</w:t>
-      </w:r>
-      <w:r>
-        <w:t xml:space="preserve"> </w:t>
-      </w:r>
-      <w:r>
-        <w:t>номером</w:t>
-      </w:r>
-      <w:r>
-        <w:t xml:space="preserve"> 105. </w:t>
-      </w:r>
-      <w:r>
-        <w:t xml:space="preserve">Разница между обычным </w:t>
+        <w:t>р</w:t>
+      </w:r>
+      <w:r>
+        <w:t>азрешает служебный трафик IPSec (AH/ESP/IKE) через межсетевой экран</w:t>
+      </w:r>
+      <w:r>
+        <w:t xml:space="preserve">. В то время, как 105 нужен, чтобы определять какой пользовательский трафик должен шифроваться в </w:t>
+      </w:r>
+      <w:r>
+        <w:rPr>
+          <w:lang w:val="en-US"/>
+        </w:rPr>
+        <w:t>VPN</w:t>
+      </w:r>
+      <w:r>
+        <w:t xml:space="preserve">. </w:t>
+      </w:r>
+    </w:p>
+    <w:p>
+      <w:pPr>
+        <w:pStyle w:val="ac"/>
+        <w:numPr>
+          <w:ilvl w:val="0"/>
+          <w:numId w:val="13"/>
+        </w:numPr>
+        <w:spacing w:line="360" w:lineRule="auto"/>
+        <w:ind w:left="1134"/>
+      </w:pPr>
+      <w:r>
+        <w:t>“</w:t>
+      </w:r>
+      <w:r>
+        <w:rPr>
+          <w:lang w:val="en-US"/>
+        </w:rPr>
+        <w:t>permit</w:t>
+      </w:r>
+      <w:r>
+        <w:t xml:space="preserve"> </w:t>
       </w:r>
       <w:proofErr w:type="spellStart"/>
       <w:r>
         <w:rPr>
           <w:lang w:val="en-US"/>
         </w:rPr>
-        <w:t>acl</w:t>
+        <w:t>ahp</w:t>
       </w:r>
       <w:proofErr w:type="spellEnd"/>
       <w:r>
         <w:t xml:space="preserve"> </w:t>
       </w:r>
       <w:r>
+        <w:rPr>
+          <w:lang w:val="en-US"/>
+        </w:rPr>
+        <w:t>host</w:t>
+      </w:r>
+      <w:r>
+        <w:t xml:space="preserve"> 192.168.1.0 </w:t>
+      </w:r>
+      <w:r>
+        <w:rPr>
+          <w:lang w:val="en-US"/>
+        </w:rPr>
+        <w:t>host</w:t>
+      </w:r>
+      <w:r>
+        <w:t xml:space="preserve"> 192.168.2.0” - </w:t>
+      </w:r>
+      <w:r>
+        <w:t>р</w:t>
+      </w:r>
+      <w:r>
+        <w:t xml:space="preserve">азрешает трафик протокола </w:t>
+      </w:r>
+      <w:r>
+        <w:rPr>
+          <w:lang w:val="en-US"/>
+        </w:rPr>
+        <w:t>AHP</w:t>
+      </w:r>
+      <w:r>
+        <w:t xml:space="preserve"> (</w:t>
+      </w:r>
+      <w:r>
+        <w:rPr>
+          <w:lang w:val="en-US"/>
+        </w:rPr>
+        <w:t>Authentication</w:t>
+      </w:r>
+      <w:r>
+        <w:t xml:space="preserve"> </w:t>
+      </w:r>
+      <w:r>
+        <w:rPr>
+          <w:lang w:val="en-US"/>
+        </w:rPr>
+        <w:t>Header</w:t>
+      </w:r>
+      <w:r>
+        <w:t xml:space="preserve"> </w:t>
+      </w:r>
+      <w:r>
+        <w:rPr>
+          <w:lang w:val="en-US"/>
+        </w:rPr>
+        <w:t>Protocol</w:t>
+      </w:r>
+      <w:r>
+        <w:t xml:space="preserve">, </w:t>
+      </w:r>
+      <w:r>
+        <w:rPr>
+          <w:lang w:val="en-US"/>
+        </w:rPr>
+        <w:t>IP</w:t>
+      </w:r>
+      <w:r>
+        <w:t xml:space="preserve"> протокол 51) </w:t>
+      </w:r>
+      <w:r>
+        <w:t xml:space="preserve">между адресами </w:t>
+      </w:r>
+      <w:r>
+        <w:t xml:space="preserve">192.168.1.0 </w:t>
+      </w:r>
+      <w:r>
+        <w:t xml:space="preserve">и 192.168.2.0. </w:t>
+      </w:r>
+    </w:p>
+    <w:p>
+      <w:pPr>
+        <w:pStyle w:val="ac"/>
+        <w:numPr>
+          <w:ilvl w:val="0"/>
+          <w:numId w:val="13"/>
+        </w:numPr>
+        <w:spacing w:line="360" w:lineRule="auto"/>
+        <w:ind w:left="1134"/>
+      </w:pPr>
+      <w:r>
+        <w:t>“</w:t>
+      </w:r>
+      <w:r>
+        <w:rPr>
+          <w:lang w:val="en-US"/>
+        </w:rPr>
+        <w:t>permit</w:t>
+      </w:r>
+      <w:r>
+        <w:t xml:space="preserve"> </w:t>
+      </w:r>
+      <w:proofErr w:type="spellStart"/>
+      <w:r>
+        <w:rPr>
+          <w:lang w:val="en-US"/>
+        </w:rPr>
+        <w:t>esp</w:t>
+      </w:r>
+      <w:proofErr w:type="spellEnd"/>
+      <w:r>
+        <w:t xml:space="preserve"> </w:t>
+      </w:r>
+      <w:r>
+        <w:rPr>
+          <w:lang w:val="en-US"/>
+        </w:rPr>
+        <w:t>host</w:t>
+      </w:r>
+      <w:r>
+        <w:t xml:space="preserve"> 192.168.1.0 </w:t>
+      </w:r>
+      <w:r>
+        <w:rPr>
+          <w:lang w:val="en-US"/>
+        </w:rPr>
+        <w:t>host</w:t>
+      </w:r>
+      <w:r>
+        <w:t xml:space="preserve"> 192.168.2.0” – </w:t>
+      </w:r>
+      <w:r>
+        <w:t>разрешает</w:t>
+      </w:r>
+      <w:r>
+        <w:t xml:space="preserve"> </w:t>
+      </w:r>
+      <w:r>
+        <w:t>трафик</w:t>
+      </w:r>
+      <w:r>
+        <w:t xml:space="preserve"> </w:t>
+      </w:r>
+      <w:r>
+        <w:t>протокола</w:t>
+      </w:r>
+      <w:r>
+        <w:t xml:space="preserve"> </w:t>
+      </w:r>
+      <w:r>
+        <w:rPr>
+          <w:lang w:val="en-US"/>
+        </w:rPr>
+        <w:t>ESP</w:t>
+      </w:r>
+      <w:r>
+        <w:t xml:space="preserve"> (</w:t>
+      </w:r>
+      <w:r>
+        <w:rPr>
+          <w:lang w:val="en-US"/>
+        </w:rPr>
+        <w:t>Encapsulating</w:t>
+      </w:r>
+      <w:r>
+        <w:t xml:space="preserve"> </w:t>
+      </w:r>
+      <w:r>
+        <w:rPr>
+          <w:lang w:val="en-US"/>
+        </w:rPr>
+        <w:t>Security</w:t>
+      </w:r>
+      <w:r>
+        <w:t xml:space="preserve"> </w:t>
+      </w:r>
+      <w:r>
+        <w:rPr>
+          <w:lang w:val="en-US"/>
+        </w:rPr>
+        <w:t>Payload</w:t>
+      </w:r>
+      <w:r>
+        <w:t xml:space="preserve">, </w:t>
+      </w:r>
+      <w:r>
+        <w:rPr>
+          <w:lang w:val="en-US"/>
+        </w:rPr>
+        <w:t>IP</w:t>
+      </w:r>
+      <w:r>
+        <w:t xml:space="preserve"> </w:t>
+      </w:r>
+      <w:r>
+        <w:t xml:space="preserve">протокол 50) между адресами </w:t>
+      </w:r>
+      <w:r>
+        <w:t xml:space="preserve">192.168.1.0 </w:t>
+      </w:r>
+      <w:r>
         <w:t xml:space="preserve">и </w:t>
       </w:r>
       <w:r>
-        <w:rPr>
-          <w:lang w:val="en-US"/>
-        </w:rPr>
-        <w:t>extended</w:t>
-      </w:r>
-      <w:r>
-        <w:t xml:space="preserve"> </w:t>
-      </w:r>
-      <w:r>
-        <w:t xml:space="preserve">представлена на таблице 1. </w:t>
-      </w:r>
-      <w:r>
-        <w:t xml:space="preserve">Этот ACL определяет "интересный трафик", который должен защищаться IPSec. Он привязывается к </w:t>
-      </w:r>
-      <w:proofErr w:type="spellStart"/>
-      <w:r>
-        <w:t>crypto</w:t>
-      </w:r>
-      <w:proofErr w:type="spellEnd"/>
-      <w:r>
-        <w:t xml:space="preserve"> </w:t>
-      </w:r>
-      <w:proofErr w:type="spellStart"/>
-      <w:r>
-        <w:t>map</w:t>
-      </w:r>
-      <w:proofErr w:type="spellEnd"/>
-      <w:r>
-        <w:t xml:space="preserve"> (как было в предыдущем фрагменте через </w:t>
-      </w:r>
-      <w:proofErr w:type="spellStart"/>
-      <w:r>
-        <w:t>match</w:t>
-      </w:r>
-      <w:proofErr w:type="spellEnd"/>
-      <w:r>
-        <w:t xml:space="preserve"> </w:t>
-      </w:r>
-      <w:proofErr w:type="spellStart"/>
-      <w:r>
-        <w:t>address</w:t>
-      </w:r>
-      <w:proofErr w:type="spellEnd"/>
-      <w:r>
-        <w:t xml:space="preserve"> 105).</w:t>
-      </w:r>
-    </w:p>
-    <w:p>
-      <w:pPr>
+        <w:t>192.168.2.0</w:t>
+      </w:r>
+      <w:r>
+        <w:t xml:space="preserve">. </w:t>
+      </w:r>
+    </w:p>
+    <w:p>
+      <w:pPr>
+        <w:pStyle w:val="ac"/>
+        <w:numPr>
+          <w:ilvl w:val="0"/>
+          <w:numId w:val="13"/>
+        </w:numPr>
         <w:spacing w:line="360" w:lineRule="auto"/>
-        <w:ind w:firstLine="0"/>
-      </w:pPr>
-    </w:p>
-    <w:tbl>
-      <w:tblPr>
-        <w:tblStyle w:val="a5"/>
-        <w:tblW w:w="0" w:type="auto"/>
-        <w:tblInd w:w="0" w:type="dxa"/>
-        <w:tblLook w:val="04A0" w:firstRow="1" w:lastRow="0" w:firstColumn="1" w:lastColumn="0" w:noHBand="0" w:noVBand="1"/>
-      </w:tblPr>
-      <w:tblGrid>
-        <w:gridCol w:w="3398"/>
-        <w:gridCol w:w="3398"/>
-        <w:gridCol w:w="3398"/>
-      </w:tblGrid>
-      <w:tr>
-        <w:tc>
-          <w:tcPr>
-            <w:tcW w:w="3398" w:type="dxa"/>
-          </w:tcPr>
-          <w:p>
-            <w:pPr>
-              <w:spacing w:line="360" w:lineRule="auto"/>
-              <w:ind w:firstLine="0"/>
-              <w:jc w:val="center"/>
-              <w:rPr>
-                <w:b/>
-                <w:bCs/>
-              </w:rPr>
-            </w:pPr>
-            <w:r>
-              <w:rPr>
-                <w:b/>
-                <w:bCs/>
-              </w:rPr>
-              <w:t>Критерий</w:t>
-            </w:r>
-          </w:p>
-        </w:tc>
-        <w:tc>
-          <w:tcPr>
-            <w:tcW w:w="3398" w:type="dxa"/>
-          </w:tcPr>
-          <w:p>
-            <w:pPr>
-              <w:spacing w:line="360" w:lineRule="auto"/>
-              <w:ind w:firstLine="0"/>
-              <w:jc w:val="center"/>
-              <w:rPr>
-                <w:b/>
-                <w:bCs/>
-              </w:rPr>
-            </w:pPr>
-            <w:r>
-              <w:rPr>
-                <w:b/>
-                <w:bCs/>
-              </w:rPr>
-              <w:t xml:space="preserve">Стандартный </w:t>
-            </w:r>
-            <w:r>
-              <w:rPr>
-                <w:b/>
-                <w:bCs/>
-                <w:lang w:val="en-US"/>
-              </w:rPr>
-              <w:t>ACL</w:t>
-            </w:r>
-          </w:p>
-        </w:tc>
-        <w:tc>
-          <w:tcPr>
-            <w:tcW w:w="3398" w:type="dxa"/>
-          </w:tcPr>
-          <w:p>
-            <w:pPr>
-              <w:spacing w:line="360" w:lineRule="auto"/>
-              <w:ind w:firstLine="0"/>
-              <w:jc w:val="center"/>
-              <w:rPr>
-                <w:b/>
-                <w:bCs/>
-                <w:lang w:val="en-GB"/>
-              </w:rPr>
-            </w:pPr>
-            <w:r>
-              <w:rPr>
-                <w:b/>
-                <w:bCs/>
-              </w:rPr>
-              <w:t xml:space="preserve">Расширенный </w:t>
-            </w:r>
-            <w:r>
-              <w:rPr>
-                <w:b/>
-                <w:bCs/>
-                <w:lang w:val="en-US"/>
-              </w:rPr>
-              <w:t>ACL</w:t>
-            </w:r>
-          </w:p>
-        </w:tc>
-      </w:tr>
-      <w:tr>
-        <w:tc>
-          <w:tcPr>
-            <w:tcW w:w="3398" w:type="dxa"/>
-          </w:tcPr>
-          <w:p>
-            <w:pPr>
-              <w:spacing w:line="360" w:lineRule="auto"/>
-              <w:ind w:firstLine="0"/>
-              <w:jc w:val="center"/>
-              <w:rPr>
-                <w:b/>
-                <w:bCs/>
-              </w:rPr>
-            </w:pPr>
-            <w:r>
-              <w:rPr>
-                <w:b/>
-                <w:bCs/>
-              </w:rPr>
-              <w:t>Номера</w:t>
-            </w:r>
-          </w:p>
-        </w:tc>
-        <w:tc>
-          <w:tcPr>
-            <w:tcW w:w="3398" w:type="dxa"/>
-          </w:tcPr>
-          <w:p>
-            <w:pPr>
-              <w:spacing w:line="360" w:lineRule="auto"/>
-              <w:ind w:firstLine="0"/>
-              <w:jc w:val="center"/>
-            </w:pPr>
-            <w:r>
-              <w:t>1–99, 1300–1999</w:t>
-            </w:r>
-          </w:p>
-        </w:tc>
-        <w:tc>
-          <w:tcPr>
-            <w:tcW w:w="3398" w:type="dxa"/>
-          </w:tcPr>
-          <w:p>
-            <w:pPr>
-              <w:spacing w:line="360" w:lineRule="auto"/>
-              <w:ind w:firstLine="0"/>
-              <w:jc w:val="center"/>
-            </w:pPr>
-            <w:r>
-              <w:t>100–199</w:t>
-            </w:r>
-            <w:r>
-              <w:t xml:space="preserve">, </w:t>
-            </w:r>
-            <w:r>
-              <w:t>2000–2699</w:t>
-            </w:r>
-          </w:p>
-        </w:tc>
-      </w:tr>
-      <w:tr>
-        <w:tc>
-          <w:tcPr>
-            <w:tcW w:w="3398" w:type="dxa"/>
-          </w:tcPr>
-          <w:p>
-            <w:pPr>
-              <w:spacing w:line="360" w:lineRule="auto"/>
-              <w:ind w:firstLine="0"/>
-              <w:jc w:val="center"/>
-              <w:rPr>
-                <w:b/>
-                <w:bCs/>
-              </w:rPr>
-            </w:pPr>
-            <w:r>
-              <w:rPr>
-                <w:b/>
-                <w:bCs/>
-              </w:rPr>
-              <w:t>Фильтрация</w:t>
-            </w:r>
-          </w:p>
-        </w:tc>
-        <w:tc>
-          <w:tcPr>
-            <w:tcW w:w="3398" w:type="dxa"/>
-          </w:tcPr>
-          <w:p>
-            <w:pPr>
-              <w:spacing w:line="360" w:lineRule="auto"/>
-              <w:ind w:firstLine="0"/>
-              <w:jc w:val="center"/>
-            </w:pPr>
-            <w:r>
-              <w:t xml:space="preserve">Только исходный </w:t>
-            </w:r>
-            <w:r>
-              <w:rPr>
-                <w:lang w:val="en-US"/>
-              </w:rPr>
-              <w:t>IP</w:t>
-            </w:r>
-          </w:p>
-        </w:tc>
-        <w:tc>
-          <w:tcPr>
-            <w:tcW w:w="3398" w:type="dxa"/>
-          </w:tcPr>
-          <w:p>
-            <w:pPr>
-              <w:spacing w:line="360" w:lineRule="auto"/>
-              <w:ind w:firstLine="0"/>
-              <w:jc w:val="center"/>
-            </w:pPr>
-            <w:r>
-              <w:t xml:space="preserve">Протокол, </w:t>
-            </w:r>
-            <w:r>
-              <w:rPr>
-                <w:lang w:val="en-US"/>
-              </w:rPr>
-              <w:t>IP</w:t>
-            </w:r>
-            <w:r>
-              <w:t>/</w:t>
-            </w:r>
-            <w:r>
-              <w:t>порты источника и назначения</w:t>
-            </w:r>
-          </w:p>
-        </w:tc>
-      </w:tr>
-      <w:tr>
-        <w:tc>
-          <w:tcPr>
-            <w:tcW w:w="3398" w:type="dxa"/>
-          </w:tcPr>
-          <w:p>
-            <w:pPr>
-              <w:spacing w:line="360" w:lineRule="auto"/>
-              <w:ind w:firstLine="0"/>
-              <w:jc w:val="center"/>
-              <w:rPr>
-                <w:b/>
-                <w:bCs/>
-              </w:rPr>
-            </w:pPr>
-            <w:r>
-              <w:rPr>
-                <w:b/>
-                <w:bCs/>
-              </w:rPr>
-              <w:t>Гранулярность</w:t>
-            </w:r>
-          </w:p>
-        </w:tc>
-        <w:tc>
-          <w:tcPr>
-            <w:tcW w:w="3398" w:type="dxa"/>
-          </w:tcPr>
-          <w:p>
-            <w:pPr>
-              <w:spacing w:line="360" w:lineRule="auto"/>
-              <w:ind w:firstLine="0"/>
-              <w:jc w:val="center"/>
-            </w:pPr>
-            <w:r>
-              <w:t>Низкая (</w:t>
-            </w:r>
-            <w:r>
-              <w:t>“</w:t>
-            </w:r>
-            <w:r>
-              <w:t xml:space="preserve">весть трафик с сети </w:t>
-            </w:r>
-            <w:r>
-              <w:rPr>
-                <w:lang w:val="en-US"/>
-              </w:rPr>
-              <w:t>X</w:t>
-            </w:r>
-            <w:r>
-              <w:t>”)</w:t>
-            </w:r>
-          </w:p>
-        </w:tc>
-        <w:tc>
-          <w:tcPr>
-            <w:tcW w:w="3398" w:type="dxa"/>
-          </w:tcPr>
-          <w:p>
-            <w:pPr>
-              <w:spacing w:line="360" w:lineRule="auto"/>
-              <w:ind w:firstLine="0"/>
-              <w:jc w:val="center"/>
-            </w:pPr>
-            <w:r>
-              <w:t xml:space="preserve">Высокая </w:t>
-            </w:r>
-            <w:r>
-              <w:t>(“</w:t>
-            </w:r>
-            <w:r>
-              <w:rPr>
-                <w:lang w:val="en-US"/>
-              </w:rPr>
-              <w:t>HTTP</w:t>
-            </w:r>
-            <w:r>
-              <w:t xml:space="preserve"> </w:t>
-            </w:r>
-            <w:r>
-              <w:t>с ПК1 к серверу 2</w:t>
-            </w:r>
-            <w:r>
-              <w:t>”)</w:t>
-            </w:r>
-          </w:p>
-        </w:tc>
-      </w:tr>
-      <w:tr>
-        <w:tc>
-          <w:tcPr>
-            <w:tcW w:w="3398" w:type="dxa"/>
-          </w:tcPr>
-          <w:p>
-            <w:pPr>
-              <w:spacing w:line="360" w:lineRule="auto"/>
-              <w:ind w:firstLine="0"/>
-              <w:jc w:val="center"/>
-              <w:rPr>
-                <w:b/>
-                <w:bCs/>
-              </w:rPr>
-            </w:pPr>
-            <w:r>
-              <w:rPr>
-                <w:b/>
-                <w:bCs/>
-              </w:rPr>
-              <w:t>Место применения</w:t>
-            </w:r>
-          </w:p>
-        </w:tc>
-        <w:tc>
-          <w:tcPr>
-            <w:tcW w:w="3398" w:type="dxa"/>
-          </w:tcPr>
-          <w:p>
-            <w:pPr>
-              <w:spacing w:line="360" w:lineRule="auto"/>
-              <w:ind w:firstLine="0"/>
-              <w:jc w:val="center"/>
-            </w:pPr>
-            <w:r>
-              <w:t xml:space="preserve">Ближе к получателю </w:t>
-            </w:r>
-            <w:r>
-              <w:rPr>
-                <w:lang w:val="en-US"/>
-              </w:rPr>
-              <w:t>(out)</w:t>
-            </w:r>
-          </w:p>
-        </w:tc>
-        <w:tc>
-          <w:tcPr>
-            <w:tcW w:w="3398" w:type="dxa"/>
-          </w:tcPr>
-          <w:p>
-            <w:pPr>
-              <w:spacing w:line="360" w:lineRule="auto"/>
-              <w:ind w:firstLine="0"/>
-              <w:jc w:val="center"/>
-            </w:pPr>
-            <w:r>
-              <w:t xml:space="preserve">Ближе к отправителю </w:t>
-            </w:r>
-            <w:r>
-              <w:rPr>
-                <w:lang w:val="en-US"/>
-              </w:rPr>
-              <w:t>(in)</w:t>
-            </w:r>
-          </w:p>
-        </w:tc>
-      </w:tr>
-    </w:tbl>
-    <w:p>
-      <w:pPr>
-        <w:spacing w:line="360" w:lineRule="auto"/>
-        <w:jc w:val="center"/>
-        <w:rPr>
-          <w:sz w:val="24"/>
-          <w:szCs w:val="20"/>
-        </w:rPr>
-      </w:pPr>
-      <w:r>
-        <w:rPr>
-          <w:sz w:val="24"/>
-          <w:szCs w:val="20"/>
-        </w:rPr>
-        <w:t xml:space="preserve">Таблица 1 – сравнение стандартного и расширенного </w:t>
-      </w:r>
-      <w:r>
-        <w:rPr>
-          <w:sz w:val="24"/>
-          <w:szCs w:val="20"/>
-          <w:lang w:val="en-US"/>
-        </w:rPr>
-        <w:t>ACL</w:t>
-      </w:r>
-    </w:p>
-    <w:p>
-      <w:pPr>
-        <w:spacing w:line="360" w:lineRule="auto"/>
-        <w:jc w:val="center"/>
-      </w:pPr>
-    </w:p>
-    <w:p>
-      <w:pPr>
-        <w:spacing w:line="360" w:lineRule="auto"/>
-      </w:pPr>
-      <w:r>
+        <w:ind w:left="1134"/>
+        <w:rPr>
+          <w:lang w:val="en-US"/>
+        </w:rPr>
+      </w:pPr>
+      <w:r>
+        <w:rPr>
+          <w:lang w:val="en-US"/>
+        </w:rPr>
         <w:t>“</w:t>
       </w:r>
+      <w:proofErr w:type="gramStart"/>
       <w:r>
         <w:rPr>
           <w:lang w:val="en-US"/>
         </w:rPr>
         <w:t>permit</w:t>
       </w:r>
-      <w:r>
-        <w:t xml:space="preserve"> </w:t>
-      </w:r>
-      <w:proofErr w:type="spellStart"/>
-      <w:r>
-        <w:rPr>
-          <w:lang w:val="en-US"/>
-        </w:rPr>
-        <w:t>ip</w:t>
-      </w:r>
-      <w:proofErr w:type="spellEnd"/>
-      <w:r>
-        <w:t xml:space="preserve"> 192.168.1.0 0.0.0.255 192.168.2.0 0.0.0.255” - </w:t>
-      </w:r>
-      <w:r>
-        <w:t>р</w:t>
-      </w:r>
-      <w:r>
-        <w:t>азрешает IP-трафик между сетями</w:t>
-      </w:r>
-      <w:r>
-        <w:t xml:space="preserve">. </w:t>
-      </w:r>
-    </w:p>
-    <w:p>
-      <w:pPr>
-        <w:spacing w:line="360" w:lineRule="auto"/>
-      </w:pPr>
-      <w:r>
-        <w:t>“</w:t>
-      </w:r>
-      <w:proofErr w:type="spellStart"/>
-      <w:r>
-        <w:rPr>
-          <w:lang w:val="en-US"/>
-        </w:rPr>
-        <w:t>ip</w:t>
-      </w:r>
-      <w:proofErr w:type="spellEnd"/>
-      <w:r>
-        <w:t xml:space="preserve"> </w:t>
-      </w:r>
-      <w:r>
-        <w:rPr>
-          <w:lang w:val="en-US"/>
-        </w:rPr>
-        <w:t>access</w:t>
-      </w:r>
-      <w:r>
-        <w:t>-</w:t>
-      </w:r>
-      <w:r>
-        <w:rPr>
-          <w:lang w:val="en-US"/>
-        </w:rPr>
-        <w:t>list</w:t>
-      </w:r>
-      <w:r>
-        <w:t xml:space="preserve"> </w:t>
-      </w:r>
-      <w:r>
-        <w:rPr>
-          <w:lang w:val="en-US"/>
-        </w:rPr>
-        <w:t>extended</w:t>
-      </w:r>
-      <w:r>
-        <w:t xml:space="preserve"> 110” - </w:t>
-      </w:r>
-      <w:r>
-        <w:t>с</w:t>
-      </w:r>
-      <w:r>
-        <w:t>оздаёт другой расширенный ACL с номером 110</w:t>
-      </w:r>
-      <w:r>
-        <w:t xml:space="preserve">. Данный </w:t>
-      </w:r>
-      <w:r>
-        <w:rPr>
-          <w:lang w:val="en-US"/>
-        </w:rPr>
-        <w:t>ACL</w:t>
-      </w:r>
-      <w:r>
-        <w:t xml:space="preserve"> </w:t>
-      </w:r>
-      <w:r>
-        <w:t>р</w:t>
-      </w:r>
-      <w:r>
-        <w:t>азрешает служебный трафик IPSec (AH/ESP/IKE) через межсетевой экран</w:t>
-      </w:r>
-      <w:r>
-        <w:t xml:space="preserve">. В то время, как 105 нужен, чтобы определять какой пользовательский трафик должен шифроваться в </w:t>
-      </w:r>
-      <w:r>
-        <w:rPr>
-          <w:lang w:val="en-US"/>
-        </w:rPr>
-        <w:t>VPN</w:t>
-      </w:r>
-      <w:r>
-        <w:t xml:space="preserve">. </w:t>
-      </w:r>
-    </w:p>
-    <w:p>
-      <w:pPr>
-        <w:spacing w:line="360" w:lineRule="auto"/>
-      </w:pPr>
-      <w:r>
-        <w:t>“</w:t>
-      </w:r>
-      <w:r>
-        <w:rPr>
-          <w:lang w:val="en-US"/>
-        </w:rPr>
-        <w:t>permit</w:t>
-      </w:r>
-      <w:r>
-        <w:t xml:space="preserve"> </w:t>
-      </w:r>
-      <w:proofErr w:type="spellStart"/>
-      <w:r>
-        <w:rPr>
-          <w:lang w:val="en-US"/>
-        </w:rPr>
-        <w:t>ahp</w:t>
-      </w:r>
-      <w:proofErr w:type="spellEnd"/>
-      <w:r>
-        <w:t xml:space="preserve"> </w:t>
-      </w:r>
-      <w:r>
-        <w:rPr>
-          <w:lang w:val="en-US"/>
-        </w:rPr>
-        <w:t>host</w:t>
-      </w:r>
-      <w:r>
-        <w:t xml:space="preserve"> 192.168.1.0 </w:t>
-      </w:r>
-      <w:r>
-        <w:rPr>
-          <w:lang w:val="en-US"/>
-        </w:rPr>
-        <w:t>host</w:t>
-      </w:r>
-      <w:r>
-        <w:t xml:space="preserve"> 192.168.2.0” - </w:t>
-      </w:r>
-      <w:r>
-        <w:t>р</w:t>
-      </w:r>
-      <w:r>
-        <w:t xml:space="preserve">азрешает трафик протокола </w:t>
-      </w:r>
-      <w:r>
-        <w:rPr>
-          <w:lang w:val="en-US"/>
-        </w:rPr>
-        <w:t>AHP</w:t>
-      </w:r>
-      <w:r>
-        <w:t xml:space="preserve"> (</w:t>
-      </w:r>
-      <w:r>
-        <w:rPr>
-          <w:lang w:val="en-US"/>
-        </w:rPr>
-        <w:t>Authentication</w:t>
-      </w:r>
-      <w:r>
-        <w:t xml:space="preserve"> </w:t>
-      </w:r>
-      <w:r>
-        <w:rPr>
-          <w:lang w:val="en-US"/>
-        </w:rPr>
-        <w:t>Header</w:t>
-      </w:r>
-      <w:r>
-        <w:t xml:space="preserve"> </w:t>
-      </w:r>
-      <w:r>
-        <w:rPr>
-          <w:lang w:val="en-US"/>
-        </w:rPr>
-        <w:t>Protocol</w:t>
-      </w:r>
-      <w:r>
-        <w:t xml:space="preserve">, </w:t>
-      </w:r>
-      <w:r>
-        <w:rPr>
-          <w:lang w:val="en-US"/>
-        </w:rPr>
-        <w:t>IP</w:t>
-      </w:r>
-      <w:r>
-        <w:t xml:space="preserve"> протокол 51) </w:t>
-      </w:r>
-      <w:r>
-        <w:t xml:space="preserve">между адресами </w:t>
-      </w:r>
-      <w:r>
-        <w:t xml:space="preserve">192.168.1.0 </w:t>
-      </w:r>
-      <w:r>
-        <w:t xml:space="preserve">и 192.168.2.0. </w:t>
-      </w:r>
-    </w:p>
-    <w:p>
-      <w:pPr>
-        <w:spacing w:line="360" w:lineRule="auto"/>
-      </w:pPr>
-      <w:r>
-        <w:t>“</w:t>
-      </w:r>
-      <w:r>
-        <w:rPr>
-          <w:lang w:val="en-US"/>
-        </w:rPr>
-        <w:t>permit</w:t>
-      </w:r>
-      <w:r>
-        <w:t xml:space="preserve"> </w:t>
-      </w:r>
-      <w:proofErr w:type="spellStart"/>
-      <w:r>
-        <w:rPr>
-          <w:lang w:val="en-US"/>
-        </w:rPr>
-        <w:t>esp</w:t>
-      </w:r>
-      <w:proofErr w:type="spellEnd"/>
-      <w:r>
-        <w:t xml:space="preserve"> </w:t>
-      </w:r>
-      <w:r>
-        <w:rPr>
-          <w:lang w:val="en-US"/>
-        </w:rPr>
-        <w:t>host</w:t>
-      </w:r>
-      <w:r>
-        <w:t xml:space="preserve"> 192.168.1.0 </w:t>
-      </w:r>
-      <w:r>
-        <w:rPr>
-          <w:lang w:val="en-US"/>
-        </w:rPr>
-        <w:t>host</w:t>
-      </w:r>
-      <w:r>
-        <w:t xml:space="preserve"> 192.168.2.0” – </w:t>
-      </w:r>
-      <w:r>
-        <w:t>разрешает</w:t>
-      </w:r>
-      <w:r>
-        <w:t xml:space="preserve"> </w:t>
-      </w:r>
-      <w:r>
-        <w:t>трафик</w:t>
-      </w:r>
-      <w:r>
-        <w:t xml:space="preserve"> </w:t>
-      </w:r>
-      <w:r>
-        <w:t>протокола</w:t>
-      </w:r>
-      <w:r>
-        <w:t xml:space="preserve"> </w:t>
-      </w:r>
-      <w:r>
-        <w:rPr>
-          <w:lang w:val="en-US"/>
-        </w:rPr>
-        <w:t>ESP</w:t>
-      </w:r>
-      <w:r>
-        <w:t xml:space="preserve"> (</w:t>
-      </w:r>
-      <w:r>
-        <w:rPr>
-          <w:lang w:val="en-US"/>
-        </w:rPr>
-        <w:t>Encapsulating</w:t>
-      </w:r>
-      <w:r>
-        <w:t xml:space="preserve"> </w:t>
-      </w:r>
-      <w:r>
-        <w:rPr>
-          <w:lang w:val="en-US"/>
-        </w:rPr>
-        <w:t>Security</w:t>
-      </w:r>
-      <w:r>
-        <w:t xml:space="preserve"> </w:t>
-      </w:r>
-      <w:r>
-        <w:rPr>
-          <w:lang w:val="en-US"/>
-        </w:rPr>
-        <w:t>Payload</w:t>
-      </w:r>
-      <w:r>
-        <w:t xml:space="preserve">, </w:t>
-      </w:r>
-      <w:r>
-        <w:rPr>
-          <w:lang w:val="en-US"/>
-        </w:rPr>
-        <w:t>IP</w:t>
-      </w:r>
-      <w:r>
-        <w:t xml:space="preserve"> </w:t>
-      </w:r>
-      <w:r>
-        <w:t xml:space="preserve">протокол 50) между адресами </w:t>
-      </w:r>
-      <w:r>
-        <w:t xml:space="preserve">192.168.1.0 </w:t>
-      </w:r>
-      <w:r>
-        <w:t xml:space="preserve">и </w:t>
-      </w:r>
-      <w:r>
-        <w:lastRenderedPageBreak/>
-        <w:t>192.168.2.0</w:t>
-      </w:r>
-      <w:r>
-        <w:t xml:space="preserve">. </w:t>
-      </w:r>
-    </w:p>
-    <w:p>
-      <w:pPr>
-        <w:spacing w:line="360" w:lineRule="auto"/>
-        <w:rPr>
-          <w:lang w:val="en-US"/>
-        </w:rPr>
-      </w:pPr>
-      <w:r>
-        <w:rPr>
-          <w:lang w:val="en-US"/>
-        </w:rPr>
-        <w:t xml:space="preserve">“permit </w:t>
+      <w:proofErr w:type="gramEnd"/>
+      <w:r>
+        <w:rPr>
+          <w:lang w:val="en-US"/>
+        </w:rPr>
+        <w:t xml:space="preserve"> </w:t>
       </w:r>
       <w:proofErr w:type="spellStart"/>
       <w:r>
@@ -5894,10 +5508,11 @@
           <w:noProof/>
           <w:lang w:val="en-US"/>
         </w:rPr>
+        <w:lastRenderedPageBreak/>
         <w:drawing>
-          <wp:inline distT="0" distB="0" distL="0" distR="0" wp14:anchorId="5643BECA" wp14:editId="78B71605">
-            <wp:extent cx="5040000" cy="1004860"/>
-            <wp:effectExtent l="152400" t="152400" r="351155" b="367030"/>
+          <wp:inline distT="0" distB="0" distL="0" distR="0" wp14:anchorId="5643BECA" wp14:editId="2728E2C4">
+            <wp:extent cx="5818504" cy="1000125"/>
+            <wp:effectExtent l="0" t="0" r="0" b="0"/>
             <wp:docPr id="1040116292" name="Рисунок 1"/>
             <wp:cNvGraphicFramePr>
               <a:graphicFrameLocks xmlns:a="http://schemas.openxmlformats.org/drawingml/2006/main" noChangeAspect="1"/>
@@ -5909,16 +5524,17 @@
                     <pic:cNvPr id="1040116292" name=""/>
                     <pic:cNvPicPr/>
                   </pic:nvPicPr>
-                  <pic:blipFill>
+                  <pic:blipFill rotWithShape="1">
                     <a:blip r:embed="rId19"/>
+                    <a:srcRect l="972" b="14626"/>
                     <a:stretch>
                       <a:fillRect/>
                     </a:stretch>
                   </pic:blipFill>
-                  <pic:spPr>
+                  <pic:spPr bwMode="auto">
                     <a:xfrm>
                       <a:off x="0" y="0"/>
-                      <a:ext cx="5040000" cy="1004860"/>
+                      <a:ext cx="5833904" cy="1002772"/>
                     </a:xfrm>
                     <a:prstGeom prst="rect">
                       <a:avLst/>
@@ -5926,13 +5542,12 @@
                     <a:ln>
                       <a:noFill/>
                     </a:ln>
-                    <a:effectLst>
-                      <a:outerShdw blurRad="292100" dist="139700" dir="2700000" algn="tl" rotWithShape="0">
-                        <a:srgbClr val="333333">
-                          <a:alpha val="65000"/>
-                        </a:srgbClr>
-                      </a:outerShdw>
-                    </a:effectLst>
+                    <a:effectLst/>
+                    <a:extLst>
+                      <a:ext uri="{53640926-AAD7-44D8-BBD7-CCE9431645EC}">
+                        <a14:shadowObscured xmlns:a14="http://schemas.microsoft.com/office/drawing/2010/main"/>
+                      </a:ext>
+                    </a:extLst>
                   </pic:spPr>
                 </pic:pic>
               </a:graphicData>
@@ -6016,12 +5631,52 @@
         <w:t>0</w:t>
       </w:r>
     </w:p>
-    <w:p/>
     <w:p>
       <w:pPr>
         <w:spacing w:line="360" w:lineRule="auto"/>
-      </w:pPr>
-      <w:bookmarkStart w:id="11" w:name="_Toc205387778"/>
+        <w:rPr>
+          <w:sz w:val="24"/>
+          <w:szCs w:val="16"/>
+        </w:rPr>
+      </w:pPr>
+      <w:r>
+        <w:t xml:space="preserve">Произведем теперь аналогичную настройку </w:t>
+      </w:r>
+      <w:r>
+        <w:rPr>
+          <w:lang w:val="en-US"/>
+        </w:rPr>
+        <w:t>ACL</w:t>
+      </w:r>
+      <w:r>
+        <w:t xml:space="preserve"> </w:t>
+      </w:r>
+      <w:r>
+        <w:t xml:space="preserve">и для </w:t>
+      </w:r>
+      <w:r>
+        <w:rPr>
+          <w:lang w:val="en-US"/>
+        </w:rPr>
+        <w:t>R</w:t>
+      </w:r>
+      <w:r>
+        <w:t>1</w:t>
+      </w:r>
+      <w:r>
+        <w:t>. Все описанные шаги на рисунке 10 совпадают с описанием на шаге 8.</w:t>
+      </w:r>
+    </w:p>
+    <w:p>
+      <w:pPr>
+        <w:ind w:firstLine="0"/>
+      </w:pPr>
+    </w:p>
+    <w:p>
+      <w:pPr>
+        <w:spacing w:line="360" w:lineRule="auto"/>
+      </w:pPr>
+      <w:bookmarkStart w:id="11" w:name="_Toc205387779"/>
       <w:r>
         <w:rPr>
           <w:b/>
@@ -6034,7 +5689,21 @@
           <w:b/>
           <w:bCs/>
         </w:rPr>
-        <w:t xml:space="preserve"> 9.</w:t>
+        <w:t xml:space="preserve"> </w:t>
+      </w:r>
+      <w:r>
+        <w:rPr>
+          <w:b/>
+          <w:bCs/>
+        </w:rPr>
+        <w:t>9</w:t>
+      </w:r>
+      <w:r>
+        <w:rPr>
+          <w:b/>
+          <w:bCs/>
+        </w:rPr>
+        <w:t>.</w:t>
       </w:r>
       <w:bookmarkEnd w:id="11"/>
       <w:r>
@@ -6045,7 +5714,501 @@
         <w:t xml:space="preserve"> </w:t>
       </w:r>
       <w:r>
-        <w:t>Аналогично настроить ACL для R1</w:t>
+        <w:t xml:space="preserve">Настроить маршрутизацию сети и </w:t>
+      </w:r>
+      <w:proofErr w:type="spellStart"/>
+      <w:r>
+        <w:t>frame-relay</w:t>
+      </w:r>
+      <w:proofErr w:type="spellEnd"/>
+      <w:r>
+        <w:t xml:space="preserve"> для R0</w:t>
+      </w:r>
+      <w:r>
+        <w:t xml:space="preserve">. </w:t>
+      </w:r>
+    </w:p>
+    <w:p>
+      <w:pPr>
+        <w:spacing w:line="360" w:lineRule="auto"/>
+      </w:pPr>
+      <w:r>
+        <w:t xml:space="preserve">Теперь перейдем к настройке маршрутизации сети и </w:t>
+      </w:r>
+      <w:r>
+        <w:rPr>
+          <w:lang w:val="en-US"/>
+        </w:rPr>
+        <w:t>frame</w:t>
+      </w:r>
+      <w:r>
+        <w:t>-</w:t>
+      </w:r>
+      <w:r>
+        <w:rPr>
+          <w:lang w:val="en-US"/>
+        </w:rPr>
+        <w:t>relay</w:t>
+      </w:r>
+      <w:r>
+        <w:t xml:space="preserve"> </w:t>
+      </w:r>
+      <w:r>
+        <w:t xml:space="preserve">на маршрутизаторе </w:t>
+      </w:r>
+      <w:r>
+        <w:rPr>
+          <w:lang w:val="en-US"/>
+        </w:rPr>
+        <w:t>R</w:t>
+      </w:r>
+      <w:r>
+        <w:t>0</w:t>
+      </w:r>
+      <w:r>
+        <w:t xml:space="preserve">. Результат настройки представлен на рисунке </w:t>
+      </w:r>
+      <w:r>
+        <w:t>11</w:t>
+      </w:r>
+      <w:r>
+        <w:t xml:space="preserve">. Ниже рассмотрим за что отвечает каждая команда. </w:t>
+      </w:r>
+    </w:p>
+    <w:p>
+      <w:pPr>
+        <w:pStyle w:val="ac"/>
+        <w:numPr>
+          <w:ilvl w:val="0"/>
+          <w:numId w:val="14"/>
+        </w:numPr>
+        <w:spacing w:line="360" w:lineRule="auto"/>
+        <w:ind w:left="993"/>
+      </w:pPr>
+      <w:proofErr w:type="spellStart"/>
+      <w:r>
+        <w:rPr>
+          <w:b/>
+          <w:bCs/>
+          <w:i/>
+          <w:iCs/>
+          <w:lang w:val="en-US"/>
+        </w:rPr>
+        <w:t>ip</w:t>
+      </w:r>
+      <w:proofErr w:type="spellEnd"/>
+      <w:r>
+        <w:rPr>
+          <w:b/>
+          <w:bCs/>
+          <w:i/>
+          <w:iCs/>
+        </w:rPr>
+        <w:t xml:space="preserve"> </w:t>
+      </w:r>
+      <w:r>
+        <w:rPr>
+          <w:b/>
+          <w:bCs/>
+          <w:i/>
+          <w:iCs/>
+          <w:lang w:val="en-US"/>
+        </w:rPr>
+        <w:t>route</w:t>
+      </w:r>
+      <w:r>
+        <w:rPr>
+          <w:b/>
+          <w:bCs/>
+          <w:i/>
+          <w:iCs/>
+        </w:rPr>
+        <w:t xml:space="preserve"> 125.1.1.0 255.255.255.252 </w:t>
+      </w:r>
+      <w:proofErr w:type="spellStart"/>
+      <w:r>
+        <w:rPr>
+          <w:b/>
+          <w:bCs/>
+          <w:i/>
+          <w:iCs/>
+          <w:lang w:val="en-US"/>
+        </w:rPr>
+        <w:t>sel</w:t>
+      </w:r>
+      <w:proofErr w:type="spellEnd"/>
+      <w:r>
+        <w:rPr>
+          <w:b/>
+          <w:bCs/>
+          <w:i/>
+          <w:iCs/>
+        </w:rPr>
+        <w:t>/0</w:t>
+      </w:r>
+      <w:r>
+        <w:t xml:space="preserve"> – </w:t>
+      </w:r>
+      <w:r>
+        <w:t>добавляет</w:t>
+      </w:r>
+      <w:r>
+        <w:t xml:space="preserve"> </w:t>
+      </w:r>
+      <w:r>
+        <w:t xml:space="preserve">статический маршрут к сети </w:t>
+      </w:r>
+      <w:r>
+        <w:t xml:space="preserve">125.1.1.0 </w:t>
+      </w:r>
+      <w:r>
+        <w:t xml:space="preserve">через интерфейс </w:t>
+      </w:r>
+      <w:r>
+        <w:rPr>
+          <w:lang w:val="en-US"/>
+        </w:rPr>
+        <w:t>Serial</w:t>
+      </w:r>
+      <w:r>
+        <w:t>1/0</w:t>
+      </w:r>
+      <w:r>
+        <w:t xml:space="preserve">. Это мы указываем роутеру, что сеть </w:t>
+      </w:r>
+      <w:r>
+        <w:t xml:space="preserve">125.1.1.0 </w:t>
+      </w:r>
+      <w:r>
+        <w:t xml:space="preserve">доступна через этот интерфейс. Здесь ниже система предупреждает, что для многоточечных изменений </w:t>
+      </w:r>
+      <w:r>
+        <w:t>(</w:t>
+      </w:r>
+      <w:r>
+        <w:rPr>
+          <w:lang w:val="en-US"/>
+        </w:rPr>
+        <w:t>multipoint</w:t>
+      </w:r>
+      <w:r>
+        <w:t xml:space="preserve">) </w:t>
+      </w:r>
+      <w:r>
+        <w:t xml:space="preserve">интерфейсов лучше указать </w:t>
+      </w:r>
+      <w:r>
+        <w:rPr>
+          <w:lang w:val="en-US"/>
+        </w:rPr>
+        <w:t>next</w:t>
+      </w:r>
+      <w:r>
+        <w:t>-</w:t>
+      </w:r>
+      <w:r>
+        <w:rPr>
+          <w:lang w:val="en-US"/>
+        </w:rPr>
+        <w:t>hop</w:t>
+      </w:r>
+      <w:r>
+        <w:t xml:space="preserve"> </w:t>
+      </w:r>
+      <w:r>
+        <w:rPr>
+          <w:lang w:val="en-US"/>
+        </w:rPr>
+        <w:t>IP</w:t>
+      </w:r>
+      <w:r>
+        <w:t xml:space="preserve"> </w:t>
+      </w:r>
+      <w:r>
+        <w:t xml:space="preserve">вместо интерфейса. </w:t>
+      </w:r>
+    </w:p>
+    <w:p>
+      <w:pPr>
+        <w:pStyle w:val="ac"/>
+        <w:numPr>
+          <w:ilvl w:val="0"/>
+          <w:numId w:val="14"/>
+        </w:numPr>
+        <w:spacing w:line="360" w:lineRule="auto"/>
+        <w:ind w:left="993"/>
+      </w:pPr>
+      <w:proofErr w:type="spellStart"/>
+      <w:r>
+        <w:rPr>
+          <w:b/>
+          <w:bCs/>
+          <w:i/>
+          <w:iCs/>
+          <w:lang w:val="en-US"/>
+        </w:rPr>
+        <w:t>ip</w:t>
+      </w:r>
+      <w:proofErr w:type="spellEnd"/>
+      <w:r>
+        <w:rPr>
+          <w:b/>
+          <w:bCs/>
+          <w:i/>
+          <w:iCs/>
+        </w:rPr>
+        <w:t xml:space="preserve"> </w:t>
+      </w:r>
+      <w:r>
+        <w:rPr>
+          <w:b/>
+          <w:bCs/>
+          <w:i/>
+          <w:iCs/>
+          <w:lang w:val="en-US"/>
+        </w:rPr>
+        <w:t>route</w:t>
+      </w:r>
+      <w:r>
+        <w:rPr>
+          <w:b/>
+          <w:bCs/>
+          <w:i/>
+          <w:iCs/>
+        </w:rPr>
+        <w:t xml:space="preserve"> 192.168.2.0 255.255.255.0 </w:t>
+      </w:r>
+      <w:proofErr w:type="spellStart"/>
+      <w:r>
+        <w:rPr>
+          <w:b/>
+          <w:bCs/>
+          <w:i/>
+          <w:iCs/>
+          <w:lang w:val="en-US"/>
+        </w:rPr>
+        <w:t>sel</w:t>
+      </w:r>
+      <w:proofErr w:type="spellEnd"/>
+      <w:r>
+        <w:rPr>
+          <w:b/>
+          <w:bCs/>
+          <w:i/>
+          <w:iCs/>
+        </w:rPr>
+        <w:t>/0</w:t>
+      </w:r>
+      <w:r>
+        <w:t xml:space="preserve"> – </w:t>
+      </w:r>
+      <w:r>
+        <w:t>то</w:t>
+      </w:r>
+      <w:r>
+        <w:t xml:space="preserve"> </w:t>
+      </w:r>
+      <w:r>
+        <w:t>же</w:t>
+      </w:r>
+      <w:r>
+        <w:t xml:space="preserve"> </w:t>
+      </w:r>
+      <w:r>
+        <w:t>самое</w:t>
+      </w:r>
+      <w:r>
+        <w:t xml:space="preserve">, </w:t>
+      </w:r>
+      <w:r>
+        <w:t xml:space="preserve">что и в прошлой команде, но только </w:t>
+      </w:r>
+      <w:r>
+        <w:rPr>
+          <w:lang w:val="en-US"/>
+        </w:rPr>
+        <w:t>IP</w:t>
+      </w:r>
+      <w:r>
+        <w:t xml:space="preserve"> </w:t>
+      </w:r>
+      <w:r>
+        <w:t xml:space="preserve">другой. </w:t>
+      </w:r>
+    </w:p>
+    <w:p>
+      <w:pPr>
+        <w:pStyle w:val="ac"/>
+        <w:numPr>
+          <w:ilvl w:val="0"/>
+          <w:numId w:val="14"/>
+        </w:numPr>
+        <w:spacing w:line="360" w:lineRule="auto"/>
+        <w:ind w:left="993"/>
+      </w:pPr>
+      <w:proofErr w:type="spellStart"/>
+      <w:r>
+        <w:rPr>
+          <w:b/>
+          <w:bCs/>
+          <w:i/>
+          <w:iCs/>
+          <w:lang w:val="en-US"/>
+        </w:rPr>
+        <w:t>ip</w:t>
+      </w:r>
+      <w:proofErr w:type="spellEnd"/>
+      <w:r>
+        <w:rPr>
+          <w:b/>
+          <w:bCs/>
+          <w:i/>
+          <w:iCs/>
+        </w:rPr>
+        <w:t xml:space="preserve"> </w:t>
+      </w:r>
+      <w:r>
+        <w:rPr>
+          <w:b/>
+          <w:bCs/>
+          <w:i/>
+          <w:iCs/>
+          <w:lang w:val="en-US"/>
+        </w:rPr>
+        <w:t>route</w:t>
+      </w:r>
+      <w:r>
+        <w:rPr>
+          <w:b/>
+          <w:bCs/>
+          <w:i/>
+          <w:iCs/>
+        </w:rPr>
+        <w:t xml:space="preserve"> 192.168.1.0 255.255.255.0 </w:t>
+      </w:r>
+      <w:r>
+        <w:rPr>
+          <w:b/>
+          <w:bCs/>
+          <w:i/>
+          <w:iCs/>
+          <w:lang w:val="en-US"/>
+        </w:rPr>
+        <w:t>fa</w:t>
+      </w:r>
+      <w:r>
+        <w:rPr>
+          <w:b/>
+          <w:bCs/>
+          <w:i/>
+          <w:iCs/>
+        </w:rPr>
+        <w:t>0/0</w:t>
+      </w:r>
+      <w:r>
+        <w:t xml:space="preserve"> - </w:t>
+      </w:r>
+      <w:r>
+        <w:t>д</w:t>
+      </w:r>
+      <w:r>
+        <w:t>обавляет маршрут к локальной сети 192.168.1.0/24 через FastEthernet0/0</w:t>
+      </w:r>
+      <w:r>
+        <w:t xml:space="preserve">. </w:t>
+      </w:r>
+    </w:p>
+    <w:p>
+      <w:pPr>
+        <w:pStyle w:val="ac"/>
+        <w:numPr>
+          <w:ilvl w:val="0"/>
+          <w:numId w:val="14"/>
+        </w:numPr>
+        <w:spacing w:line="360" w:lineRule="auto"/>
+        <w:ind w:left="993"/>
+      </w:pPr>
+      <w:r>
+        <w:rPr>
+          <w:b/>
+          <w:bCs/>
+          <w:i/>
+          <w:iCs/>
+          <w:lang w:val="en-US"/>
+        </w:rPr>
+        <w:t xml:space="preserve">interface </w:t>
+      </w:r>
+      <w:proofErr w:type="spellStart"/>
+      <w:r>
+        <w:rPr>
+          <w:b/>
+          <w:bCs/>
+          <w:i/>
+          <w:iCs/>
+          <w:lang w:val="en-US"/>
+        </w:rPr>
+        <w:t>sel</w:t>
+      </w:r>
+      <w:proofErr w:type="spellEnd"/>
+      <w:r>
+        <w:rPr>
+          <w:b/>
+          <w:bCs/>
+          <w:i/>
+          <w:iCs/>
+          <w:lang w:val="en-US"/>
+        </w:rPr>
+        <w:t>/0; encapsulation frame-relay</w:t>
+      </w:r>
+      <w:r>
+        <w:rPr>
+          <w:lang w:val="en-US"/>
+        </w:rPr>
+        <w:t xml:space="preserve"> – </w:t>
+      </w:r>
+      <w:r>
+        <w:t>включает</w:t>
+      </w:r>
+      <w:r>
+        <w:rPr>
+          <w:lang w:val="en-US"/>
+        </w:rPr>
+        <w:t xml:space="preserve"> </w:t>
+      </w:r>
+      <w:r>
+        <w:t>инкапсуляцию</w:t>
+      </w:r>
+      <w:r>
+        <w:rPr>
+          <w:lang w:val="en-US"/>
+        </w:rPr>
+        <w:t xml:space="preserve"> Frame</w:t>
+      </w:r>
+      <w:r>
+        <w:t xml:space="preserve"> </w:t>
+      </w:r>
+      <w:r>
+        <w:rPr>
+          <w:lang w:val="en-US"/>
+        </w:rPr>
+        <w:t>Relay</w:t>
+      </w:r>
+      <w:r>
+        <w:t xml:space="preserve"> </w:t>
+      </w:r>
+      <w:r>
+        <w:t xml:space="preserve">на интерфейсе. </w:t>
+      </w:r>
+      <w:r>
+        <w:t xml:space="preserve">Frame </w:t>
+      </w:r>
+      <w:proofErr w:type="spellStart"/>
+      <w:r>
+        <w:t>Relay</w:t>
+      </w:r>
+      <w:proofErr w:type="spellEnd"/>
+      <w:r>
+        <w:t xml:space="preserve"> — это протокол WAN, используемый для соединений "точка-точка" или "точка-многоточка"</w:t>
       </w:r>
       <w:r>
         <w:t>.</w:t>
@@ -6053,40 +6216,184 @@
     </w:p>
     <w:p>
       <w:pPr>
+        <w:pStyle w:val="ac"/>
+        <w:numPr>
+          <w:ilvl w:val="0"/>
+          <w:numId w:val="14"/>
+        </w:numPr>
         <w:spacing w:line="360" w:lineRule="auto"/>
-      </w:pPr>
-      <w:r>
-        <w:t xml:space="preserve">Произведем теперь аналогичную настройку </w:t>
-      </w:r>
-      <w:r>
-        <w:rPr>
-          <w:lang w:val="en-US"/>
-        </w:rPr>
-        <w:t>ACL</w:t>
-      </w:r>
-      <w:r>
-        <w:t xml:space="preserve"> </w:t>
-      </w:r>
-      <w:r>
-        <w:t xml:space="preserve">и для </w:t>
-      </w:r>
-      <w:r>
-        <w:rPr>
-          <w:lang w:val="en-US"/>
-        </w:rPr>
-        <w:t>R</w:t>
-      </w:r>
-      <w:r>
-        <w:t>1</w:t>
-      </w:r>
-      <w:r>
-        <w:t xml:space="preserve">. Все описанные шаги на рисунке </w:t>
-      </w:r>
-      <w:r>
-        <w:t>10</w:t>
-      </w:r>
-      <w:r>
-        <w:t xml:space="preserve"> совпадают с описанием на шаге 8. </w:t>
+        <w:ind w:left="993"/>
+        <w:rPr>
+          <w:lang w:val="en-US"/>
+        </w:rPr>
+      </w:pPr>
+      <w:r>
+        <w:rPr>
+          <w:b/>
+          <w:bCs/>
+          <w:i/>
+          <w:iCs/>
+          <w:lang w:val="en-US"/>
+        </w:rPr>
+        <w:t xml:space="preserve">frame-relay map </w:t>
+      </w:r>
+      <w:proofErr w:type="spellStart"/>
+      <w:r>
+        <w:rPr>
+          <w:b/>
+          <w:bCs/>
+          <w:i/>
+          <w:iCs/>
+          <w:lang w:val="en-US"/>
+        </w:rPr>
+        <w:t>ip</w:t>
+      </w:r>
+      <w:proofErr w:type="spellEnd"/>
+      <w:r>
+        <w:rPr>
+          <w:b/>
+          <w:bCs/>
+          <w:i/>
+          <w:iCs/>
+          <w:lang w:val="en-US"/>
+        </w:rPr>
+        <w:t xml:space="preserve"> 192.168.2.20 103 </w:t>
+      </w:r>
+      <w:proofErr w:type="gramStart"/>
+      <w:r>
+        <w:rPr>
+          <w:b/>
+          <w:bCs/>
+          <w:i/>
+          <w:iCs/>
+          <w:lang w:val="en-US"/>
+        </w:rPr>
+        <w:t>broadcast</w:t>
+      </w:r>
+      <w:proofErr w:type="gramEnd"/>
+      <w:r>
+        <w:rPr>
+          <w:b/>
+          <w:bCs/>
+          <w:i/>
+          <w:iCs/>
+          <w:lang w:val="en-US"/>
+        </w:rPr>
+        <w:t xml:space="preserve">; frame-relay map </w:t>
+      </w:r>
+      <w:proofErr w:type="spellStart"/>
+      <w:r>
+        <w:rPr>
+          <w:b/>
+          <w:bCs/>
+          <w:i/>
+          <w:iCs/>
+          <w:lang w:val="en-US"/>
+        </w:rPr>
+        <w:t>ip</w:t>
+      </w:r>
+      <w:proofErr w:type="spellEnd"/>
+      <w:r>
+        <w:rPr>
+          <w:b/>
+          <w:bCs/>
+          <w:i/>
+          <w:iCs/>
+          <w:lang w:val="en-US"/>
+        </w:rPr>
+        <w:t xml:space="preserve"> 192.168.2.21 104 </w:t>
+      </w:r>
+      <w:proofErr w:type="gramStart"/>
+      <w:r>
+        <w:rPr>
+          <w:b/>
+          <w:bCs/>
+          <w:i/>
+          <w:iCs/>
+          <w:lang w:val="en-US"/>
+        </w:rPr>
+        <w:t>broadcast</w:t>
+      </w:r>
+      <w:proofErr w:type="gramEnd"/>
+      <w:r>
+        <w:rPr>
+          <w:b/>
+          <w:bCs/>
+          <w:i/>
+          <w:iCs/>
+          <w:lang w:val="en-US"/>
+        </w:rPr>
+        <w:t xml:space="preserve">; frame-relay map </w:t>
+      </w:r>
+      <w:proofErr w:type="spellStart"/>
+      <w:r>
+        <w:rPr>
+          <w:b/>
+          <w:bCs/>
+          <w:i/>
+          <w:iCs/>
+          <w:lang w:val="en-US"/>
+        </w:rPr>
+        <w:t>ip</w:t>
+      </w:r>
+      <w:proofErr w:type="spellEnd"/>
+      <w:r>
+        <w:rPr>
+          <w:b/>
+          <w:bCs/>
+          <w:i/>
+          <w:iCs/>
+          <w:lang w:val="en-US"/>
+        </w:rPr>
+        <w:t xml:space="preserve"> 125.1.1.1 102 broadcast</w:t>
+      </w:r>
+      <w:r>
+        <w:rPr>
+          <w:lang w:val="en-US"/>
+        </w:rPr>
+        <w:t xml:space="preserve"> – </w:t>
+      </w:r>
+      <w:r>
+        <w:t>настройка</w:t>
+      </w:r>
+      <w:r>
+        <w:rPr>
+          <w:lang w:val="en-US"/>
+        </w:rPr>
+        <w:t xml:space="preserve"> Frame Relay Mapping. </w:t>
+      </w:r>
+      <w:r>
+        <w:t>Сопоставляет</w:t>
+      </w:r>
+      <w:r>
+        <w:rPr>
+          <w:lang w:val="en-US"/>
+        </w:rPr>
+        <w:t xml:space="preserve"> IP-</w:t>
+      </w:r>
+      <w:r>
+        <w:t>адреса</w:t>
+      </w:r>
+      <w:r>
+        <w:rPr>
+          <w:lang w:val="en-US"/>
+        </w:rPr>
+        <w:t xml:space="preserve"> </w:t>
+      </w:r>
+      <w:r>
+        <w:t>с</w:t>
+      </w:r>
+      <w:r>
+        <w:rPr>
+          <w:lang w:val="en-US"/>
+        </w:rPr>
+        <w:t xml:space="preserve"> DLCI (Data Link Connection Identifiers)</w:t>
+      </w:r>
+      <w:r>
+        <w:rPr>
+          <w:lang w:val="en-US"/>
+        </w:rPr>
+        <w:t xml:space="preserve">. </w:t>
       </w:r>
     </w:p>
     <w:p>
@@ -6099,736 +6406,11 @@
           <w:noProof/>
           <w:lang w:val="en-US"/>
         </w:rPr>
+        <w:lastRenderedPageBreak/>
         <w:drawing>
-          <wp:inline distT="0" distB="0" distL="0" distR="0" wp14:anchorId="4ED00151" wp14:editId="06EA4468">
-            <wp:extent cx="5040000" cy="1381039"/>
-            <wp:effectExtent l="152400" t="152400" r="351155" b="353060"/>
-            <wp:docPr id="1545282765" name="Рисунок 1"/>
-            <wp:cNvGraphicFramePr>
-              <a:graphicFrameLocks xmlns:a="http://schemas.openxmlformats.org/drawingml/2006/main" noChangeAspect="1"/>
-            </wp:cNvGraphicFramePr>
-            <a:graphic xmlns:a="http://schemas.openxmlformats.org/drawingml/2006/main">
-              <a:graphicData uri="http://schemas.openxmlformats.org/drawingml/2006/picture">
-                <pic:pic xmlns:pic="http://schemas.openxmlformats.org/drawingml/2006/picture">
-                  <pic:nvPicPr>
-                    <pic:cNvPr id="1545282765" name=""/>
-                    <pic:cNvPicPr/>
-                  </pic:nvPicPr>
-                  <pic:blipFill>
-                    <a:blip r:embed="rId20"/>
-                    <a:stretch>
-                      <a:fillRect/>
-                    </a:stretch>
-                  </pic:blipFill>
-                  <pic:spPr>
-                    <a:xfrm>
-                      <a:off x="0" y="0"/>
-                      <a:ext cx="5040000" cy="1381039"/>
-                    </a:xfrm>
-                    <a:prstGeom prst="rect">
-                      <a:avLst/>
-                    </a:prstGeom>
-                    <a:ln>
-                      <a:noFill/>
-                    </a:ln>
-                    <a:effectLst>
-                      <a:outerShdw blurRad="292100" dist="139700" dir="2700000" algn="tl" rotWithShape="0">
-                        <a:srgbClr val="333333">
-                          <a:alpha val="65000"/>
-                        </a:srgbClr>
-                      </a:outerShdw>
-                    </a:effectLst>
-                  </pic:spPr>
-                </pic:pic>
-              </a:graphicData>
-            </a:graphic>
-          </wp:inline>
-        </w:drawing>
-      </w:r>
-    </w:p>
-    <w:p>
-      <w:pPr>
-        <w:pStyle w:val="ad"/>
-        <w:jc w:val="center"/>
-        <w:rPr>
-          <w:sz w:val="24"/>
-          <w:szCs w:val="16"/>
-        </w:rPr>
-      </w:pPr>
-      <w:r>
-        <w:rPr>
-          <w:sz w:val="24"/>
-          <w:szCs w:val="16"/>
-        </w:rPr>
-        <w:t xml:space="preserve">Рисунок </w:t>
-      </w:r>
-      <w:r>
-        <w:rPr>
-          <w:sz w:val="24"/>
-          <w:szCs w:val="16"/>
-        </w:rPr>
-        <w:t>10</w:t>
-      </w:r>
-      <w:r>
-        <w:rPr>
-          <w:sz w:val="24"/>
-          <w:szCs w:val="16"/>
-        </w:rPr>
-        <w:t xml:space="preserve"> - настройка </w:t>
-      </w:r>
-      <w:r>
-        <w:rPr>
-          <w:sz w:val="24"/>
-          <w:szCs w:val="16"/>
-          <w:lang w:val="en-US"/>
-        </w:rPr>
-        <w:t>AC</w:t>
-      </w:r>
-      <w:r>
-        <w:rPr>
-          <w:sz w:val="24"/>
-          <w:szCs w:val="16"/>
-          <w:lang w:val="en-US"/>
-        </w:rPr>
-        <w:t>L</w:t>
-      </w:r>
-      <w:r>
-        <w:rPr>
-          <w:sz w:val="24"/>
-          <w:szCs w:val="16"/>
-        </w:rPr>
-        <w:t xml:space="preserve"> для маршрутизатора </w:t>
-      </w:r>
-      <w:r>
-        <w:rPr>
-          <w:sz w:val="24"/>
-          <w:szCs w:val="16"/>
-          <w:lang w:val="en-US"/>
-        </w:rPr>
-        <w:t>R</w:t>
-      </w:r>
-      <w:r>
-        <w:rPr>
-          <w:sz w:val="24"/>
-          <w:szCs w:val="16"/>
-        </w:rPr>
-        <w:t>1</w:t>
-      </w:r>
-    </w:p>
-    <w:p/>
-    <w:p>
-      <w:pPr>
-        <w:spacing w:line="360" w:lineRule="auto"/>
-      </w:pPr>
-      <w:bookmarkStart w:id="12" w:name="_Toc205387779"/>
-      <w:r>
-        <w:rPr>
-          <w:b/>
-          <w:bCs/>
-        </w:rPr>
-        <w:t>Задание</w:t>
-      </w:r>
-      <w:r>
-        <w:rPr>
-          <w:b/>
-          <w:bCs/>
-        </w:rPr>
-        <w:t xml:space="preserve"> 10.</w:t>
-      </w:r>
-      <w:bookmarkEnd w:id="12"/>
-      <w:r>
-        <w:rPr>
-          <w:b/>
-          <w:bCs/>
-        </w:rPr>
-        <w:t xml:space="preserve"> </w:t>
-      </w:r>
-      <w:r>
-        <w:t xml:space="preserve">Настроить маршрутизацию сети и </w:t>
-      </w:r>
-      <w:proofErr w:type="spellStart"/>
-      <w:r>
-        <w:t>frame-relay</w:t>
-      </w:r>
-      <w:proofErr w:type="spellEnd"/>
-      <w:r>
-        <w:t xml:space="preserve"> для R0</w:t>
-      </w:r>
-      <w:r>
-        <w:t xml:space="preserve">. </w:t>
-      </w:r>
-    </w:p>
-    <w:p>
-      <w:pPr>
-        <w:spacing w:line="360" w:lineRule="auto"/>
-      </w:pPr>
-      <w:r>
-        <w:t xml:space="preserve">Теперь перейдем к настройке маршрутизации сети и </w:t>
-      </w:r>
-      <w:r>
-        <w:rPr>
-          <w:lang w:val="en-US"/>
-        </w:rPr>
-        <w:t>frame</w:t>
-      </w:r>
-      <w:r>
-        <w:t>-</w:t>
-      </w:r>
-      <w:r>
-        <w:rPr>
-          <w:lang w:val="en-US"/>
-        </w:rPr>
-        <w:t>relay</w:t>
-      </w:r>
-      <w:r>
-        <w:t xml:space="preserve"> </w:t>
-      </w:r>
-      <w:r>
-        <w:t xml:space="preserve">на маршрутизаторе </w:t>
-      </w:r>
-      <w:r>
-        <w:rPr>
-          <w:lang w:val="en-US"/>
-        </w:rPr>
-        <w:t>R</w:t>
-      </w:r>
-      <w:r>
-        <w:t>0</w:t>
-      </w:r>
-      <w:r>
-        <w:t xml:space="preserve">. Результат настройки представлен на рисунке </w:t>
-      </w:r>
-      <w:r>
-        <w:t>11</w:t>
-      </w:r>
-      <w:r>
-        <w:t xml:space="preserve">. Ниже рассмотрим за что отвечает каждая команда. </w:t>
-      </w:r>
-    </w:p>
-    <w:p>
-      <w:pPr>
-        <w:spacing w:line="360" w:lineRule="auto"/>
-      </w:pPr>
-      <w:r>
-        <w:t>“</w:t>
-      </w:r>
-      <w:r>
-        <w:rPr>
-          <w:lang w:val="en-US"/>
-        </w:rPr>
-        <w:t>Router</w:t>
-      </w:r>
-      <w:r>
-        <w:t>(</w:t>
-      </w:r>
-      <w:r>
-        <w:rPr>
-          <w:lang w:val="en-US"/>
-        </w:rPr>
-        <w:t>config</w:t>
-      </w:r>
-      <w:r>
-        <w:t>)#</w:t>
-      </w:r>
-      <w:proofErr w:type="spellStart"/>
-      <w:r>
-        <w:rPr>
-          <w:lang w:val="en-US"/>
-        </w:rPr>
-        <w:t>ip</w:t>
-      </w:r>
-      <w:proofErr w:type="spellEnd"/>
-      <w:r>
-        <w:t xml:space="preserve"> </w:t>
-      </w:r>
-      <w:r>
-        <w:rPr>
-          <w:lang w:val="en-US"/>
-        </w:rPr>
-        <w:t>route</w:t>
-      </w:r>
-      <w:r>
-        <w:t xml:space="preserve"> 125.1.1.0 255.255.255.252 </w:t>
-      </w:r>
-      <w:proofErr w:type="spellStart"/>
-      <w:r>
-        <w:rPr>
-          <w:lang w:val="en-US"/>
-        </w:rPr>
-        <w:t>sel</w:t>
-      </w:r>
-      <w:proofErr w:type="spellEnd"/>
-      <w:r>
-        <w:t xml:space="preserve">/0” – </w:t>
-      </w:r>
-      <w:r>
-        <w:t>добавляет</w:t>
-      </w:r>
-      <w:r>
-        <w:t xml:space="preserve"> </w:t>
-      </w:r>
-      <w:r>
-        <w:t xml:space="preserve">статический маршрут к сети </w:t>
-      </w:r>
-      <w:r>
-        <w:t xml:space="preserve">125.1.1.0 </w:t>
-      </w:r>
-      <w:r>
-        <w:t xml:space="preserve">через интерфейс </w:t>
-      </w:r>
-      <w:r>
-        <w:rPr>
-          <w:lang w:val="en-US"/>
-        </w:rPr>
-        <w:t>Serial</w:t>
-      </w:r>
-      <w:r>
-        <w:t>1/0</w:t>
-      </w:r>
-      <w:r>
-        <w:t xml:space="preserve">. Это мы указываем роутеру, что сеть </w:t>
-      </w:r>
-      <w:r>
-        <w:t xml:space="preserve">125.1.1.0 </w:t>
-      </w:r>
-      <w:r>
-        <w:t xml:space="preserve">доступна через этот интерфейс. Здесь ниже система предупреждает, что для многоточечных изменений </w:t>
-      </w:r>
-      <w:r>
-        <w:t>(</w:t>
-      </w:r>
-      <w:r>
-        <w:rPr>
-          <w:lang w:val="en-US"/>
-        </w:rPr>
-        <w:t>multipoint</w:t>
-      </w:r>
-      <w:r>
-        <w:t xml:space="preserve">) </w:t>
-      </w:r>
-      <w:r>
-        <w:t xml:space="preserve">интерфейсов лучше указать </w:t>
-      </w:r>
-      <w:r>
-        <w:rPr>
-          <w:lang w:val="en-US"/>
-        </w:rPr>
-        <w:t>next</w:t>
-      </w:r>
-      <w:r>
-        <w:t>-</w:t>
-      </w:r>
-      <w:r>
-        <w:rPr>
-          <w:lang w:val="en-US"/>
-        </w:rPr>
-        <w:t>hop</w:t>
-      </w:r>
-      <w:r>
-        <w:t xml:space="preserve"> </w:t>
-      </w:r>
-      <w:r>
-        <w:rPr>
-          <w:lang w:val="en-US"/>
-        </w:rPr>
-        <w:t>IP</w:t>
-      </w:r>
-      <w:r>
-        <w:t xml:space="preserve"> </w:t>
-      </w:r>
-      <w:r>
-        <w:t xml:space="preserve">вместо интерфейса. </w:t>
-      </w:r>
-    </w:p>
-    <w:p>
-      <w:pPr>
-        <w:spacing w:line="360" w:lineRule="auto"/>
-      </w:pPr>
-      <w:r>
-        <w:lastRenderedPageBreak/>
-        <w:t>“</w:t>
-      </w:r>
-      <w:r>
-        <w:rPr>
-          <w:lang w:val="en-US"/>
-        </w:rPr>
-        <w:t>Router</w:t>
-      </w:r>
-      <w:r>
-        <w:t>(</w:t>
-      </w:r>
-      <w:r>
-        <w:rPr>
-          <w:lang w:val="en-US"/>
-        </w:rPr>
-        <w:t>config</w:t>
-      </w:r>
-      <w:r>
-        <w:t>)#</w:t>
-      </w:r>
-      <w:proofErr w:type="spellStart"/>
-      <w:r>
-        <w:rPr>
-          <w:lang w:val="en-US"/>
-        </w:rPr>
-        <w:t>ip</w:t>
-      </w:r>
-      <w:proofErr w:type="spellEnd"/>
-      <w:r>
-        <w:t xml:space="preserve"> </w:t>
-      </w:r>
-      <w:r>
-        <w:rPr>
-          <w:lang w:val="en-US"/>
-        </w:rPr>
-        <w:t>route</w:t>
-      </w:r>
-      <w:r>
-        <w:t xml:space="preserve"> 192.168.2.0 255.255.255.0 </w:t>
-      </w:r>
-      <w:proofErr w:type="spellStart"/>
-      <w:r>
-        <w:rPr>
-          <w:lang w:val="en-US"/>
-        </w:rPr>
-        <w:t>sel</w:t>
-      </w:r>
-      <w:proofErr w:type="spellEnd"/>
-      <w:r>
-        <w:t xml:space="preserve">/0” – </w:t>
-      </w:r>
-      <w:r>
-        <w:t>то</w:t>
-      </w:r>
-      <w:r>
-        <w:t xml:space="preserve"> </w:t>
-      </w:r>
-      <w:r>
-        <w:t>же</w:t>
-      </w:r>
-      <w:r>
-        <w:t xml:space="preserve"> </w:t>
-      </w:r>
-      <w:r>
-        <w:t>самое</w:t>
-      </w:r>
-      <w:r>
-        <w:t xml:space="preserve">, </w:t>
-      </w:r>
-      <w:r>
-        <w:t xml:space="preserve">что и в прошлой команде, но только </w:t>
-      </w:r>
-      <w:r>
-        <w:rPr>
-          <w:lang w:val="en-US"/>
-        </w:rPr>
-        <w:t>IP</w:t>
-      </w:r>
-      <w:r>
-        <w:t xml:space="preserve"> </w:t>
-      </w:r>
-      <w:r>
-        <w:t xml:space="preserve">другой. </w:t>
-      </w:r>
-    </w:p>
-    <w:p>
-      <w:pPr>
-        <w:spacing w:line="360" w:lineRule="auto"/>
-      </w:pPr>
-      <w:r>
-        <w:t>“</w:t>
-      </w:r>
-      <w:r>
-        <w:rPr>
-          <w:lang w:val="en-US"/>
-        </w:rPr>
-        <w:t>Router</w:t>
-      </w:r>
-      <w:r>
-        <w:t>(</w:t>
-      </w:r>
-      <w:r>
-        <w:rPr>
-          <w:lang w:val="en-US"/>
-        </w:rPr>
-        <w:t>config</w:t>
-      </w:r>
-      <w:r>
-        <w:t>)#</w:t>
-      </w:r>
-      <w:proofErr w:type="spellStart"/>
-      <w:r>
-        <w:rPr>
-          <w:lang w:val="en-US"/>
-        </w:rPr>
-        <w:t>ip</w:t>
-      </w:r>
-      <w:proofErr w:type="spellEnd"/>
-      <w:r>
-        <w:t xml:space="preserve"> </w:t>
-      </w:r>
-      <w:r>
-        <w:rPr>
-          <w:lang w:val="en-US"/>
-        </w:rPr>
-        <w:t>route</w:t>
-      </w:r>
-      <w:r>
-        <w:t xml:space="preserve"> 192.168.1.0 255.255.255.0 </w:t>
-      </w:r>
-      <w:r>
-        <w:rPr>
-          <w:lang w:val="en-US"/>
-        </w:rPr>
-        <w:t>fa</w:t>
-      </w:r>
-      <w:r>
-        <w:t xml:space="preserve">0/0” - </w:t>
-      </w:r>
-      <w:r>
-        <w:t>д</w:t>
-      </w:r>
-      <w:r>
-        <w:t>обавляет маршрут к локальной сети 192.168.1.0/24 через FastEthernet0/0</w:t>
-      </w:r>
-      <w:r>
-        <w:t xml:space="preserve">. </w:t>
-      </w:r>
-    </w:p>
-    <w:p>
-      <w:pPr>
-        <w:spacing w:line="360" w:lineRule="auto"/>
-      </w:pPr>
-      <w:r>
-        <w:rPr>
-          <w:lang w:val="en-US"/>
-        </w:rPr>
-        <w:t>“</w:t>
-      </w:r>
-      <w:r>
-        <w:rPr>
-          <w:lang w:val="en-US"/>
-        </w:rPr>
-        <w:t xml:space="preserve">Router(config)#interface </w:t>
-      </w:r>
-      <w:proofErr w:type="spellStart"/>
-      <w:r>
-        <w:rPr>
-          <w:lang w:val="en-US"/>
-        </w:rPr>
-        <w:t>sel</w:t>
-      </w:r>
-      <w:proofErr w:type="spellEnd"/>
-      <w:r>
-        <w:rPr>
-          <w:lang w:val="en-US"/>
-        </w:rPr>
-        <w:t>/0</w:t>
-      </w:r>
-      <w:r>
-        <w:rPr>
-          <w:lang w:val="en-US"/>
-        </w:rPr>
-        <w:t xml:space="preserve">; </w:t>
-      </w:r>
-      <w:r>
-        <w:rPr>
-          <w:lang w:val="en-US"/>
-        </w:rPr>
-        <w:t>Router(config-if)#encapsulation frame-relay</w:t>
-      </w:r>
-      <w:r>
-        <w:rPr>
-          <w:lang w:val="en-US"/>
-        </w:rPr>
-        <w:t xml:space="preserve">” – </w:t>
-      </w:r>
-      <w:r>
-        <w:t>включает</w:t>
-      </w:r>
-      <w:r>
-        <w:rPr>
-          <w:lang w:val="en-US"/>
-        </w:rPr>
-        <w:t xml:space="preserve"> </w:t>
-      </w:r>
-      <w:r>
-        <w:t>инкапсуляцию</w:t>
-      </w:r>
-      <w:r>
-        <w:rPr>
-          <w:lang w:val="en-US"/>
-        </w:rPr>
-        <w:t xml:space="preserve"> </w:t>
-      </w:r>
-      <w:r>
-        <w:rPr>
-          <w:lang w:val="en-US"/>
-        </w:rPr>
-        <w:t>Frame</w:t>
-      </w:r>
-      <w:r>
-        <w:t xml:space="preserve"> </w:t>
-      </w:r>
-      <w:r>
-        <w:rPr>
-          <w:lang w:val="en-US"/>
-        </w:rPr>
-        <w:t>Relay</w:t>
-      </w:r>
-      <w:r>
-        <w:t xml:space="preserve"> </w:t>
-      </w:r>
-      <w:r>
-        <w:t xml:space="preserve">на интерфейсе. </w:t>
-      </w:r>
-      <w:r>
-        <w:t xml:space="preserve">Frame </w:t>
-      </w:r>
-      <w:proofErr w:type="spellStart"/>
-      <w:r>
-        <w:t>Relay</w:t>
-      </w:r>
-      <w:proofErr w:type="spellEnd"/>
-      <w:r>
-        <w:t xml:space="preserve"> — это протокол WAN, используемый для соединений "точка-точка" или "точка-многоточка"</w:t>
-      </w:r>
-      <w:r>
-        <w:t>.</w:t>
-      </w:r>
-    </w:p>
-    <w:p>
-      <w:pPr>
-        <w:spacing w:line="360" w:lineRule="auto"/>
-      </w:pPr>
-      <w:r>
-        <w:rPr>
-          <w:lang w:val="en-US"/>
-        </w:rPr>
-        <w:t>“</w:t>
-      </w:r>
-      <w:r>
-        <w:rPr>
-          <w:lang w:val="en-US"/>
-        </w:rPr>
-        <w:t xml:space="preserve">Router(config-if)#frame-relay map </w:t>
-      </w:r>
-      <w:proofErr w:type="spellStart"/>
-      <w:r>
-        <w:rPr>
-          <w:lang w:val="en-US"/>
-        </w:rPr>
-        <w:t>ip</w:t>
-      </w:r>
-      <w:proofErr w:type="spellEnd"/>
-      <w:r>
-        <w:rPr>
-          <w:lang w:val="en-US"/>
-        </w:rPr>
-        <w:t xml:space="preserve"> 192.168.2.20 103 broadcast</w:t>
-      </w:r>
-      <w:r>
-        <w:rPr>
-          <w:lang w:val="en-US"/>
-        </w:rPr>
-        <w:t xml:space="preserve">; </w:t>
-      </w:r>
-      <w:r>
-        <w:rPr>
-          <w:lang w:val="en-US"/>
-        </w:rPr>
-        <w:t xml:space="preserve">Router(config-if)#frame-relay map </w:t>
-      </w:r>
-      <w:proofErr w:type="spellStart"/>
-      <w:r>
-        <w:rPr>
-          <w:lang w:val="en-US"/>
-        </w:rPr>
-        <w:t>ip</w:t>
-      </w:r>
-      <w:proofErr w:type="spellEnd"/>
-      <w:r>
-        <w:rPr>
-          <w:lang w:val="en-US"/>
-        </w:rPr>
-        <w:t xml:space="preserve"> 192.168.2.21 104 broadcast</w:t>
-      </w:r>
-      <w:r>
-        <w:rPr>
-          <w:lang w:val="en-US"/>
-        </w:rPr>
-        <w:t xml:space="preserve">; </w:t>
-      </w:r>
-      <w:r>
-        <w:rPr>
-          <w:lang w:val="en-US"/>
-        </w:rPr>
-        <w:t xml:space="preserve">Router(config-if)#frame-relay map </w:t>
-      </w:r>
-      <w:proofErr w:type="spellStart"/>
-      <w:r>
-        <w:rPr>
-          <w:lang w:val="en-US"/>
-        </w:rPr>
-        <w:t>ip</w:t>
-      </w:r>
-      <w:proofErr w:type="spellEnd"/>
-      <w:r>
-        <w:rPr>
-          <w:lang w:val="en-US"/>
-        </w:rPr>
-        <w:t xml:space="preserve"> 125.1.1.1 102 broadcast</w:t>
-      </w:r>
-      <w:r>
-        <w:rPr>
-          <w:lang w:val="en-US"/>
-        </w:rPr>
-        <w:t xml:space="preserve">” – </w:t>
-      </w:r>
-      <w:r>
-        <w:t>настройка</w:t>
-      </w:r>
-      <w:r>
-        <w:rPr>
-          <w:lang w:val="en-US"/>
-        </w:rPr>
-        <w:t xml:space="preserve"> </w:t>
-      </w:r>
-      <w:r>
-        <w:rPr>
-          <w:lang w:val="en-US"/>
-        </w:rPr>
-        <w:t xml:space="preserve">Frame Relay Mapping. </w:t>
-      </w:r>
-      <w:r>
-        <w:t xml:space="preserve">Сопоставляет IP-адреса с DLCI (Data Link Connection </w:t>
-      </w:r>
-      <w:proofErr w:type="spellStart"/>
-      <w:r>
-        <w:t>Identifiers</w:t>
-      </w:r>
-      <w:proofErr w:type="spellEnd"/>
-      <w:r>
-        <w:t>)</w:t>
-      </w:r>
-      <w:r>
-        <w:t xml:space="preserve">. </w:t>
-      </w:r>
-    </w:p>
-    <w:p>
-      <w:pPr>
-        <w:keepNext/>
-        <w:jc w:val="center"/>
-      </w:pPr>
-      <w:r>
-        <w:rPr>
-          <w:noProof/>
-          <w:lang w:val="en-US"/>
-        </w:rPr>
-        <w:drawing>
-          <wp:inline distT="0" distB="0" distL="0" distR="0" wp14:anchorId="49F8A569" wp14:editId="4760F4A4">
-            <wp:extent cx="4695825" cy="1261853"/>
-            <wp:effectExtent l="152400" t="152400" r="352425" b="357505"/>
+          <wp:inline distT="0" distB="0" distL="0" distR="0" wp14:anchorId="49F8A569" wp14:editId="6335E87F">
+            <wp:extent cx="5777711" cy="1552575"/>
+            <wp:effectExtent l="0" t="0" r="0" b="0"/>
             <wp:docPr id="1040871958" name="Рисунок 1"/>
             <wp:cNvGraphicFramePr>
               <a:graphicFrameLocks xmlns:a="http://schemas.openxmlformats.org/drawingml/2006/main" noChangeAspect="1"/>
@@ -6841,7 +6423,7 @@
                     <pic:cNvPicPr/>
                   </pic:nvPicPr>
                   <pic:blipFill>
-                    <a:blip r:embed="rId21"/>
+                    <a:blip r:embed="rId20"/>
                     <a:stretch>
                       <a:fillRect/>
                     </a:stretch>
@@ -6849,7 +6431,7 @@
                   <pic:spPr>
                     <a:xfrm>
                       <a:off x="0" y="0"/>
-                      <a:ext cx="4700853" cy="1263204"/>
+                      <a:ext cx="5793902" cy="1556926"/>
                     </a:xfrm>
                     <a:prstGeom prst="rect">
                       <a:avLst/>
@@ -6857,13 +6439,7 @@
                     <a:ln>
                       <a:noFill/>
                     </a:ln>
-                    <a:effectLst>
-                      <a:outerShdw blurRad="292100" dist="139700" dir="2700000" algn="tl" rotWithShape="0">
-                        <a:srgbClr val="333333">
-                          <a:alpha val="65000"/>
-                        </a:srgbClr>
-                      </a:outerShdw>
-                    </a:effectLst>
+                    <a:effectLst/>
                   </pic:spPr>
                 </pic:pic>
               </a:graphicData>
@@ -6879,6 +6455,7 @@
         <w:rPr>
           <w:sz w:val="24"/>
           <w:szCs w:val="16"/>
+          <w:lang w:val="en-US"/>
         </w:rPr>
       </w:pPr>
       <w:r>
@@ -6948,236 +6525,76 @@
         <w:t>0</w:t>
       </w:r>
     </w:p>
-    <w:p/>
     <w:p>
       <w:pPr>
         <w:spacing w:line="360" w:lineRule="auto"/>
-      </w:pPr>
-      <w:bookmarkStart w:id="13" w:name="_Toc205387780"/>
-      <w:r>
-        <w:rPr>
-          <w:b/>
-          <w:bCs/>
-        </w:rPr>
-        <w:t>Задание</w:t>
-      </w:r>
-      <w:r>
-        <w:rPr>
-          <w:b/>
-          <w:bCs/>
-        </w:rPr>
-        <w:t xml:space="preserve"> 11.</w:t>
-      </w:r>
-      <w:bookmarkEnd w:id="13"/>
-      <w:r>
-        <w:rPr>
-          <w:b/>
-          <w:bCs/>
-        </w:rPr>
-        <w:t xml:space="preserve"> </w:t>
-      </w:r>
-      <w:r>
-        <w:t>Повторить предыдущий шаг для R1:</w:t>
+        <w:rPr>
+          <w:lang w:val="en-US"/>
+        </w:rPr>
+      </w:pPr>
+      <w:r>
+        <w:t xml:space="preserve">Теперь проделаем те же самые действия, но для роутера </w:t>
+      </w:r>
+      <w:r>
+        <w:rPr>
+          <w:lang w:val="en-US"/>
+        </w:rPr>
+        <w:t>R</w:t>
+      </w:r>
+      <w:r>
+        <w:t>0</w:t>
+      </w:r>
+      <w:r>
+        <w:t xml:space="preserve">. Команды ничем не меняются относительно прошлого шага, за исключением того, что другие </w:t>
+      </w:r>
+      <w:r>
+        <w:rPr>
+          <w:lang w:val="en-US"/>
+        </w:rPr>
+        <w:t>IP</w:t>
+      </w:r>
+      <w:r>
+        <w:t xml:space="preserve"> </w:t>
+      </w:r>
+      <w:r>
+        <w:t xml:space="preserve">адреса надо указать. Результат выполнения задания представлен на рисунке 12. </w:t>
       </w:r>
     </w:p>
     <w:p>
       <w:pPr>
         <w:spacing w:line="360" w:lineRule="auto"/>
       </w:pPr>
-      <w:r>
-        <w:t xml:space="preserve">Теперь проделаем те же самые действия, но для роутера </w:t>
-      </w:r>
-      <w:r>
-        <w:rPr>
-          <w:lang w:val="en-US"/>
-        </w:rPr>
-        <w:t>R</w:t>
-      </w:r>
-      <w:r>
+      <w:bookmarkStart w:id="12" w:name="_Toc205387781"/>
+      <w:r>
+        <w:rPr>
+          <w:b/>
+          <w:bCs/>
+        </w:rPr>
+        <w:t xml:space="preserve">Задание </w:t>
+      </w:r>
+      <w:r>
+        <w:rPr>
+          <w:b/>
+          <w:bCs/>
+        </w:rPr>
+        <w:t>1</w:t>
+      </w:r>
+      <w:r>
+        <w:rPr>
+          <w:b/>
+          <w:bCs/>
+          <w:lang w:val="en-US"/>
+        </w:rPr>
         <w:t>0</w:t>
       </w:r>
       <w:r>
-        <w:t xml:space="preserve">. Команды ничем не меняются относительно прошлого шага, за исключением того, что другие </w:t>
-      </w:r>
-      <w:r>
-        <w:rPr>
-          <w:lang w:val="en-US"/>
-        </w:rPr>
-        <w:t>IP</w:t>
-      </w:r>
-      <w:r>
-        <w:t xml:space="preserve"> </w:t>
-      </w:r>
-      <w:r>
-        <w:t xml:space="preserve">адреса надо указать. </w:t>
-      </w:r>
-      <w:r>
-        <w:t xml:space="preserve">Результат выполнения задания представлен на рисунке 12. </w:t>
-      </w:r>
-    </w:p>
-    <w:p>
-      <w:pPr>
-        <w:keepNext/>
-        <w:jc w:val="center"/>
-      </w:pPr>
-      <w:r>
-        <w:rPr>
-          <w:noProof/>
-          <w:lang w:val="en-US"/>
-        </w:rPr>
-        <w:lastRenderedPageBreak/>
-        <w:drawing>
-          <wp:inline distT="0" distB="0" distL="0" distR="0" wp14:anchorId="3FF4CCD4" wp14:editId="4B629667">
-            <wp:extent cx="4336241" cy="1885950"/>
-            <wp:effectExtent l="152400" t="152400" r="369570" b="361950"/>
-            <wp:docPr id="573704774" name="Рисунок 1"/>
-            <wp:cNvGraphicFramePr>
-              <a:graphicFrameLocks xmlns:a="http://schemas.openxmlformats.org/drawingml/2006/main" noChangeAspect="1"/>
-            </wp:cNvGraphicFramePr>
-            <a:graphic xmlns:a="http://schemas.openxmlformats.org/drawingml/2006/main">
-              <a:graphicData uri="http://schemas.openxmlformats.org/drawingml/2006/picture">
-                <pic:pic xmlns:pic="http://schemas.openxmlformats.org/drawingml/2006/picture">
-                  <pic:nvPicPr>
-                    <pic:cNvPr id="573704774" name=""/>
-                    <pic:cNvPicPr/>
-                  </pic:nvPicPr>
-                  <pic:blipFill>
-                    <a:blip r:embed="rId22"/>
-                    <a:stretch>
-                      <a:fillRect/>
-                    </a:stretch>
-                  </pic:blipFill>
-                  <pic:spPr>
-                    <a:xfrm>
-                      <a:off x="0" y="0"/>
-                      <a:ext cx="4337379" cy="1886445"/>
-                    </a:xfrm>
-                    <a:prstGeom prst="rect">
-                      <a:avLst/>
-                    </a:prstGeom>
-                    <a:ln>
-                      <a:noFill/>
-                    </a:ln>
-                    <a:effectLst>
-                      <a:outerShdw blurRad="292100" dist="139700" dir="2700000" algn="tl" rotWithShape="0">
-                        <a:srgbClr val="333333">
-                          <a:alpha val="65000"/>
-                        </a:srgbClr>
-                      </a:outerShdw>
-                    </a:effectLst>
-                  </pic:spPr>
-                </pic:pic>
-              </a:graphicData>
-            </a:graphic>
-          </wp:inline>
-        </w:drawing>
-      </w:r>
-    </w:p>
-    <w:p>
-      <w:pPr>
-        <w:pStyle w:val="ad"/>
-        <w:jc w:val="center"/>
-        <w:rPr>
-          <w:noProof/>
-          <w:sz w:val="24"/>
-          <w:szCs w:val="16"/>
-        </w:rPr>
-      </w:pPr>
-      <w:r>
-        <w:rPr>
-          <w:sz w:val="24"/>
-          <w:szCs w:val="16"/>
-        </w:rPr>
-        <w:t xml:space="preserve">Рисунок </w:t>
-      </w:r>
-      <w:r>
-        <w:rPr>
-          <w:sz w:val="24"/>
-          <w:szCs w:val="16"/>
-        </w:rPr>
-        <w:t>12</w:t>
-      </w:r>
-      <w:r>
-        <w:rPr>
-          <w:sz w:val="24"/>
-          <w:szCs w:val="16"/>
-        </w:rPr>
-        <w:t xml:space="preserve"> - настройка маршрутизации и </w:t>
-      </w:r>
-      <w:r>
-        <w:rPr>
-          <w:sz w:val="24"/>
-          <w:szCs w:val="16"/>
-          <w:lang w:val="en-US"/>
-        </w:rPr>
-        <w:t>frame</w:t>
-      </w:r>
-      <w:r>
-        <w:rPr>
-          <w:sz w:val="24"/>
-          <w:szCs w:val="16"/>
-        </w:rPr>
-        <w:t>-</w:t>
-      </w:r>
-      <w:r>
-        <w:rPr>
-          <w:sz w:val="24"/>
-          <w:szCs w:val="16"/>
-          <w:lang w:val="en-US"/>
-        </w:rPr>
-        <w:t>relay</w:t>
-      </w:r>
-      <w:r>
-        <w:rPr>
-          <w:noProof/>
-          <w:sz w:val="24"/>
-          <w:szCs w:val="16"/>
-        </w:rPr>
-        <w:t xml:space="preserve"> для маршрутизатора </w:t>
-      </w:r>
-      <w:r>
-        <w:rPr>
-          <w:noProof/>
-          <w:sz w:val="24"/>
-          <w:szCs w:val="16"/>
-          <w:lang w:val="en-US"/>
-        </w:rPr>
-        <w:t>R</w:t>
-      </w:r>
-      <w:r>
-        <w:rPr>
-          <w:noProof/>
-          <w:sz w:val="24"/>
-          <w:szCs w:val="16"/>
-        </w:rPr>
-        <w:t>1</w:t>
-      </w:r>
-    </w:p>
-    <w:p>
-      <w:pPr>
-        <w:ind w:firstLine="0"/>
-      </w:pPr>
-    </w:p>
-    <w:p>
-      <w:pPr>
-        <w:spacing w:line="360" w:lineRule="auto"/>
-      </w:pPr>
-      <w:bookmarkStart w:id="14" w:name="_Toc205387781"/>
-      <w:r>
-        <w:rPr>
-          <w:b/>
-          <w:bCs/>
-        </w:rPr>
-        <w:t xml:space="preserve">Задание </w:t>
-      </w:r>
-      <w:r>
-        <w:rPr>
-          <w:b/>
-          <w:bCs/>
-        </w:rPr>
-        <w:t>12.</w:t>
-      </w:r>
-      <w:bookmarkEnd w:id="14"/>
+        <w:rPr>
+          <w:b/>
+          <w:bCs/>
+        </w:rPr>
+        <w:t>.</w:t>
+      </w:r>
+      <w:bookmarkEnd w:id="12"/>
       <w:r>
         <w:rPr>
           <w:b/>
@@ -7264,7 +6681,7 @@
                     <pic:cNvPicPr/>
                   </pic:nvPicPr>
                   <pic:blipFill>
-                    <a:blip r:embed="rId23">
+                    <a:blip r:embed="rId21">
                       <a:extLst>
                         <a:ext uri="{28A0092B-C50C-407E-A947-70E740481C1C}">
                           <a14:useLocalDpi xmlns:a14="http://schemas.microsoft.com/office/drawing/2010/main" val="0"/>
@@ -7351,7 +6768,7 @@
                     <pic:cNvPicPr/>
                   </pic:nvPicPr>
                   <pic:blipFill>
-                    <a:blip r:embed="rId24"/>
+                    <a:blip r:embed="rId22"/>
                     <a:stretch>
                       <a:fillRect/>
                     </a:stretch>
@@ -7490,7 +6907,7 @@
                     <pic:cNvPicPr/>
                   </pic:nvPicPr>
                   <pic:blipFill>
-                    <a:blip r:embed="rId25"/>
+                    <a:blip r:embed="rId23"/>
                     <a:stretch>
                       <a:fillRect/>
                     </a:stretch>
@@ -7580,7 +6997,7 @@
       <w:pPr>
         <w:spacing w:line="360" w:lineRule="auto"/>
       </w:pPr>
-      <w:bookmarkStart w:id="15" w:name="_Toc205387782"/>
+      <w:bookmarkStart w:id="13" w:name="_Toc205387782"/>
       <w:r>
         <w:rPr>
           <w:b/>
@@ -7593,9 +7010,23 @@
           <w:b/>
           <w:bCs/>
         </w:rPr>
-        <w:t xml:space="preserve"> 13.</w:t>
-      </w:r>
-      <w:bookmarkEnd w:id="15"/>
+        <w:t xml:space="preserve"> 1</w:t>
+      </w:r>
+      <w:r>
+        <w:rPr>
+          <w:b/>
+          <w:bCs/>
+        </w:rPr>
+        <w:t>2</w:t>
+      </w:r>
+      <w:r>
+        <w:rPr>
+          <w:b/>
+          <w:bCs/>
+        </w:rPr>
+        <w:t>.</w:t>
+      </w:r>
+      <w:bookmarkEnd w:id="13"/>
       <w:r>
         <w:rPr>
           <w:b/>
@@ -7662,7 +7093,7 @@
                     <pic:cNvPicPr/>
                   </pic:nvPicPr>
                   <pic:blipFill>
-                    <a:blip r:embed="rId26"/>
+                    <a:blip r:embed="rId24"/>
                     <a:stretch>
                       <a:fillRect/>
                     </a:stretch>
@@ -7734,7 +7165,7 @@
           <w:bCs w:val="0"/>
         </w:rPr>
       </w:pPr>
-      <w:bookmarkStart w:id="16" w:name="_Toc205387783"/>
+      <w:bookmarkStart w:id="14" w:name="_Toc205387783"/>
       <w:r>
         <w:rPr>
           <w:b/>
@@ -7742,7 +7173,7 @@
         </w:rPr>
         <w:t>Вывод</w:t>
       </w:r>
-      <w:bookmarkEnd w:id="16"/>
+      <w:bookmarkEnd w:id="14"/>
       <w:r>
         <w:rPr>
           <w:b/>
@@ -7797,7 +7228,7 @@
           <w:bCs w:val="0"/>
         </w:rPr>
       </w:pPr>
-      <w:bookmarkStart w:id="17" w:name="_Toc205387784"/>
+      <w:bookmarkStart w:id="15" w:name="_Toc205387784"/>
       <w:r>
         <w:rPr>
           <w:b/>
@@ -7806,7 +7237,7 @@
         <w:lastRenderedPageBreak/>
         <w:t>Контрольные вопросы</w:t>
       </w:r>
-      <w:bookmarkEnd w:id="17"/>
+      <w:bookmarkEnd w:id="15"/>
     </w:p>
     <w:p/>
     <w:p>
@@ -7822,7 +7253,7 @@
           <w:bCs/>
         </w:rPr>
       </w:pPr>
-      <w:bookmarkStart w:id="18" w:name="_Toc205387785"/>
+      <w:bookmarkStart w:id="16" w:name="_Toc205387785"/>
       <w:r>
         <w:rPr>
           <w:b/>
@@ -7845,7 +7276,7 @@
         </w:rPr>
         <w:t>?</w:t>
       </w:r>
-      <w:bookmarkEnd w:id="18"/>
+      <w:bookmarkEnd w:id="16"/>
     </w:p>
     <w:p>
       <w:pPr>
@@ -8000,7 +7431,7 @@
           <w:bCs/>
         </w:rPr>
       </w:pPr>
-      <w:bookmarkStart w:id="19" w:name="_Toc205387786"/>
+      <w:bookmarkStart w:id="17" w:name="_Toc205387786"/>
       <w:r>
         <w:rPr>
           <w:b/>
@@ -8070,7 +7501,7 @@
         </w:rPr>
         <w:t xml:space="preserve"> Назовите их.</w:t>
       </w:r>
-      <w:bookmarkEnd w:id="19"/>
+      <w:bookmarkEnd w:id="17"/>
     </w:p>
     <w:p>
       <w:pPr>
@@ -8322,7 +7753,7 @@
           <w:bCs/>
         </w:rPr>
       </w:pPr>
-      <w:bookmarkStart w:id="20" w:name="_Toc205387787"/>
+      <w:bookmarkStart w:id="18" w:name="_Toc205387787"/>
       <w:r>
         <w:rPr>
           <w:b/>
@@ -8337,7 +7768,7 @@
         </w:rPr>
         <w:t>?</w:t>
       </w:r>
-      <w:bookmarkEnd w:id="20"/>
+      <w:bookmarkEnd w:id="18"/>
     </w:p>
     <w:p>
       <w:pPr>
@@ -8448,7 +7879,7 @@
           <w:bCs/>
         </w:rPr>
       </w:pPr>
-      <w:bookmarkStart w:id="21" w:name="_Toc205387788"/>
+      <w:bookmarkStart w:id="19" w:name="_Toc205387788"/>
       <w:r>
         <w:rPr>
           <w:b/>
@@ -8511,7 +7942,7 @@
         </w:rPr>
         <w:t>?</w:t>
       </w:r>
-      <w:bookmarkEnd w:id="21"/>
+      <w:bookmarkEnd w:id="19"/>
     </w:p>
     <w:p>
       <w:pPr>
@@ -8555,7 +7986,7 @@
           <w:bCs/>
         </w:rPr>
       </w:pPr>
-      <w:bookmarkStart w:id="22" w:name="_Toc205387789"/>
+      <w:bookmarkStart w:id="20" w:name="_Toc205387789"/>
       <w:r>
         <w:rPr>
           <w:b/>
@@ -8570,7 +8001,7 @@
         </w:rPr>
         <w:t>?</w:t>
       </w:r>
-      <w:bookmarkEnd w:id="22"/>
+      <w:bookmarkEnd w:id="20"/>
     </w:p>
     <w:p>
       <w:pPr>
@@ -8608,10 +8039,10 @@
       </w:r>
     </w:p>
     <w:sectPr>
-      <w:headerReference w:type="default" r:id="rId27"/>
-      <w:footerReference w:type="default" r:id="rId28"/>
-      <w:headerReference w:type="first" r:id="rId29"/>
-      <w:footerReference w:type="first" r:id="rId30"/>
+      <w:headerReference w:type="default" r:id="rId25"/>
+      <w:footerReference w:type="default" r:id="rId26"/>
+      <w:headerReference w:type="first" r:id="rId27"/>
+      <w:footerReference w:type="first" r:id="rId28"/>
       <w:pgSz w:w="11906" w:h="16838"/>
       <w:pgMar w:top="1134" w:right="851" w:bottom="1134" w:left="851" w:header="709" w:footer="709" w:gutter="0"/>
       <w:cols w:space="708"/>
@@ -8984,6 +8415,119 @@
     </w:lvl>
   </w:abstractNum>
   <w:abstractNum w:abstractNumId="2" w15:restartNumberingAfterBreak="0">
+    <w:nsid w:val="208E320C"/>
+    <w:multiLevelType w:val="hybridMultilevel"/>
+    <w:tmpl w:val="40D23D9E"/>
+    <w:lvl w:ilvl="0" w:tplc="04190001">
+      <w:start w:val="1"/>
+      <w:numFmt w:val="bullet"/>
+      <w:lvlText w:val=""/>
+      <w:lvlJc w:val="left"/>
+      <w:pPr>
+        <w:ind w:left="1429" w:hanging="360"/>
+      </w:pPr>
+      <w:rPr>
+        <w:rFonts w:ascii="Symbol" w:hAnsi="Symbol" w:hint="default"/>
+      </w:rPr>
+    </w:lvl>
+    <w:lvl w:ilvl="1" w:tplc="04190003" w:tentative="1">
+      <w:start w:val="1"/>
+      <w:numFmt w:val="bullet"/>
+      <w:lvlText w:val="o"/>
+      <w:lvlJc w:val="left"/>
+      <w:pPr>
+        <w:ind w:left="2149" w:hanging="360"/>
+      </w:pPr>
+      <w:rPr>
+        <w:rFonts w:ascii="Courier New" w:hAnsi="Courier New" w:cs="Courier New" w:hint="default"/>
+      </w:rPr>
+    </w:lvl>
+    <w:lvl w:ilvl="2" w:tplc="04190005" w:tentative="1">
+      <w:start w:val="1"/>
+      <w:numFmt w:val="bullet"/>
+      <w:lvlText w:val=""/>
+      <w:lvlJc w:val="left"/>
+      <w:pPr>
+        <w:ind w:left="2869" w:hanging="360"/>
+      </w:pPr>
+      <w:rPr>
+        <w:rFonts w:ascii="Wingdings" w:hAnsi="Wingdings" w:hint="default"/>
+      </w:rPr>
+    </w:lvl>
+    <w:lvl w:ilvl="3" w:tplc="04190001" w:tentative="1">
+      <w:start w:val="1"/>
+      <w:numFmt w:val="bullet"/>
+      <w:lvlText w:val=""/>
+      <w:lvlJc w:val="left"/>
+      <w:pPr>
+        <w:ind w:left="3589" w:hanging="360"/>
+      </w:pPr>
+      <w:rPr>
+        <w:rFonts w:ascii="Symbol" w:hAnsi="Symbol" w:hint="default"/>
+      </w:rPr>
+    </w:lvl>
+    <w:lvl w:ilvl="4" w:tplc="04190003" w:tentative="1">
+      <w:start w:val="1"/>
+      <w:numFmt w:val="bullet"/>
+      <w:lvlText w:val="o"/>
+      <w:lvlJc w:val="left"/>
+      <w:pPr>
+        <w:ind w:left="4309" w:hanging="360"/>
+      </w:pPr>
+      <w:rPr>
+        <w:rFonts w:ascii="Courier New" w:hAnsi="Courier New" w:cs="Courier New" w:hint="default"/>
+      </w:rPr>
+    </w:lvl>
+    <w:lvl w:ilvl="5" w:tplc="04190005" w:tentative="1">
+      <w:start w:val="1"/>
+      <w:numFmt w:val="bullet"/>
+      <w:lvlText w:val=""/>
+      <w:lvlJc w:val="left"/>
+      <w:pPr>
+        <w:ind w:left="5029" w:hanging="360"/>
+      </w:pPr>
+      <w:rPr>
+        <w:rFonts w:ascii="Wingdings" w:hAnsi="Wingdings" w:hint="default"/>
+      </w:rPr>
+    </w:lvl>
+    <w:lvl w:ilvl="6" w:tplc="04190001" w:tentative="1">
+      <w:start w:val="1"/>
+      <w:numFmt w:val="bullet"/>
+      <w:lvlText w:val=""/>
+      <w:lvlJc w:val="left"/>
+      <w:pPr>
+        <w:ind w:left="5749" w:hanging="360"/>
+      </w:pPr>
+      <w:rPr>
+        <w:rFonts w:ascii="Symbol" w:hAnsi="Symbol" w:hint="default"/>
+      </w:rPr>
+    </w:lvl>
+    <w:lvl w:ilvl="7" w:tplc="04190003" w:tentative="1">
+      <w:start w:val="1"/>
+      <w:numFmt w:val="bullet"/>
+      <w:lvlText w:val="o"/>
+      <w:lvlJc w:val="left"/>
+      <w:pPr>
+        <w:ind w:left="6469" w:hanging="360"/>
+      </w:pPr>
+      <w:rPr>
+        <w:rFonts w:ascii="Courier New" w:hAnsi="Courier New" w:cs="Courier New" w:hint="default"/>
+      </w:rPr>
+    </w:lvl>
+    <w:lvl w:ilvl="8" w:tplc="04190005" w:tentative="1">
+      <w:start w:val="1"/>
+      <w:numFmt w:val="bullet"/>
+      <w:lvlText w:val=""/>
+      <w:lvlJc w:val="left"/>
+      <w:pPr>
+        <w:ind w:left="7189" w:hanging="360"/>
+      </w:pPr>
+      <w:rPr>
+        <w:rFonts w:ascii="Wingdings" w:hAnsi="Wingdings" w:hint="default"/>
+      </w:rPr>
+    </w:lvl>
+  </w:abstractNum>
+  <w:abstractNum w:abstractNumId="3" w15:restartNumberingAfterBreak="0">
     <w:nsid w:val="2A1C21B5"/>
     <w:multiLevelType w:val="hybridMultilevel"/>
     <w:tmpl w:val="4AF02820"/>
@@ -9072,7 +8616,120 @@
       </w:pPr>
     </w:lvl>
   </w:abstractNum>
-  <w:abstractNum w:abstractNumId="3" w15:restartNumberingAfterBreak="0">
+  <w:abstractNum w:abstractNumId="4" w15:restartNumberingAfterBreak="0">
+    <w:nsid w:val="2A21640F"/>
+    <w:multiLevelType w:val="hybridMultilevel"/>
+    <w:tmpl w:val="44B659A8"/>
+    <w:lvl w:ilvl="0" w:tplc="04190001">
+      <w:start w:val="1"/>
+      <w:numFmt w:val="bullet"/>
+      <w:lvlText w:val=""/>
+      <w:lvlJc w:val="left"/>
+      <w:pPr>
+        <w:ind w:left="1429" w:hanging="360"/>
+      </w:pPr>
+      <w:rPr>
+        <w:rFonts w:ascii="Symbol" w:hAnsi="Symbol" w:hint="default"/>
+      </w:rPr>
+    </w:lvl>
+    <w:lvl w:ilvl="1" w:tplc="04190003" w:tentative="1">
+      <w:start w:val="1"/>
+      <w:numFmt w:val="bullet"/>
+      <w:lvlText w:val="o"/>
+      <w:lvlJc w:val="left"/>
+      <w:pPr>
+        <w:ind w:left="2149" w:hanging="360"/>
+      </w:pPr>
+      <w:rPr>
+        <w:rFonts w:ascii="Courier New" w:hAnsi="Courier New" w:cs="Courier New" w:hint="default"/>
+      </w:rPr>
+    </w:lvl>
+    <w:lvl w:ilvl="2" w:tplc="04190005" w:tentative="1">
+      <w:start w:val="1"/>
+      <w:numFmt w:val="bullet"/>
+      <w:lvlText w:val=""/>
+      <w:lvlJc w:val="left"/>
+      <w:pPr>
+        <w:ind w:left="2869" w:hanging="360"/>
+      </w:pPr>
+      <w:rPr>
+        <w:rFonts w:ascii="Wingdings" w:hAnsi="Wingdings" w:hint="default"/>
+      </w:rPr>
+    </w:lvl>
+    <w:lvl w:ilvl="3" w:tplc="04190001" w:tentative="1">
+      <w:start w:val="1"/>
+      <w:numFmt w:val="bullet"/>
+      <w:lvlText w:val=""/>
+      <w:lvlJc w:val="left"/>
+      <w:pPr>
+        <w:ind w:left="3589" w:hanging="360"/>
+      </w:pPr>
+      <w:rPr>
+        <w:rFonts w:ascii="Symbol" w:hAnsi="Symbol" w:hint="default"/>
+      </w:rPr>
+    </w:lvl>
+    <w:lvl w:ilvl="4" w:tplc="04190003" w:tentative="1">
+      <w:start w:val="1"/>
+      <w:numFmt w:val="bullet"/>
+      <w:lvlText w:val="o"/>
+      <w:lvlJc w:val="left"/>
+      <w:pPr>
+        <w:ind w:left="4309" w:hanging="360"/>
+      </w:pPr>
+      <w:rPr>
+        <w:rFonts w:ascii="Courier New" w:hAnsi="Courier New" w:cs="Courier New" w:hint="default"/>
+      </w:rPr>
+    </w:lvl>
+    <w:lvl w:ilvl="5" w:tplc="04190005" w:tentative="1">
+      <w:start w:val="1"/>
+      <w:numFmt w:val="bullet"/>
+      <w:lvlText w:val=""/>
+      <w:lvlJc w:val="left"/>
+      <w:pPr>
+        <w:ind w:left="5029" w:hanging="360"/>
+      </w:pPr>
+      <w:rPr>
+        <w:rFonts w:ascii="Wingdings" w:hAnsi="Wingdings" w:hint="default"/>
+      </w:rPr>
+    </w:lvl>
+    <w:lvl w:ilvl="6" w:tplc="04190001" w:tentative="1">
+      <w:start w:val="1"/>
+      <w:numFmt w:val="bullet"/>
+      <w:lvlText w:val=""/>
+      <w:lvlJc w:val="left"/>
+      <w:pPr>
+        <w:ind w:left="5749" w:hanging="360"/>
+      </w:pPr>
+      <w:rPr>
+        <w:rFonts w:ascii="Symbol" w:hAnsi="Symbol" w:hint="default"/>
+      </w:rPr>
+    </w:lvl>
+    <w:lvl w:ilvl="7" w:tplc="04190003" w:tentative="1">
+      <w:start w:val="1"/>
+      <w:numFmt w:val="bullet"/>
+      <w:lvlText w:val="o"/>
+      <w:lvlJc w:val="left"/>
+      <w:pPr>
+        <w:ind w:left="6469" w:hanging="360"/>
+      </w:pPr>
+      <w:rPr>
+        <w:rFonts w:ascii="Courier New" w:hAnsi="Courier New" w:cs="Courier New" w:hint="default"/>
+      </w:rPr>
+    </w:lvl>
+    <w:lvl w:ilvl="8" w:tplc="04190005" w:tentative="1">
+      <w:start w:val="1"/>
+      <w:numFmt w:val="bullet"/>
+      <w:lvlText w:val=""/>
+      <w:lvlJc w:val="left"/>
+      <w:pPr>
+        <w:ind w:left="7189" w:hanging="360"/>
+      </w:pPr>
+      <w:rPr>
+        <w:rFonts w:ascii="Wingdings" w:hAnsi="Wingdings" w:hint="default"/>
+      </w:rPr>
+    </w:lvl>
+  </w:abstractNum>
+  <w:abstractNum w:abstractNumId="5" w15:restartNumberingAfterBreak="0">
     <w:nsid w:val="2F2E40EE"/>
     <w:multiLevelType w:val="multilevel"/>
     <w:tmpl w:val="6F6840B8"/>
@@ -9221,7 +8878,7 @@
       </w:rPr>
     </w:lvl>
   </w:abstractNum>
-  <w:abstractNum w:abstractNumId="4" w15:restartNumberingAfterBreak="0">
+  <w:abstractNum w:abstractNumId="6" w15:restartNumberingAfterBreak="0">
     <w:nsid w:val="31A95790"/>
     <w:multiLevelType w:val="hybridMultilevel"/>
     <w:tmpl w:val="D9E4A684"/>
@@ -9307,7 +8964,7 @@
       </w:pPr>
     </w:lvl>
   </w:abstractNum>
-  <w:abstractNum w:abstractNumId="5" w15:restartNumberingAfterBreak="0">
+  <w:abstractNum w:abstractNumId="7" w15:restartNumberingAfterBreak="0">
     <w:nsid w:val="3AE64363"/>
     <w:multiLevelType w:val="hybridMultilevel"/>
     <w:tmpl w:val="8C90D64A"/>
@@ -9421,7 +9078,459 @@
       </w:rPr>
     </w:lvl>
   </w:abstractNum>
-  <w:abstractNum w:abstractNumId="6" w15:restartNumberingAfterBreak="0">
+  <w:abstractNum w:abstractNumId="8" w15:restartNumberingAfterBreak="0">
+    <w:nsid w:val="3DDC6D77"/>
+    <w:multiLevelType w:val="hybridMultilevel"/>
+    <w:tmpl w:val="6D666B4C"/>
+    <w:lvl w:ilvl="0" w:tplc="04190001">
+      <w:start w:val="1"/>
+      <w:numFmt w:val="bullet"/>
+      <w:lvlText w:val=""/>
+      <w:lvlJc w:val="left"/>
+      <w:pPr>
+        <w:ind w:left="1429" w:hanging="360"/>
+      </w:pPr>
+      <w:rPr>
+        <w:rFonts w:ascii="Symbol" w:hAnsi="Symbol" w:hint="default"/>
+      </w:rPr>
+    </w:lvl>
+    <w:lvl w:ilvl="1" w:tplc="04190003" w:tentative="1">
+      <w:start w:val="1"/>
+      <w:numFmt w:val="bullet"/>
+      <w:lvlText w:val="o"/>
+      <w:lvlJc w:val="left"/>
+      <w:pPr>
+        <w:ind w:left="2149" w:hanging="360"/>
+      </w:pPr>
+      <w:rPr>
+        <w:rFonts w:ascii="Courier New" w:hAnsi="Courier New" w:cs="Courier New" w:hint="default"/>
+      </w:rPr>
+    </w:lvl>
+    <w:lvl w:ilvl="2" w:tplc="04190005" w:tentative="1">
+      <w:start w:val="1"/>
+      <w:numFmt w:val="bullet"/>
+      <w:lvlText w:val=""/>
+      <w:lvlJc w:val="left"/>
+      <w:pPr>
+        <w:ind w:left="2869" w:hanging="360"/>
+      </w:pPr>
+      <w:rPr>
+        <w:rFonts w:ascii="Wingdings" w:hAnsi="Wingdings" w:hint="default"/>
+      </w:rPr>
+    </w:lvl>
+    <w:lvl w:ilvl="3" w:tplc="04190001" w:tentative="1">
+      <w:start w:val="1"/>
+      <w:numFmt w:val="bullet"/>
+      <w:lvlText w:val=""/>
+      <w:lvlJc w:val="left"/>
+      <w:pPr>
+        <w:ind w:left="3589" w:hanging="360"/>
+      </w:pPr>
+      <w:rPr>
+        <w:rFonts w:ascii="Symbol" w:hAnsi="Symbol" w:hint="default"/>
+      </w:rPr>
+    </w:lvl>
+    <w:lvl w:ilvl="4" w:tplc="04190003" w:tentative="1">
+      <w:start w:val="1"/>
+      <w:numFmt w:val="bullet"/>
+      <w:lvlText w:val="o"/>
+      <w:lvlJc w:val="left"/>
+      <w:pPr>
+        <w:ind w:left="4309" w:hanging="360"/>
+      </w:pPr>
+      <w:rPr>
+        <w:rFonts w:ascii="Courier New" w:hAnsi="Courier New" w:cs="Courier New" w:hint="default"/>
+      </w:rPr>
+    </w:lvl>
+    <w:lvl w:ilvl="5" w:tplc="04190005" w:tentative="1">
+      <w:start w:val="1"/>
+      <w:numFmt w:val="bullet"/>
+      <w:lvlText w:val=""/>
+      <w:lvlJc w:val="left"/>
+      <w:pPr>
+        <w:ind w:left="5029" w:hanging="360"/>
+      </w:pPr>
+      <w:rPr>
+        <w:rFonts w:ascii="Wingdings" w:hAnsi="Wingdings" w:hint="default"/>
+      </w:rPr>
+    </w:lvl>
+    <w:lvl w:ilvl="6" w:tplc="04190001" w:tentative="1">
+      <w:start w:val="1"/>
+      <w:numFmt w:val="bullet"/>
+      <w:lvlText w:val=""/>
+      <w:lvlJc w:val="left"/>
+      <w:pPr>
+        <w:ind w:left="5749" w:hanging="360"/>
+      </w:pPr>
+      <w:rPr>
+        <w:rFonts w:ascii="Symbol" w:hAnsi="Symbol" w:hint="default"/>
+      </w:rPr>
+    </w:lvl>
+    <w:lvl w:ilvl="7" w:tplc="04190003" w:tentative="1">
+      <w:start w:val="1"/>
+      <w:numFmt w:val="bullet"/>
+      <w:lvlText w:val="o"/>
+      <w:lvlJc w:val="left"/>
+      <w:pPr>
+        <w:ind w:left="6469" w:hanging="360"/>
+      </w:pPr>
+      <w:rPr>
+        <w:rFonts w:ascii="Courier New" w:hAnsi="Courier New" w:cs="Courier New" w:hint="default"/>
+      </w:rPr>
+    </w:lvl>
+    <w:lvl w:ilvl="8" w:tplc="04190005" w:tentative="1">
+      <w:start w:val="1"/>
+      <w:numFmt w:val="bullet"/>
+      <w:lvlText w:val=""/>
+      <w:lvlJc w:val="left"/>
+      <w:pPr>
+        <w:ind w:left="7189" w:hanging="360"/>
+      </w:pPr>
+      <w:rPr>
+        <w:rFonts w:ascii="Wingdings" w:hAnsi="Wingdings" w:hint="default"/>
+      </w:rPr>
+    </w:lvl>
+  </w:abstractNum>
+  <w:abstractNum w:abstractNumId="9" w15:restartNumberingAfterBreak="0">
+    <w:nsid w:val="4407069C"/>
+    <w:multiLevelType w:val="hybridMultilevel"/>
+    <w:tmpl w:val="7D905A26"/>
+    <w:lvl w:ilvl="0" w:tplc="04190001">
+      <w:start w:val="1"/>
+      <w:numFmt w:val="bullet"/>
+      <w:lvlText w:val=""/>
+      <w:lvlJc w:val="left"/>
+      <w:pPr>
+        <w:ind w:left="1429" w:hanging="360"/>
+      </w:pPr>
+      <w:rPr>
+        <w:rFonts w:ascii="Symbol" w:hAnsi="Symbol" w:hint="default"/>
+      </w:rPr>
+    </w:lvl>
+    <w:lvl w:ilvl="1" w:tplc="04190003" w:tentative="1">
+      <w:start w:val="1"/>
+      <w:numFmt w:val="bullet"/>
+      <w:lvlText w:val="o"/>
+      <w:lvlJc w:val="left"/>
+      <w:pPr>
+        <w:ind w:left="2149" w:hanging="360"/>
+      </w:pPr>
+      <w:rPr>
+        <w:rFonts w:ascii="Courier New" w:hAnsi="Courier New" w:cs="Courier New" w:hint="default"/>
+      </w:rPr>
+    </w:lvl>
+    <w:lvl w:ilvl="2" w:tplc="04190005" w:tentative="1">
+      <w:start w:val="1"/>
+      <w:numFmt w:val="bullet"/>
+      <w:lvlText w:val=""/>
+      <w:lvlJc w:val="left"/>
+      <w:pPr>
+        <w:ind w:left="2869" w:hanging="360"/>
+      </w:pPr>
+      <w:rPr>
+        <w:rFonts w:ascii="Wingdings" w:hAnsi="Wingdings" w:hint="default"/>
+      </w:rPr>
+    </w:lvl>
+    <w:lvl w:ilvl="3" w:tplc="04190001" w:tentative="1">
+      <w:start w:val="1"/>
+      <w:numFmt w:val="bullet"/>
+      <w:lvlText w:val=""/>
+      <w:lvlJc w:val="left"/>
+      <w:pPr>
+        <w:ind w:left="3589" w:hanging="360"/>
+      </w:pPr>
+      <w:rPr>
+        <w:rFonts w:ascii="Symbol" w:hAnsi="Symbol" w:hint="default"/>
+      </w:rPr>
+    </w:lvl>
+    <w:lvl w:ilvl="4" w:tplc="04190003" w:tentative="1">
+      <w:start w:val="1"/>
+      <w:numFmt w:val="bullet"/>
+      <w:lvlText w:val="o"/>
+      <w:lvlJc w:val="left"/>
+      <w:pPr>
+        <w:ind w:left="4309" w:hanging="360"/>
+      </w:pPr>
+      <w:rPr>
+        <w:rFonts w:ascii="Courier New" w:hAnsi="Courier New" w:cs="Courier New" w:hint="default"/>
+      </w:rPr>
+    </w:lvl>
+    <w:lvl w:ilvl="5" w:tplc="04190005" w:tentative="1">
+      <w:start w:val="1"/>
+      <w:numFmt w:val="bullet"/>
+      <w:lvlText w:val=""/>
+      <w:lvlJc w:val="left"/>
+      <w:pPr>
+        <w:ind w:left="5029" w:hanging="360"/>
+      </w:pPr>
+      <w:rPr>
+        <w:rFonts w:ascii="Wingdings" w:hAnsi="Wingdings" w:hint="default"/>
+      </w:rPr>
+    </w:lvl>
+    <w:lvl w:ilvl="6" w:tplc="04190001" w:tentative="1">
+      <w:start w:val="1"/>
+      <w:numFmt w:val="bullet"/>
+      <w:lvlText w:val=""/>
+      <w:lvlJc w:val="left"/>
+      <w:pPr>
+        <w:ind w:left="5749" w:hanging="360"/>
+      </w:pPr>
+      <w:rPr>
+        <w:rFonts w:ascii="Symbol" w:hAnsi="Symbol" w:hint="default"/>
+      </w:rPr>
+    </w:lvl>
+    <w:lvl w:ilvl="7" w:tplc="04190003" w:tentative="1">
+      <w:start w:val="1"/>
+      <w:numFmt w:val="bullet"/>
+      <w:lvlText w:val="o"/>
+      <w:lvlJc w:val="left"/>
+      <w:pPr>
+        <w:ind w:left="6469" w:hanging="360"/>
+      </w:pPr>
+      <w:rPr>
+        <w:rFonts w:ascii="Courier New" w:hAnsi="Courier New" w:cs="Courier New" w:hint="default"/>
+      </w:rPr>
+    </w:lvl>
+    <w:lvl w:ilvl="8" w:tplc="04190005" w:tentative="1">
+      <w:start w:val="1"/>
+      <w:numFmt w:val="bullet"/>
+      <w:lvlText w:val=""/>
+      <w:lvlJc w:val="left"/>
+      <w:pPr>
+        <w:ind w:left="7189" w:hanging="360"/>
+      </w:pPr>
+      <w:rPr>
+        <w:rFonts w:ascii="Wingdings" w:hAnsi="Wingdings" w:hint="default"/>
+      </w:rPr>
+    </w:lvl>
+  </w:abstractNum>
+  <w:abstractNum w:abstractNumId="10" w15:restartNumberingAfterBreak="0">
+    <w:nsid w:val="480A6CF9"/>
+    <w:multiLevelType w:val="hybridMultilevel"/>
+    <w:tmpl w:val="C67C134A"/>
+    <w:lvl w:ilvl="0" w:tplc="04190001">
+      <w:start w:val="1"/>
+      <w:numFmt w:val="bullet"/>
+      <w:lvlText w:val=""/>
+      <w:lvlJc w:val="left"/>
+      <w:pPr>
+        <w:ind w:left="1429" w:hanging="360"/>
+      </w:pPr>
+      <w:rPr>
+        <w:rFonts w:ascii="Symbol" w:hAnsi="Symbol" w:hint="default"/>
+      </w:rPr>
+    </w:lvl>
+    <w:lvl w:ilvl="1" w:tplc="04190003" w:tentative="1">
+      <w:start w:val="1"/>
+      <w:numFmt w:val="bullet"/>
+      <w:lvlText w:val="o"/>
+      <w:lvlJc w:val="left"/>
+      <w:pPr>
+        <w:ind w:left="2149" w:hanging="360"/>
+      </w:pPr>
+      <w:rPr>
+        <w:rFonts w:ascii="Courier New" w:hAnsi="Courier New" w:cs="Courier New" w:hint="default"/>
+      </w:rPr>
+    </w:lvl>
+    <w:lvl w:ilvl="2" w:tplc="04190005" w:tentative="1">
+      <w:start w:val="1"/>
+      <w:numFmt w:val="bullet"/>
+      <w:lvlText w:val=""/>
+      <w:lvlJc w:val="left"/>
+      <w:pPr>
+        <w:ind w:left="2869" w:hanging="360"/>
+      </w:pPr>
+      <w:rPr>
+        <w:rFonts w:ascii="Wingdings" w:hAnsi="Wingdings" w:hint="default"/>
+      </w:rPr>
+    </w:lvl>
+    <w:lvl w:ilvl="3" w:tplc="04190001" w:tentative="1">
+      <w:start w:val="1"/>
+      <w:numFmt w:val="bullet"/>
+      <w:lvlText w:val=""/>
+      <w:lvlJc w:val="left"/>
+      <w:pPr>
+        <w:ind w:left="3589" w:hanging="360"/>
+      </w:pPr>
+      <w:rPr>
+        <w:rFonts w:ascii="Symbol" w:hAnsi="Symbol" w:hint="default"/>
+      </w:rPr>
+    </w:lvl>
+    <w:lvl w:ilvl="4" w:tplc="04190003" w:tentative="1">
+      <w:start w:val="1"/>
+      <w:numFmt w:val="bullet"/>
+      <w:lvlText w:val="o"/>
+      <w:lvlJc w:val="left"/>
+      <w:pPr>
+        <w:ind w:left="4309" w:hanging="360"/>
+      </w:pPr>
+      <w:rPr>
+        <w:rFonts w:ascii="Courier New" w:hAnsi="Courier New" w:cs="Courier New" w:hint="default"/>
+      </w:rPr>
+    </w:lvl>
+    <w:lvl w:ilvl="5" w:tplc="04190005" w:tentative="1">
+      <w:start w:val="1"/>
+      <w:numFmt w:val="bullet"/>
+      <w:lvlText w:val=""/>
+      <w:lvlJc w:val="left"/>
+      <w:pPr>
+        <w:ind w:left="5029" w:hanging="360"/>
+      </w:pPr>
+      <w:rPr>
+        <w:rFonts w:ascii="Wingdings" w:hAnsi="Wingdings" w:hint="default"/>
+      </w:rPr>
+    </w:lvl>
+    <w:lvl w:ilvl="6" w:tplc="04190001" w:tentative="1">
+      <w:start w:val="1"/>
+      <w:numFmt w:val="bullet"/>
+      <w:lvlText w:val=""/>
+      <w:lvlJc w:val="left"/>
+      <w:pPr>
+        <w:ind w:left="5749" w:hanging="360"/>
+      </w:pPr>
+      <w:rPr>
+        <w:rFonts w:ascii="Symbol" w:hAnsi="Symbol" w:hint="default"/>
+      </w:rPr>
+    </w:lvl>
+    <w:lvl w:ilvl="7" w:tplc="04190003" w:tentative="1">
+      <w:start w:val="1"/>
+      <w:numFmt w:val="bullet"/>
+      <w:lvlText w:val="o"/>
+      <w:lvlJc w:val="left"/>
+      <w:pPr>
+        <w:ind w:left="6469" w:hanging="360"/>
+      </w:pPr>
+      <w:rPr>
+        <w:rFonts w:ascii="Courier New" w:hAnsi="Courier New" w:cs="Courier New" w:hint="default"/>
+      </w:rPr>
+    </w:lvl>
+    <w:lvl w:ilvl="8" w:tplc="04190005" w:tentative="1">
+      <w:start w:val="1"/>
+      <w:numFmt w:val="bullet"/>
+      <w:lvlText w:val=""/>
+      <w:lvlJc w:val="left"/>
+      <w:pPr>
+        <w:ind w:left="7189" w:hanging="360"/>
+      </w:pPr>
+      <w:rPr>
+        <w:rFonts w:ascii="Wingdings" w:hAnsi="Wingdings" w:hint="default"/>
+      </w:rPr>
+    </w:lvl>
+  </w:abstractNum>
+  <w:abstractNum w:abstractNumId="11" w15:restartNumberingAfterBreak="0">
+    <w:nsid w:val="4C9A7AE0"/>
+    <w:multiLevelType w:val="hybridMultilevel"/>
+    <w:tmpl w:val="4FFCF6EA"/>
+    <w:lvl w:ilvl="0" w:tplc="04190001">
+      <w:start w:val="1"/>
+      <w:numFmt w:val="bullet"/>
+      <w:lvlText w:val=""/>
+      <w:lvlJc w:val="left"/>
+      <w:pPr>
+        <w:ind w:left="1429" w:hanging="360"/>
+      </w:pPr>
+      <w:rPr>
+        <w:rFonts w:ascii="Symbol" w:hAnsi="Symbol" w:hint="default"/>
+      </w:rPr>
+    </w:lvl>
+    <w:lvl w:ilvl="1" w:tplc="04190003" w:tentative="1">
+      <w:start w:val="1"/>
+      <w:numFmt w:val="bullet"/>
+      <w:lvlText w:val="o"/>
+      <w:lvlJc w:val="left"/>
+      <w:pPr>
+        <w:ind w:left="2149" w:hanging="360"/>
+      </w:pPr>
+      <w:rPr>
+        <w:rFonts w:ascii="Courier New" w:hAnsi="Courier New" w:cs="Courier New" w:hint="default"/>
+      </w:rPr>
+    </w:lvl>
+    <w:lvl w:ilvl="2" w:tplc="04190005" w:tentative="1">
+      <w:start w:val="1"/>
+      <w:numFmt w:val="bullet"/>
+      <w:lvlText w:val=""/>
+      <w:lvlJc w:val="left"/>
+      <w:pPr>
+        <w:ind w:left="2869" w:hanging="360"/>
+      </w:pPr>
+      <w:rPr>
+        <w:rFonts w:ascii="Wingdings" w:hAnsi="Wingdings" w:hint="default"/>
+      </w:rPr>
+    </w:lvl>
+    <w:lvl w:ilvl="3" w:tplc="04190001" w:tentative="1">
+      <w:start w:val="1"/>
+      <w:numFmt w:val="bullet"/>
+      <w:lvlText w:val=""/>
+      <w:lvlJc w:val="left"/>
+      <w:pPr>
+        <w:ind w:left="3589" w:hanging="360"/>
+      </w:pPr>
+      <w:rPr>
+        <w:rFonts w:ascii="Symbol" w:hAnsi="Symbol" w:hint="default"/>
+      </w:rPr>
+    </w:lvl>
+    <w:lvl w:ilvl="4" w:tplc="04190003" w:tentative="1">
+      <w:start w:val="1"/>
+      <w:numFmt w:val="bullet"/>
+      <w:lvlText w:val="o"/>
+      <w:lvlJc w:val="left"/>
+      <w:pPr>
+        <w:ind w:left="4309" w:hanging="360"/>
+      </w:pPr>
+      <w:rPr>
+        <w:rFonts w:ascii="Courier New" w:hAnsi="Courier New" w:cs="Courier New" w:hint="default"/>
+      </w:rPr>
+    </w:lvl>
+    <w:lvl w:ilvl="5" w:tplc="04190005" w:tentative="1">
+      <w:start w:val="1"/>
+      <w:numFmt w:val="bullet"/>
+      <w:lvlText w:val=""/>
+      <w:lvlJc w:val="left"/>
+      <w:pPr>
+        <w:ind w:left="5029" w:hanging="360"/>
+      </w:pPr>
+      <w:rPr>
+        <w:rFonts w:ascii="Wingdings" w:hAnsi="Wingdings" w:hint="default"/>
+      </w:rPr>
+    </w:lvl>
+    <w:lvl w:ilvl="6" w:tplc="04190001" w:tentative="1">
+      <w:start w:val="1"/>
+      <w:numFmt w:val="bullet"/>
+      <w:lvlText w:val=""/>
+      <w:lvlJc w:val="left"/>
+      <w:pPr>
+        <w:ind w:left="5749" w:hanging="360"/>
+      </w:pPr>
+      <w:rPr>
+        <w:rFonts w:ascii="Symbol" w:hAnsi="Symbol" w:hint="default"/>
+      </w:rPr>
+    </w:lvl>
+    <w:lvl w:ilvl="7" w:tplc="04190003" w:tentative="1">
+      <w:start w:val="1"/>
+      <w:numFmt w:val="bullet"/>
+      <w:lvlText w:val="o"/>
+      <w:lvlJc w:val="left"/>
+      <w:pPr>
+        <w:ind w:left="6469" w:hanging="360"/>
+      </w:pPr>
+      <w:rPr>
+        <w:rFonts w:ascii="Courier New" w:hAnsi="Courier New" w:cs="Courier New" w:hint="default"/>
+      </w:rPr>
+    </w:lvl>
+    <w:lvl w:ilvl="8" w:tplc="04190005" w:tentative="1">
+      <w:start w:val="1"/>
+      <w:numFmt w:val="bullet"/>
+      <w:lvlText w:val=""/>
+      <w:lvlJc w:val="left"/>
+      <w:pPr>
+        <w:ind w:left="7189" w:hanging="360"/>
+      </w:pPr>
+      <w:rPr>
+        <w:rFonts w:ascii="Wingdings" w:hAnsi="Wingdings" w:hint="default"/>
+      </w:rPr>
+    </w:lvl>
+  </w:abstractNum>
+  <w:abstractNum w:abstractNumId="12" w15:restartNumberingAfterBreak="0">
     <w:nsid w:val="57EB081D"/>
     <w:multiLevelType w:val="hybridMultilevel"/>
     <w:tmpl w:val="5104651C"/>
@@ -9534,7 +9643,7 @@
       </w:rPr>
     </w:lvl>
   </w:abstractNum>
-  <w:abstractNum w:abstractNumId="7" w15:restartNumberingAfterBreak="0">
+  <w:abstractNum w:abstractNumId="13" w15:restartNumberingAfterBreak="0">
     <w:nsid w:val="6DD42456"/>
     <w:multiLevelType w:val="multilevel"/>
     <w:tmpl w:val="4D9493C2"/>
@@ -9684,28 +9793,46 @@
     </w:lvl>
   </w:abstractNum>
   <w:num w:numId="1" w16cid:durableId="1628513436">
-    <w:abstractNumId w:val="2"/>
+    <w:abstractNumId w:val="3"/>
   </w:num>
   <w:num w:numId="2" w16cid:durableId="831137436">
     <w:abstractNumId w:val="1"/>
   </w:num>
   <w:num w:numId="3" w16cid:durableId="563221975">
-    <w:abstractNumId w:val="4"/>
+    <w:abstractNumId w:val="6"/>
   </w:num>
   <w:num w:numId="4" w16cid:durableId="734740574">
     <w:abstractNumId w:val="0"/>
   </w:num>
   <w:num w:numId="5" w16cid:durableId="2053380452">
-    <w:abstractNumId w:val="6"/>
+    <w:abstractNumId w:val="12"/>
   </w:num>
   <w:num w:numId="6" w16cid:durableId="1685479592">
+    <w:abstractNumId w:val="7"/>
+  </w:num>
+  <w:num w:numId="7" w16cid:durableId="260333024">
     <w:abstractNumId w:val="5"/>
   </w:num>
-  <w:num w:numId="7" w16cid:durableId="260333024">
-    <w:abstractNumId w:val="3"/>
+  <w:num w:numId="8" w16cid:durableId="20787337">
+    <w:abstractNumId w:val="13"/>
   </w:num>
-  <w:num w:numId="8" w16cid:durableId="20787337">
-    <w:abstractNumId w:val="7"/>
+  <w:num w:numId="9" w16cid:durableId="1035691772">
+    <w:abstractNumId w:val="2"/>
+  </w:num>
+  <w:num w:numId="10" w16cid:durableId="564072400">
+    <w:abstractNumId w:val="9"/>
+  </w:num>
+  <w:num w:numId="11" w16cid:durableId="668950382">
+    <w:abstractNumId w:val="10"/>
+  </w:num>
+  <w:num w:numId="12" w16cid:durableId="1981494910">
+    <w:abstractNumId w:val="8"/>
+  </w:num>
+  <w:num w:numId="13" w16cid:durableId="1168860571">
+    <w:abstractNumId w:val="4"/>
+  </w:num>
+  <w:num w:numId="14" w16cid:durableId="9526806">
+    <w:abstractNumId w:val="11"/>
   </w:num>
 </w:numbering>
 </file>
